--- a/Docker Assignment.docx
+++ b/Docker Assignment.docx
@@ -9,25 +9,73 @@
         <w:rPr>
           <w:b/>
           <w:bCs/>
+          <w:u w:val="single"/>
         </w:rPr>
       </w:pPr>
       <w:r>
         <w:rPr>
           <w:b/>
           <w:bCs/>
+          <w:u w:val="single"/>
         </w:rPr>
         <w:t>Docker Assignment</w:t>
       </w:r>
     </w:p>
+    <w:p>
+      <w:pPr>
+        <w:pStyle w:val="Subtitle"/>
+        <w:rPr>
+          <w:b/>
+          <w:bCs/>
+          <w:u w:val="single"/>
+        </w:rPr>
+      </w:pPr>
+    </w:p>
+    <w:p>
+      <w:pPr>
+        <w:pStyle w:val="Subtitle"/>
+        <w:rPr>
+          <w:b/>
+          <w:bCs/>
+          <w:u w:val="single"/>
+        </w:rPr>
+      </w:pPr>
+      <w:r>
+        <w:rPr>
+          <w:b/>
+          <w:bCs/>
+          <w:u w:val="single"/>
+        </w:rPr>
+        <w:t>Commands Used:</w:t>
+      </w:r>
+    </w:p>
     <w:p/>
     <w:p>
       <w:pPr>
         <w:pStyle w:val="ListParagraph"/>
         <w:numPr>
           <w:ilvl w:val="0"/>
-          <w:numId w:val="1"/>
+          <w:numId w:val="2"/>
         </w:numPr>
       </w:pPr>
+      <w:r>
+        <w:t>Application</w:t>
+      </w:r>
+      <w:r>
+        <w:t xml:space="preserve"> </w:t>
+      </w:r>
+      <w:r>
+        <w:t xml:space="preserve">Code </w:t>
+      </w:r>
+      <w:r>
+        <w:t>Generation</w:t>
+      </w:r>
+      <w:r>
+        <w:t>:</w:t>
+      </w:r>
+      <w:r>
+        <w:t xml:space="preserve"> </w:t>
+      </w:r>
       <w:r>
         <w:br/>
       </w:r>
@@ -68,25 +116,33 @@
           </wp:inline>
         </w:drawing>
       </w:r>
-    </w:p>
-    <w:p/>
+      <w:r>
+        <w:br/>
+      </w:r>
+    </w:p>
     <w:p>
       <w:pPr>
         <w:pStyle w:val="ListParagraph"/>
         <w:numPr>
           <w:ilvl w:val="0"/>
-          <w:numId w:val="1"/>
+          <w:numId w:val="2"/>
         </w:numPr>
       </w:pPr>
       <w:r>
+        <w:t xml:space="preserve">Current Application UI: </w:t>
+      </w:r>
+      <w:r>
+        <w:br/>
+      </w:r>
+      <w:r>
         <w:br/>
       </w:r>
       <w:r>
         <w:drawing>
-          <wp:inline distT="0" distB="0" distL="0" distR="0" wp14:anchorId="4541C4B5" wp14:editId="55F2CF3B">
-            <wp:extent cx="5030517" cy="3267075"/>
-            <wp:effectExtent l="0" t="0" r="0" b="0"/>
-            <wp:docPr id="2072079169" name="Picture 1"/>
+          <wp:inline distT="0" distB="0" distL="0" distR="0" wp14:anchorId="030D7761" wp14:editId="268F82B9">
+            <wp:extent cx="6120130" cy="3845774"/>
+            <wp:effectExtent l="0" t="0" r="0" b="2540"/>
+            <wp:docPr id="462980943" name="Picture 1"/>
             <wp:cNvGraphicFramePr>
               <a:graphicFrameLocks xmlns:a="http://schemas.openxmlformats.org/drawingml/2006/main" noChangeAspect="1"/>
             </wp:cNvGraphicFramePr>
@@ -94,7 +150,7 @@
               <a:graphicData uri="http://schemas.openxmlformats.org/drawingml/2006/picture">
                 <pic:pic xmlns:pic="http://schemas.openxmlformats.org/drawingml/2006/picture">
                   <pic:nvPicPr>
-                    <pic:cNvPr id="2072079169" name=""/>
+                    <pic:cNvPr id="462980943" name=""/>
                     <pic:cNvPicPr/>
                   </pic:nvPicPr>
                   <pic:blipFill>
@@ -106,7 +162,7 @@
                   <pic:spPr>
                     <a:xfrm>
                       <a:off x="0" y="0"/>
-                      <a:ext cx="5037594" cy="3271671"/>
+                      <a:ext cx="6120130" cy="3845774"/>
                     </a:xfrm>
                     <a:prstGeom prst="rect">
                       <a:avLst/>
@@ -119,20 +175,244 @@
         </w:drawing>
       </w:r>
     </w:p>
-    <w:p>
-      <w:pPr>
-        <w:pStyle w:val="ListParagraph"/>
-      </w:pPr>
-    </w:p>
     <w:p/>
     <w:p>
       <w:pPr>
         <w:pStyle w:val="ListParagraph"/>
         <w:numPr>
           <w:ilvl w:val="0"/>
-          <w:numId w:val="1"/>
+          <w:numId w:val="2"/>
         </w:numPr>
       </w:pPr>
+      <w:r>
+        <w:lastRenderedPageBreak/>
+        <w:t>Verify Docker Installation</w:t>
+      </w:r>
+      <w:r>
+        <w:t xml:space="preserve"> </w:t>
+      </w:r>
+      <w:r>
+        <w:t xml:space="preserve">- </w:t>
+      </w:r>
+      <w:r>
+        <w:t xml:space="preserve">docker </w:t>
+      </w:r>
+      <w:r>
+        <w:t>--</w:t>
+      </w:r>
+      <w:r>
+        <w:t>version</w:t>
+      </w:r>
+      <w:r>
+        <w:t xml:space="preserve">: </w:t>
+      </w:r>
+      <w:r>
+        <w:br/>
+      </w:r>
+      <w:r>
+        <w:drawing>
+          <wp:inline distT="0" distB="0" distL="0" distR="0" wp14:anchorId="20B9F7BC" wp14:editId="7772D856">
+            <wp:extent cx="5117162" cy="2463800"/>
+            <wp:effectExtent l="0" t="0" r="7620" b="0"/>
+            <wp:docPr id="866651557" name="Picture 1"/>
+            <wp:cNvGraphicFramePr>
+              <a:graphicFrameLocks xmlns:a="http://schemas.openxmlformats.org/drawingml/2006/main" noChangeAspect="1"/>
+            </wp:cNvGraphicFramePr>
+            <a:graphic xmlns:a="http://schemas.openxmlformats.org/drawingml/2006/main">
+              <a:graphicData uri="http://schemas.openxmlformats.org/drawingml/2006/picture">
+                <pic:pic xmlns:pic="http://schemas.openxmlformats.org/drawingml/2006/picture">
+                  <pic:nvPicPr>
+                    <pic:cNvPr id="866651557" name=""/>
+                    <pic:cNvPicPr/>
+                  </pic:nvPicPr>
+                  <pic:blipFill>
+                    <a:blip r:embed="rId7"/>
+                    <a:stretch>
+                      <a:fillRect/>
+                    </a:stretch>
+                  </pic:blipFill>
+                  <pic:spPr>
+                    <a:xfrm>
+                      <a:off x="0" y="0"/>
+                      <a:ext cx="5128257" cy="2469142"/>
+                    </a:xfrm>
+                    <a:prstGeom prst="rect">
+                      <a:avLst/>
+                    </a:prstGeom>
+                  </pic:spPr>
+                </pic:pic>
+              </a:graphicData>
+            </a:graphic>
+          </wp:inline>
+        </w:drawing>
+      </w:r>
+    </w:p>
+    <w:p>
+      <w:pPr>
+        <w:pStyle w:val="ListParagraph"/>
+      </w:pPr>
+    </w:p>
+    <w:p>
+      <w:pPr>
+        <w:pStyle w:val="ListParagraph"/>
+        <w:numPr>
+          <w:ilvl w:val="0"/>
+          <w:numId w:val="2"/>
+        </w:numPr>
+      </w:pPr>
+      <w:r>
+        <w:t>Verify Docker Compose Installation</w:t>
+      </w:r>
+      <w:r>
+        <w:t xml:space="preserve"> - </w:t>
+      </w:r>
+      <w:r>
+        <w:t xml:space="preserve">docker compose </w:t>
+      </w:r>
+      <w:r>
+        <w:t>version</w:t>
+      </w:r>
+      <w:r>
+        <w:t>:</w:t>
+      </w:r>
+      <w:r>
+        <w:rPr>
+          <w:noProof/>
+        </w:rPr>
+        <w:t xml:space="preserve"> </w:t>
+      </w:r>
+      <w:r>
+        <w:drawing>
+          <wp:inline distT="0" distB="0" distL="0" distR="0" wp14:anchorId="77C239F1" wp14:editId="2674869B">
+            <wp:extent cx="5213290" cy="2857500"/>
+            <wp:effectExtent l="0" t="0" r="6985" b="0"/>
+            <wp:docPr id="359034969" name="Picture 1"/>
+            <wp:cNvGraphicFramePr>
+              <a:graphicFrameLocks xmlns:a="http://schemas.openxmlformats.org/drawingml/2006/main" noChangeAspect="1"/>
+            </wp:cNvGraphicFramePr>
+            <a:graphic xmlns:a="http://schemas.openxmlformats.org/drawingml/2006/main">
+              <a:graphicData uri="http://schemas.openxmlformats.org/drawingml/2006/picture">
+                <pic:pic xmlns:pic="http://schemas.openxmlformats.org/drawingml/2006/picture">
+                  <pic:nvPicPr>
+                    <pic:cNvPr id="359034969" name=""/>
+                    <pic:cNvPicPr/>
+                  </pic:nvPicPr>
+                  <pic:blipFill>
+                    <a:blip r:embed="rId8"/>
+                    <a:stretch>
+                      <a:fillRect/>
+                    </a:stretch>
+                  </pic:blipFill>
+                  <pic:spPr>
+                    <a:xfrm>
+                      <a:off x="0" y="0"/>
+                      <a:ext cx="5217306" cy="2859701"/>
+                    </a:xfrm>
+                    <a:prstGeom prst="rect">
+                      <a:avLst/>
+                    </a:prstGeom>
+                  </pic:spPr>
+                </pic:pic>
+              </a:graphicData>
+            </a:graphic>
+          </wp:inline>
+        </w:drawing>
+      </w:r>
+    </w:p>
+    <w:p>
+      <w:pPr>
+        <w:pStyle w:val="ListParagraph"/>
+      </w:pPr>
+    </w:p>
+    <w:p>
+      <w:pPr>
+        <w:pStyle w:val="ListParagraph"/>
+        <w:numPr>
+          <w:ilvl w:val="0"/>
+          <w:numId w:val="2"/>
+        </w:numPr>
+      </w:pPr>
+      <w:r>
+        <w:lastRenderedPageBreak/>
+        <w:t>Verify Docker Using Test Container</w:t>
+      </w:r>
+      <w:r>
+        <w:t xml:space="preserve"> - </w:t>
+      </w:r>
+      <w:r>
+        <w:t>docker run hello-</w:t>
+      </w:r>
+      <w:proofErr w:type="gramStart"/>
+      <w:r>
+        <w:t>world</w:t>
+      </w:r>
+      <w:r>
+        <w:t xml:space="preserve"> :</w:t>
+      </w:r>
+      <w:proofErr w:type="gramEnd"/>
+      <w:r>
+        <w:rPr>
+          <w:noProof/>
+        </w:rPr>
+        <w:t xml:space="preserve"> </w:t>
+      </w:r>
+      <w:r>
+        <w:drawing>
+          <wp:inline distT="0" distB="0" distL="0" distR="0" wp14:anchorId="65678931" wp14:editId="20BCBCA6">
+            <wp:extent cx="5245100" cy="3666019"/>
+            <wp:effectExtent l="0" t="0" r="0" b="0"/>
+            <wp:docPr id="1636441143" name="Picture 1"/>
+            <wp:cNvGraphicFramePr>
+              <a:graphicFrameLocks xmlns:a="http://schemas.openxmlformats.org/drawingml/2006/main" noChangeAspect="1"/>
+            </wp:cNvGraphicFramePr>
+            <a:graphic xmlns:a="http://schemas.openxmlformats.org/drawingml/2006/main">
+              <a:graphicData uri="http://schemas.openxmlformats.org/drawingml/2006/picture">
+                <pic:pic xmlns:pic="http://schemas.openxmlformats.org/drawingml/2006/picture">
+                  <pic:nvPicPr>
+                    <pic:cNvPr id="1636441143" name=""/>
+                    <pic:cNvPicPr/>
+                  </pic:nvPicPr>
+                  <pic:blipFill>
+                    <a:blip r:embed="rId9"/>
+                    <a:stretch>
+                      <a:fillRect/>
+                    </a:stretch>
+                  </pic:blipFill>
+                  <pic:spPr>
+                    <a:xfrm>
+                      <a:off x="0" y="0"/>
+                      <a:ext cx="5252987" cy="3671531"/>
+                    </a:xfrm>
+                    <a:prstGeom prst="rect">
+                      <a:avLst/>
+                    </a:prstGeom>
+                  </pic:spPr>
+                </pic:pic>
+              </a:graphicData>
+            </a:graphic>
+          </wp:inline>
+        </w:drawing>
+      </w:r>
+    </w:p>
+    <w:p>
+      <w:pPr>
+        <w:pStyle w:val="ListParagraph"/>
+      </w:pPr>
+    </w:p>
+    <w:p>
+      <w:pPr>
+        <w:pStyle w:val="ListParagraph"/>
+        <w:numPr>
+          <w:ilvl w:val="0"/>
+          <w:numId w:val="2"/>
+        </w:numPr>
+      </w:pPr>
+      <w:r>
+        <w:t>View Current Project Files – ls</w:t>
+      </w:r>
+      <w:r>
+        <w:t>:</w:t>
+      </w:r>
       <w:r>
         <w:br/>
       </w:r>
@@ -153,7 +433,7 @@
                     <pic:cNvPicPr/>
                   </pic:nvPicPr>
                   <pic:blipFill>
-                    <a:blip r:embed="rId7"/>
+                    <a:blip r:embed="rId10"/>
                     <a:stretch>
                       <a:fillRect/>
                     </a:stretch>
@@ -175,10 +455,2246 @@
       </w:r>
     </w:p>
     <w:p/>
-    <w:p/>
+    <w:p>
+      <w:pPr>
+        <w:pStyle w:val="ListParagraph"/>
+        <w:numPr>
+          <w:ilvl w:val="0"/>
+          <w:numId w:val="2"/>
+        </w:numPr>
+      </w:pPr>
+      <w:r>
+        <w:t>Build Frontend Docker Image</w:t>
+      </w:r>
+      <w:r>
+        <w:t xml:space="preserve"> - </w:t>
+      </w:r>
+      <w:r>
+        <w:t>docker build -t dockerlearning-</w:t>
+      </w:r>
+      <w:proofErr w:type="gramStart"/>
+      <w:r>
+        <w:t>frontend .</w:t>
+      </w:r>
+      <w:proofErr w:type="gramEnd"/>
+      <w:r>
+        <w:t xml:space="preserve"> : </w:t>
+      </w:r>
+      <w:r>
+        <w:br/>
+      </w:r>
+      <w:r>
+        <w:drawing>
+          <wp:inline distT="0" distB="0" distL="0" distR="0" wp14:anchorId="48EA31EB" wp14:editId="34AE4FC4">
+            <wp:extent cx="5905030" cy="3048000"/>
+            <wp:effectExtent l="0" t="0" r="635" b="0"/>
+            <wp:docPr id="261373852" name="Picture 1"/>
+            <wp:cNvGraphicFramePr>
+              <a:graphicFrameLocks xmlns:a="http://schemas.openxmlformats.org/drawingml/2006/main" noChangeAspect="1"/>
+            </wp:cNvGraphicFramePr>
+            <a:graphic xmlns:a="http://schemas.openxmlformats.org/drawingml/2006/main">
+              <a:graphicData uri="http://schemas.openxmlformats.org/drawingml/2006/picture">
+                <pic:pic xmlns:pic="http://schemas.openxmlformats.org/drawingml/2006/picture">
+                  <pic:nvPicPr>
+                    <pic:cNvPr id="261373852" name=""/>
+                    <pic:cNvPicPr/>
+                  </pic:nvPicPr>
+                  <pic:blipFill>
+                    <a:blip r:embed="rId11"/>
+                    <a:stretch>
+                      <a:fillRect/>
+                    </a:stretch>
+                  </pic:blipFill>
+                  <pic:spPr>
+                    <a:xfrm>
+                      <a:off x="0" y="0"/>
+                      <a:ext cx="5915588" cy="3053450"/>
+                    </a:xfrm>
+                    <a:prstGeom prst="rect">
+                      <a:avLst/>
+                    </a:prstGeom>
+                  </pic:spPr>
+                </pic:pic>
+              </a:graphicData>
+            </a:graphic>
+          </wp:inline>
+        </w:drawing>
+      </w:r>
+      <w:r>
+        <w:br/>
+      </w:r>
+    </w:p>
+    <w:p>
+      <w:pPr>
+        <w:pStyle w:val="ListParagraph"/>
+      </w:pPr>
+    </w:p>
+    <w:p>
+      <w:pPr>
+        <w:pStyle w:val="ListParagraph"/>
+        <w:numPr>
+          <w:ilvl w:val="0"/>
+          <w:numId w:val="2"/>
+        </w:numPr>
+      </w:pPr>
+      <w:r>
+        <w:lastRenderedPageBreak/>
+        <w:t>Build Backend Docker Image</w:t>
+      </w:r>
+      <w:r>
+        <w:t xml:space="preserve"> - </w:t>
+      </w:r>
+      <w:r>
+        <w:t>docker build -t dockerlearning-</w:t>
+      </w:r>
+      <w:proofErr w:type="gramStart"/>
+      <w:r>
+        <w:t>backend .</w:t>
+      </w:r>
+      <w:proofErr w:type="gramEnd"/>
+      <w:r>
+        <w:t xml:space="preserve"> :</w:t>
+      </w:r>
+      <w:r>
+        <w:br/>
+      </w:r>
+      <w:r>
+        <w:drawing>
+          <wp:inline distT="0" distB="0" distL="0" distR="0" wp14:anchorId="5D370220" wp14:editId="32E79613">
+            <wp:extent cx="5980814" cy="2924175"/>
+            <wp:effectExtent l="0" t="0" r="1270" b="0"/>
+            <wp:docPr id="2057836789" name="Picture 1"/>
+            <wp:cNvGraphicFramePr>
+              <a:graphicFrameLocks xmlns:a="http://schemas.openxmlformats.org/drawingml/2006/main" noChangeAspect="1"/>
+            </wp:cNvGraphicFramePr>
+            <a:graphic xmlns:a="http://schemas.openxmlformats.org/drawingml/2006/main">
+              <a:graphicData uri="http://schemas.openxmlformats.org/drawingml/2006/picture">
+                <pic:pic xmlns:pic="http://schemas.openxmlformats.org/drawingml/2006/picture">
+                  <pic:nvPicPr>
+                    <pic:cNvPr id="2057836789" name=""/>
+                    <pic:cNvPicPr/>
+                  </pic:nvPicPr>
+                  <pic:blipFill>
+                    <a:blip r:embed="rId12"/>
+                    <a:stretch>
+                      <a:fillRect/>
+                    </a:stretch>
+                  </pic:blipFill>
+                  <pic:spPr>
+                    <a:xfrm>
+                      <a:off x="0" y="0"/>
+                      <a:ext cx="5991226" cy="2929266"/>
+                    </a:xfrm>
+                    <a:prstGeom prst="rect">
+                      <a:avLst/>
+                    </a:prstGeom>
+                  </pic:spPr>
+                </pic:pic>
+              </a:graphicData>
+            </a:graphic>
+          </wp:inline>
+        </w:drawing>
+      </w:r>
+    </w:p>
+    <w:p>
+      <w:pPr>
+        <w:pStyle w:val="ListParagraph"/>
+      </w:pPr>
+    </w:p>
+    <w:p>
+      <w:pPr>
+        <w:pStyle w:val="ListParagraph"/>
+        <w:numPr>
+          <w:ilvl w:val="0"/>
+          <w:numId w:val="2"/>
+        </w:numPr>
+      </w:pPr>
+      <w:r>
+        <w:t>Run Frontend Container</w:t>
+      </w:r>
+      <w:r>
+        <w:t xml:space="preserve"> - </w:t>
+      </w:r>
+      <w:r>
+        <w:t>docker run -d -p 8081:8080 --name frontend-container dockerlearning-</w:t>
+      </w:r>
+      <w:proofErr w:type="gramStart"/>
+      <w:r>
+        <w:t>frontend</w:t>
+      </w:r>
+      <w:r>
+        <w:t xml:space="preserve"> :</w:t>
+      </w:r>
+      <w:proofErr w:type="gramEnd"/>
+      <w:r>
+        <w:t xml:space="preserve"> </w:t>
+      </w:r>
+      <w:r>
+        <w:br/>
+      </w:r>
+      <w:r>
+        <w:drawing>
+          <wp:inline distT="0" distB="0" distL="0" distR="0" wp14:anchorId="5D85CB66" wp14:editId="34B028D1">
+            <wp:extent cx="6479540" cy="1605280"/>
+            <wp:effectExtent l="0" t="0" r="0" b="0"/>
+            <wp:docPr id="491837427" name="Picture 1"/>
+            <wp:cNvGraphicFramePr>
+              <a:graphicFrameLocks xmlns:a="http://schemas.openxmlformats.org/drawingml/2006/main" noChangeAspect="1"/>
+            </wp:cNvGraphicFramePr>
+            <a:graphic xmlns:a="http://schemas.openxmlformats.org/drawingml/2006/main">
+              <a:graphicData uri="http://schemas.openxmlformats.org/drawingml/2006/picture">
+                <pic:pic xmlns:pic="http://schemas.openxmlformats.org/drawingml/2006/picture">
+                  <pic:nvPicPr>
+                    <pic:cNvPr id="491837427" name=""/>
+                    <pic:cNvPicPr/>
+                  </pic:nvPicPr>
+                  <pic:blipFill>
+                    <a:blip r:embed="rId13"/>
+                    <a:stretch>
+                      <a:fillRect/>
+                    </a:stretch>
+                  </pic:blipFill>
+                  <pic:spPr>
+                    <a:xfrm>
+                      <a:off x="0" y="0"/>
+                      <a:ext cx="6479540" cy="1605280"/>
+                    </a:xfrm>
+                    <a:prstGeom prst="rect">
+                      <a:avLst/>
+                    </a:prstGeom>
+                  </pic:spPr>
+                </pic:pic>
+              </a:graphicData>
+            </a:graphic>
+          </wp:inline>
+        </w:drawing>
+      </w:r>
+    </w:p>
+    <w:p>
+      <w:pPr>
+        <w:pStyle w:val="ListParagraph"/>
+      </w:pPr>
+    </w:p>
+    <w:p>
+      <w:pPr>
+        <w:pStyle w:val="ListParagraph"/>
+        <w:numPr>
+          <w:ilvl w:val="0"/>
+          <w:numId w:val="2"/>
+        </w:numPr>
+      </w:pPr>
+      <w:r>
+        <w:t>Run Backend Container</w:t>
+      </w:r>
+      <w:r>
+        <w:t xml:space="preserve"> - </w:t>
+      </w:r>
+      <w:r>
+        <w:t>docker run -d -p 8082:8080 --name backend-container dockerlearning-</w:t>
+      </w:r>
+      <w:proofErr w:type="gramStart"/>
+      <w:r>
+        <w:t>backend</w:t>
+      </w:r>
+      <w:r>
+        <w:t xml:space="preserve"> :</w:t>
+      </w:r>
+      <w:proofErr w:type="gramEnd"/>
+      <w:r>
+        <w:drawing>
+          <wp:inline distT="0" distB="0" distL="0" distR="0" wp14:anchorId="389772C8" wp14:editId="7619541D">
+            <wp:extent cx="6464300" cy="676585"/>
+            <wp:effectExtent l="0" t="0" r="0" b="9525"/>
+            <wp:docPr id="564899533" name="Picture 1"/>
+            <wp:cNvGraphicFramePr>
+              <a:graphicFrameLocks xmlns:a="http://schemas.openxmlformats.org/drawingml/2006/main" noChangeAspect="1"/>
+            </wp:cNvGraphicFramePr>
+            <a:graphic xmlns:a="http://schemas.openxmlformats.org/drawingml/2006/main">
+              <a:graphicData uri="http://schemas.openxmlformats.org/drawingml/2006/picture">
+                <pic:pic xmlns:pic="http://schemas.openxmlformats.org/drawingml/2006/picture">
+                  <pic:nvPicPr>
+                    <pic:cNvPr id="564899533" name=""/>
+                    <pic:cNvPicPr/>
+                  </pic:nvPicPr>
+                  <pic:blipFill>
+                    <a:blip r:embed="rId14"/>
+                    <a:stretch>
+                      <a:fillRect/>
+                    </a:stretch>
+                  </pic:blipFill>
+                  <pic:spPr>
+                    <a:xfrm>
+                      <a:off x="0" y="0"/>
+                      <a:ext cx="6572858" cy="687947"/>
+                    </a:xfrm>
+                    <a:prstGeom prst="rect">
+                      <a:avLst/>
+                    </a:prstGeom>
+                  </pic:spPr>
+                </pic:pic>
+              </a:graphicData>
+            </a:graphic>
+          </wp:inline>
+        </w:drawing>
+      </w:r>
+    </w:p>
+    <w:p>
+      <w:pPr>
+        <w:pStyle w:val="ListParagraph"/>
+      </w:pPr>
+    </w:p>
+    <w:p>
+      <w:pPr>
+        <w:pStyle w:val="ListParagraph"/>
+        <w:numPr>
+          <w:ilvl w:val="0"/>
+          <w:numId w:val="2"/>
+        </w:numPr>
+      </w:pPr>
+      <w:r>
+        <w:t>List Running Containers</w:t>
+      </w:r>
+      <w:r>
+        <w:t xml:space="preserve"> - </w:t>
+      </w:r>
+      <w:r>
+        <w:t xml:space="preserve">docker </w:t>
+      </w:r>
+      <w:proofErr w:type="gramStart"/>
+      <w:r>
+        <w:t>ps</w:t>
+      </w:r>
+      <w:r>
+        <w:t xml:space="preserve"> :</w:t>
+      </w:r>
+      <w:proofErr w:type="gramEnd"/>
+    </w:p>
+    <w:p>
+      <w:pPr>
+        <w:pStyle w:val="ListParagraph"/>
+      </w:pPr>
+    </w:p>
+    <w:p>
+      <w:pPr>
+        <w:pStyle w:val="ListParagraph"/>
+      </w:pPr>
+      <w:r>
+        <w:drawing>
+          <wp:inline distT="0" distB="0" distL="0" distR="0" wp14:anchorId="7EE3A467" wp14:editId="046A1781">
+            <wp:extent cx="6479540" cy="576580"/>
+            <wp:effectExtent l="0" t="0" r="0" b="0"/>
+            <wp:docPr id="1345654151" name="Picture 1"/>
+            <wp:cNvGraphicFramePr>
+              <a:graphicFrameLocks xmlns:a="http://schemas.openxmlformats.org/drawingml/2006/main" noChangeAspect="1"/>
+            </wp:cNvGraphicFramePr>
+            <a:graphic xmlns:a="http://schemas.openxmlformats.org/drawingml/2006/main">
+              <a:graphicData uri="http://schemas.openxmlformats.org/drawingml/2006/picture">
+                <pic:pic xmlns:pic="http://schemas.openxmlformats.org/drawingml/2006/picture">
+                  <pic:nvPicPr>
+                    <pic:cNvPr id="1345654151" name=""/>
+                    <pic:cNvPicPr/>
+                  </pic:nvPicPr>
+                  <pic:blipFill>
+                    <a:blip r:embed="rId15"/>
+                    <a:stretch>
+                      <a:fillRect/>
+                    </a:stretch>
+                  </pic:blipFill>
+                  <pic:spPr>
+                    <a:xfrm>
+                      <a:off x="0" y="0"/>
+                      <a:ext cx="6479540" cy="576580"/>
+                    </a:xfrm>
+                    <a:prstGeom prst="rect">
+                      <a:avLst/>
+                    </a:prstGeom>
+                  </pic:spPr>
+                </pic:pic>
+              </a:graphicData>
+            </a:graphic>
+          </wp:inline>
+        </w:drawing>
+      </w:r>
+      <w:r>
+        <w:br/>
+      </w:r>
+    </w:p>
+    <w:p>
+      <w:pPr>
+        <w:pStyle w:val="ListParagraph"/>
+      </w:pPr>
+    </w:p>
+    <w:p>
+      <w:pPr>
+        <w:pStyle w:val="ListParagraph"/>
+        <w:numPr>
+          <w:ilvl w:val="0"/>
+          <w:numId w:val="2"/>
+        </w:numPr>
+      </w:pPr>
+      <w:r>
+        <w:t>View Container Logs</w:t>
+      </w:r>
+      <w:r>
+        <w:t xml:space="preserve"> </w:t>
+      </w:r>
+      <w:r>
+        <w:t>-</w:t>
+      </w:r>
+      <w:r>
+        <w:br/>
+      </w:r>
+      <w:r>
+        <w:t xml:space="preserve"> </w:t>
+      </w:r>
+      <w:r>
+        <w:t>docker logs frontend-</w:t>
+      </w:r>
+      <w:r>
+        <w:t>container</w:t>
+      </w:r>
+      <w:r>
+        <w:t>:</w:t>
+      </w:r>
+      <w:r>
+        <w:br/>
+      </w:r>
+      <w:r>
+        <w:lastRenderedPageBreak/>
+        <w:drawing>
+          <wp:inline distT="0" distB="0" distL="0" distR="0" wp14:anchorId="23C7DF49" wp14:editId="03DA0D83">
+            <wp:extent cx="6479540" cy="1024255"/>
+            <wp:effectExtent l="0" t="0" r="0" b="4445"/>
+            <wp:docPr id="1263684584" name="Picture 1"/>
+            <wp:cNvGraphicFramePr>
+              <a:graphicFrameLocks xmlns:a="http://schemas.openxmlformats.org/drawingml/2006/main" noChangeAspect="1"/>
+            </wp:cNvGraphicFramePr>
+            <a:graphic xmlns:a="http://schemas.openxmlformats.org/drawingml/2006/main">
+              <a:graphicData uri="http://schemas.openxmlformats.org/drawingml/2006/picture">
+                <pic:pic xmlns:pic="http://schemas.openxmlformats.org/drawingml/2006/picture">
+                  <pic:nvPicPr>
+                    <pic:cNvPr id="1263684584" name=""/>
+                    <pic:cNvPicPr/>
+                  </pic:nvPicPr>
+                  <pic:blipFill>
+                    <a:blip r:embed="rId16"/>
+                    <a:stretch>
+                      <a:fillRect/>
+                    </a:stretch>
+                  </pic:blipFill>
+                  <pic:spPr>
+                    <a:xfrm>
+                      <a:off x="0" y="0"/>
+                      <a:ext cx="6479540" cy="1024255"/>
+                    </a:xfrm>
+                    <a:prstGeom prst="rect">
+                      <a:avLst/>
+                    </a:prstGeom>
+                  </pic:spPr>
+                </pic:pic>
+              </a:graphicData>
+            </a:graphic>
+          </wp:inline>
+        </w:drawing>
+      </w:r>
+      <w:r>
+        <w:br/>
+      </w:r>
+      <w:r>
+        <w:br/>
+      </w:r>
+      <w:r>
+        <w:t>docker logs backend-</w:t>
+      </w:r>
+      <w:proofErr w:type="gramStart"/>
+      <w:r>
+        <w:t>container</w:t>
+      </w:r>
+      <w:r>
+        <w:t xml:space="preserve"> :</w:t>
+      </w:r>
+      <w:proofErr w:type="gramEnd"/>
+      <w:r>
+        <w:br/>
+      </w:r>
+      <w:r>
+        <w:br/>
+      </w:r>
+      <w:r>
+        <w:drawing>
+          <wp:inline distT="0" distB="0" distL="0" distR="0" wp14:anchorId="365166A0" wp14:editId="705F6E5D">
+            <wp:extent cx="6479540" cy="1224280"/>
+            <wp:effectExtent l="0" t="0" r="0" b="0"/>
+            <wp:docPr id="1670164930" name="Picture 1"/>
+            <wp:cNvGraphicFramePr>
+              <a:graphicFrameLocks xmlns:a="http://schemas.openxmlformats.org/drawingml/2006/main" noChangeAspect="1"/>
+            </wp:cNvGraphicFramePr>
+            <a:graphic xmlns:a="http://schemas.openxmlformats.org/drawingml/2006/main">
+              <a:graphicData uri="http://schemas.openxmlformats.org/drawingml/2006/picture">
+                <pic:pic xmlns:pic="http://schemas.openxmlformats.org/drawingml/2006/picture">
+                  <pic:nvPicPr>
+                    <pic:cNvPr id="1670164930" name=""/>
+                    <pic:cNvPicPr/>
+                  </pic:nvPicPr>
+                  <pic:blipFill>
+                    <a:blip r:embed="rId17"/>
+                    <a:stretch>
+                      <a:fillRect/>
+                    </a:stretch>
+                  </pic:blipFill>
+                  <pic:spPr>
+                    <a:xfrm>
+                      <a:off x="0" y="0"/>
+                      <a:ext cx="6479540" cy="1224280"/>
+                    </a:xfrm>
+                    <a:prstGeom prst="rect">
+                      <a:avLst/>
+                    </a:prstGeom>
+                  </pic:spPr>
+                </pic:pic>
+              </a:graphicData>
+            </a:graphic>
+          </wp:inline>
+        </w:drawing>
+      </w:r>
+    </w:p>
+    <w:p>
+      <w:pPr>
+        <w:pStyle w:val="ListParagraph"/>
+        <w:numPr>
+          <w:ilvl w:val="0"/>
+          <w:numId w:val="2"/>
+        </w:numPr>
+        <w:ind w:firstLine="720"/>
+      </w:pPr>
+      <w:r>
+        <w:t>Inspect Container Details</w:t>
+      </w:r>
+      <w:r>
+        <w:t xml:space="preserve"> - </w:t>
+      </w:r>
+      <w:r>
+        <w:br/>
+      </w:r>
+      <w:r>
+        <w:t>docker inspect frontend-</w:t>
+      </w:r>
+      <w:proofErr w:type="gramStart"/>
+      <w:r>
+        <w:t>container</w:t>
+      </w:r>
+      <w:r>
+        <w:t xml:space="preserve"> :</w:t>
+      </w:r>
+      <w:proofErr w:type="gramEnd"/>
+      <w:r>
+        <w:t xml:space="preserve"> </w:t>
+      </w:r>
+      <w:r>
+        <w:drawing>
+          <wp:inline distT="0" distB="0" distL="0" distR="0" wp14:anchorId="0509FDD0" wp14:editId="469908AF">
+            <wp:extent cx="5937186" cy="2495550"/>
+            <wp:effectExtent l="0" t="0" r="6985" b="0"/>
+            <wp:docPr id="843274223" name="Picture 1"/>
+            <wp:cNvGraphicFramePr>
+              <a:graphicFrameLocks xmlns:a="http://schemas.openxmlformats.org/drawingml/2006/main" noChangeAspect="1"/>
+            </wp:cNvGraphicFramePr>
+            <a:graphic xmlns:a="http://schemas.openxmlformats.org/drawingml/2006/main">
+              <a:graphicData uri="http://schemas.openxmlformats.org/drawingml/2006/picture">
+                <pic:pic xmlns:pic="http://schemas.openxmlformats.org/drawingml/2006/picture">
+                  <pic:nvPicPr>
+                    <pic:cNvPr id="843274223" name=""/>
+                    <pic:cNvPicPr/>
+                  </pic:nvPicPr>
+                  <pic:blipFill>
+                    <a:blip r:embed="rId18"/>
+                    <a:stretch>
+                      <a:fillRect/>
+                    </a:stretch>
+                  </pic:blipFill>
+                  <pic:spPr>
+                    <a:xfrm>
+                      <a:off x="0" y="0"/>
+                      <a:ext cx="5942090" cy="2497611"/>
+                    </a:xfrm>
+                    <a:prstGeom prst="rect">
+                      <a:avLst/>
+                    </a:prstGeom>
+                  </pic:spPr>
+                </pic:pic>
+              </a:graphicData>
+            </a:graphic>
+          </wp:inline>
+        </w:drawing>
+      </w:r>
+      <w:r>
+        <w:br/>
+      </w:r>
+      <w:r>
+        <w:br/>
+      </w:r>
+      <w:r>
+        <w:br/>
+      </w:r>
+      <w:r>
+        <w:t>docker inspect backend-</w:t>
+      </w:r>
+      <w:proofErr w:type="gramStart"/>
+      <w:r>
+        <w:t>container</w:t>
+      </w:r>
+      <w:r>
+        <w:t xml:space="preserve"> :</w:t>
+      </w:r>
+      <w:proofErr w:type="gramEnd"/>
+      <w:r>
+        <w:drawing>
+          <wp:inline distT="0" distB="0" distL="0" distR="0" wp14:anchorId="24C321BA" wp14:editId="51810BE4">
+            <wp:extent cx="4229421" cy="2409825"/>
+            <wp:effectExtent l="0" t="0" r="0" b="0"/>
+            <wp:docPr id="986145293" name="Picture 1"/>
+            <wp:cNvGraphicFramePr>
+              <a:graphicFrameLocks xmlns:a="http://schemas.openxmlformats.org/drawingml/2006/main" noChangeAspect="1"/>
+            </wp:cNvGraphicFramePr>
+            <a:graphic xmlns:a="http://schemas.openxmlformats.org/drawingml/2006/main">
+              <a:graphicData uri="http://schemas.openxmlformats.org/drawingml/2006/picture">
+                <pic:pic xmlns:pic="http://schemas.openxmlformats.org/drawingml/2006/picture">
+                  <pic:nvPicPr>
+                    <pic:cNvPr id="986145293" name=""/>
+                    <pic:cNvPicPr/>
+                  </pic:nvPicPr>
+                  <pic:blipFill>
+                    <a:blip r:embed="rId19"/>
+                    <a:stretch>
+                      <a:fillRect/>
+                    </a:stretch>
+                  </pic:blipFill>
+                  <pic:spPr>
+                    <a:xfrm>
+                      <a:off x="0" y="0"/>
+                      <a:ext cx="4271770" cy="2433955"/>
+                    </a:xfrm>
+                    <a:prstGeom prst="rect">
+                      <a:avLst/>
+                    </a:prstGeom>
+                  </pic:spPr>
+                </pic:pic>
+              </a:graphicData>
+            </a:graphic>
+          </wp:inline>
+        </w:drawing>
+      </w:r>
+      <w:r>
+        <w:br/>
+      </w:r>
+    </w:p>
+    <w:p>
+      <w:pPr>
+        <w:pStyle w:val="ListParagraph"/>
+      </w:pPr>
+    </w:p>
+    <w:p>
+      <w:pPr>
+        <w:pStyle w:val="ListParagraph"/>
+      </w:pPr>
+    </w:p>
+    <w:p>
+      <w:pPr>
+        <w:pStyle w:val="ListParagraph"/>
+        <w:numPr>
+          <w:ilvl w:val="0"/>
+          <w:numId w:val="2"/>
+        </w:numPr>
+      </w:pPr>
+      <w:r>
+        <w:t>Stop Containers</w:t>
+      </w:r>
+      <w:r>
+        <w:t xml:space="preserve"> - </w:t>
+      </w:r>
+      <w:r>
+        <w:t>docker stop frontend-</w:t>
+      </w:r>
+      <w:proofErr w:type="gramStart"/>
+      <w:r>
+        <w:t>container</w:t>
+      </w:r>
+      <w:r>
+        <w:t xml:space="preserve"> ,</w:t>
+      </w:r>
+      <w:proofErr w:type="gramEnd"/>
+      <w:r>
+        <w:t xml:space="preserve"> </w:t>
+      </w:r>
+      <w:r>
+        <w:t>docker stop backend-</w:t>
+      </w:r>
+      <w:proofErr w:type="gramStart"/>
+      <w:r>
+        <w:t>container</w:t>
+      </w:r>
+      <w:r>
+        <w:t xml:space="preserve"> :</w:t>
+      </w:r>
+      <w:proofErr w:type="gramEnd"/>
+      <w:r>
+        <w:br/>
+      </w:r>
+      <w:r>
+        <w:drawing>
+          <wp:inline distT="0" distB="0" distL="0" distR="0" wp14:anchorId="19AF33B9" wp14:editId="6E5E005B">
+            <wp:extent cx="5988050" cy="685165"/>
+            <wp:effectExtent l="0" t="0" r="0" b="635"/>
+            <wp:docPr id="374338031" name="Picture 1"/>
+            <wp:cNvGraphicFramePr>
+              <a:graphicFrameLocks xmlns:a="http://schemas.openxmlformats.org/drawingml/2006/main" noChangeAspect="1"/>
+            </wp:cNvGraphicFramePr>
+            <a:graphic xmlns:a="http://schemas.openxmlformats.org/drawingml/2006/main">
+              <a:graphicData uri="http://schemas.openxmlformats.org/drawingml/2006/picture">
+                <pic:pic xmlns:pic="http://schemas.openxmlformats.org/drawingml/2006/picture">
+                  <pic:nvPicPr>
+                    <pic:cNvPr id="374338031" name=""/>
+                    <pic:cNvPicPr/>
+                  </pic:nvPicPr>
+                  <pic:blipFill>
+                    <a:blip r:embed="rId20"/>
+                    <a:stretch>
+                      <a:fillRect/>
+                    </a:stretch>
+                  </pic:blipFill>
+                  <pic:spPr>
+                    <a:xfrm>
+                      <a:off x="0" y="0"/>
+                      <a:ext cx="5988050" cy="685165"/>
+                    </a:xfrm>
+                    <a:prstGeom prst="rect">
+                      <a:avLst/>
+                    </a:prstGeom>
+                  </pic:spPr>
+                </pic:pic>
+              </a:graphicData>
+            </a:graphic>
+          </wp:inline>
+        </w:drawing>
+      </w:r>
+      <w:r>
+        <w:br/>
+      </w:r>
+    </w:p>
+    <w:p>
+      <w:pPr>
+        <w:pStyle w:val="ListParagraph"/>
+        <w:numPr>
+          <w:ilvl w:val="0"/>
+          <w:numId w:val="2"/>
+        </w:numPr>
+      </w:pPr>
+      <w:r>
+        <w:t>Start Containers</w:t>
+      </w:r>
+      <w:r>
+        <w:t xml:space="preserve"> - </w:t>
+      </w:r>
+      <w:r>
+        <w:t>docker start frontend-</w:t>
+      </w:r>
+      <w:proofErr w:type="gramStart"/>
+      <w:r>
+        <w:t>container</w:t>
+      </w:r>
+      <w:r>
+        <w:t xml:space="preserve"> ,</w:t>
+      </w:r>
+      <w:proofErr w:type="gramEnd"/>
+      <w:r>
+        <w:t xml:space="preserve"> </w:t>
+      </w:r>
+      <w:r>
+        <w:t>docker start backend-</w:t>
+      </w:r>
+      <w:proofErr w:type="gramStart"/>
+      <w:r>
+        <w:t>container</w:t>
+      </w:r>
+      <w:r>
+        <w:t xml:space="preserve"> :</w:t>
+      </w:r>
+      <w:proofErr w:type="gramEnd"/>
+      <w:r>
+        <w:rPr>
+          <w:noProof/>
+        </w:rPr>
+        <w:t xml:space="preserve"> </w:t>
+      </w:r>
+      <w:r>
+        <w:drawing>
+          <wp:inline distT="0" distB="0" distL="0" distR="0" wp14:anchorId="584BA103" wp14:editId="173D92D7">
+            <wp:extent cx="6026150" cy="541020"/>
+            <wp:effectExtent l="0" t="0" r="0" b="0"/>
+            <wp:docPr id="628103368" name="Picture 1"/>
+            <wp:cNvGraphicFramePr>
+              <a:graphicFrameLocks xmlns:a="http://schemas.openxmlformats.org/drawingml/2006/main" noChangeAspect="1"/>
+            </wp:cNvGraphicFramePr>
+            <a:graphic xmlns:a="http://schemas.openxmlformats.org/drawingml/2006/main">
+              <a:graphicData uri="http://schemas.openxmlformats.org/drawingml/2006/picture">
+                <pic:pic xmlns:pic="http://schemas.openxmlformats.org/drawingml/2006/picture">
+                  <pic:nvPicPr>
+                    <pic:cNvPr id="628103368" name=""/>
+                    <pic:cNvPicPr/>
+                  </pic:nvPicPr>
+                  <pic:blipFill>
+                    <a:blip r:embed="rId21"/>
+                    <a:stretch>
+                      <a:fillRect/>
+                    </a:stretch>
+                  </pic:blipFill>
+                  <pic:spPr>
+                    <a:xfrm>
+                      <a:off x="0" y="0"/>
+                      <a:ext cx="6026150" cy="541020"/>
+                    </a:xfrm>
+                    <a:prstGeom prst="rect">
+                      <a:avLst/>
+                    </a:prstGeom>
+                  </pic:spPr>
+                </pic:pic>
+              </a:graphicData>
+            </a:graphic>
+          </wp:inline>
+        </w:drawing>
+      </w:r>
+      <w:r>
+        <w:rPr>
+          <w:noProof/>
+        </w:rPr>
+        <w:br/>
+      </w:r>
+    </w:p>
+    <w:p>
+      <w:pPr>
+        <w:pStyle w:val="ListParagraph"/>
+        <w:numPr>
+          <w:ilvl w:val="0"/>
+          <w:numId w:val="2"/>
+        </w:numPr>
+      </w:pPr>
+      <w:r>
+        <w:t>Remove Containers</w:t>
+      </w:r>
+      <w:r>
+        <w:t xml:space="preserve"> </w:t>
+      </w:r>
+      <w:r>
+        <w:t xml:space="preserve">- </w:t>
+      </w:r>
+      <w:r>
+        <w:t>docker rm frontend-container</w:t>
+      </w:r>
+      <w:r>
+        <w:t xml:space="preserve">, </w:t>
+      </w:r>
+      <w:r>
+        <w:t>docker rm backend-</w:t>
+      </w:r>
+      <w:proofErr w:type="gramStart"/>
+      <w:r>
+        <w:t>container</w:t>
+      </w:r>
+      <w:r>
+        <w:t xml:space="preserve"> :</w:t>
+      </w:r>
+      <w:proofErr w:type="gramEnd"/>
+      <w:r>
+        <w:t xml:space="preserve"> </w:t>
+      </w:r>
+      <w:r>
+        <w:drawing>
+          <wp:inline distT="0" distB="0" distL="0" distR="0" wp14:anchorId="158863D2" wp14:editId="1E8BFE5A">
+            <wp:extent cx="6064250" cy="577850"/>
+            <wp:effectExtent l="0" t="0" r="0" b="0"/>
+            <wp:docPr id="1362096451" name="Picture 1"/>
+            <wp:cNvGraphicFramePr>
+              <a:graphicFrameLocks xmlns:a="http://schemas.openxmlformats.org/drawingml/2006/main" noChangeAspect="1"/>
+            </wp:cNvGraphicFramePr>
+            <a:graphic xmlns:a="http://schemas.openxmlformats.org/drawingml/2006/main">
+              <a:graphicData uri="http://schemas.openxmlformats.org/drawingml/2006/picture">
+                <pic:pic xmlns:pic="http://schemas.openxmlformats.org/drawingml/2006/picture">
+                  <pic:nvPicPr>
+                    <pic:cNvPr id="1362096451" name=""/>
+                    <pic:cNvPicPr/>
+                  </pic:nvPicPr>
+                  <pic:blipFill>
+                    <a:blip r:embed="rId22"/>
+                    <a:stretch>
+                      <a:fillRect/>
+                    </a:stretch>
+                  </pic:blipFill>
+                  <pic:spPr>
+                    <a:xfrm>
+                      <a:off x="0" y="0"/>
+                      <a:ext cx="6064250" cy="577850"/>
+                    </a:xfrm>
+                    <a:prstGeom prst="rect">
+                      <a:avLst/>
+                    </a:prstGeom>
+                  </pic:spPr>
+                </pic:pic>
+              </a:graphicData>
+            </a:graphic>
+          </wp:inline>
+        </w:drawing>
+      </w:r>
+      <w:r>
+        <w:br/>
+      </w:r>
+      <w:r>
+        <w:br/>
+      </w:r>
+    </w:p>
+    <w:p>
+      <w:pPr>
+        <w:pStyle w:val="ListParagraph"/>
+        <w:numPr>
+          <w:ilvl w:val="0"/>
+          <w:numId w:val="2"/>
+        </w:numPr>
+      </w:pPr>
+      <w:r>
+        <w:t>Run Multi-Container Application Using Docker Compose</w:t>
+      </w:r>
+      <w:r>
+        <w:t xml:space="preserve"> - </w:t>
+      </w:r>
+      <w:r>
+        <w:t xml:space="preserve">docker compose up -d </w:t>
+      </w:r>
+      <w:r>
+        <w:t>--</w:t>
+      </w:r>
+      <w:r>
+        <w:t>build</w:t>
+      </w:r>
+      <w:r>
+        <w:t>:</w:t>
+      </w:r>
+      <w:r>
+        <w:drawing>
+          <wp:inline distT="0" distB="0" distL="0" distR="0" wp14:anchorId="45751D49" wp14:editId="3D2EACBC">
+            <wp:extent cx="5359400" cy="3389801"/>
+            <wp:effectExtent l="0" t="0" r="0" b="1270"/>
+            <wp:docPr id="63846342" name="Picture 1"/>
+            <wp:cNvGraphicFramePr>
+              <a:graphicFrameLocks xmlns:a="http://schemas.openxmlformats.org/drawingml/2006/main" noChangeAspect="1"/>
+            </wp:cNvGraphicFramePr>
+            <a:graphic xmlns:a="http://schemas.openxmlformats.org/drawingml/2006/main">
+              <a:graphicData uri="http://schemas.openxmlformats.org/drawingml/2006/picture">
+                <pic:pic xmlns:pic="http://schemas.openxmlformats.org/drawingml/2006/picture">
+                  <pic:nvPicPr>
+                    <pic:cNvPr id="63846342" name=""/>
+                    <pic:cNvPicPr/>
+                  </pic:nvPicPr>
+                  <pic:blipFill>
+                    <a:blip r:embed="rId23"/>
+                    <a:stretch>
+                      <a:fillRect/>
+                    </a:stretch>
+                  </pic:blipFill>
+                  <pic:spPr>
+                    <a:xfrm>
+                      <a:off x="0" y="0"/>
+                      <a:ext cx="5368055" cy="3395275"/>
+                    </a:xfrm>
+                    <a:prstGeom prst="rect">
+                      <a:avLst/>
+                    </a:prstGeom>
+                  </pic:spPr>
+                </pic:pic>
+              </a:graphicData>
+            </a:graphic>
+          </wp:inline>
+        </w:drawing>
+      </w:r>
+      <w:r>
+        <w:br/>
+      </w:r>
+    </w:p>
+    <w:p>
+      <w:pPr>
+        <w:pStyle w:val="ListParagraph"/>
+        <w:numPr>
+          <w:ilvl w:val="0"/>
+          <w:numId w:val="2"/>
+        </w:numPr>
+      </w:pPr>
+      <w:r>
+        <w:t>Verify Docker Compose Containers</w:t>
+      </w:r>
+      <w:r>
+        <w:t xml:space="preserve"> - </w:t>
+      </w:r>
+      <w:r>
+        <w:t xml:space="preserve">docker compose </w:t>
+      </w:r>
+      <w:proofErr w:type="gramStart"/>
+      <w:r>
+        <w:t>ps</w:t>
+      </w:r>
+      <w:r>
+        <w:t xml:space="preserve"> :</w:t>
+      </w:r>
+      <w:proofErr w:type="gramEnd"/>
+      <w:r>
+        <w:t xml:space="preserve"> </w:t>
+      </w:r>
+      <w:r>
+        <w:br/>
+      </w:r>
+      <w:r>
+        <w:br/>
+      </w:r>
+      <w:r>
+        <w:drawing>
+          <wp:inline distT="0" distB="0" distL="0" distR="0" wp14:anchorId="5085701F" wp14:editId="21730563">
+            <wp:extent cx="6255871" cy="673100"/>
+            <wp:effectExtent l="0" t="0" r="0" b="0"/>
+            <wp:docPr id="2069739131" name="Picture 1"/>
+            <wp:cNvGraphicFramePr>
+              <a:graphicFrameLocks xmlns:a="http://schemas.openxmlformats.org/drawingml/2006/main" noChangeAspect="1"/>
+            </wp:cNvGraphicFramePr>
+            <a:graphic xmlns:a="http://schemas.openxmlformats.org/drawingml/2006/main">
+              <a:graphicData uri="http://schemas.openxmlformats.org/drawingml/2006/picture">
+                <pic:pic xmlns:pic="http://schemas.openxmlformats.org/drawingml/2006/picture">
+                  <pic:nvPicPr>
+                    <pic:cNvPr id="2069739131" name=""/>
+                    <pic:cNvPicPr/>
+                  </pic:nvPicPr>
+                  <pic:blipFill>
+                    <a:blip r:embed="rId24"/>
+                    <a:stretch>
+                      <a:fillRect/>
+                    </a:stretch>
+                  </pic:blipFill>
+                  <pic:spPr>
+                    <a:xfrm>
+                      <a:off x="0" y="0"/>
+                      <a:ext cx="6395072" cy="688077"/>
+                    </a:xfrm>
+                    <a:prstGeom prst="rect">
+                      <a:avLst/>
+                    </a:prstGeom>
+                  </pic:spPr>
+                </pic:pic>
+              </a:graphicData>
+            </a:graphic>
+          </wp:inline>
+        </w:drawing>
+      </w:r>
+      <w:r>
+        <w:br/>
+      </w:r>
+    </w:p>
+    <w:p>
+      <w:pPr>
+        <w:pStyle w:val="ListParagraph"/>
+        <w:numPr>
+          <w:ilvl w:val="0"/>
+          <w:numId w:val="2"/>
+        </w:numPr>
+      </w:pPr>
+      <w:r>
+        <w:lastRenderedPageBreak/>
+        <w:t>Stop Docker Compose Application</w:t>
+      </w:r>
+      <w:r>
+        <w:t xml:space="preserve"> - </w:t>
+      </w:r>
+      <w:r>
+        <w:t xml:space="preserve">docker compose </w:t>
+      </w:r>
+      <w:proofErr w:type="gramStart"/>
+      <w:r>
+        <w:t>down</w:t>
+      </w:r>
+      <w:r>
+        <w:t xml:space="preserve"> :</w:t>
+      </w:r>
+      <w:proofErr w:type="gramEnd"/>
+      <w:r>
+        <w:t xml:space="preserve"> </w:t>
+      </w:r>
+      <w:r>
+        <w:drawing>
+          <wp:inline distT="0" distB="0" distL="0" distR="0" wp14:anchorId="6D5C1851" wp14:editId="7C6BDA90">
+            <wp:extent cx="6120130" cy="544830"/>
+            <wp:effectExtent l="0" t="0" r="0" b="7620"/>
+            <wp:docPr id="575908897" name="Picture 1"/>
+            <wp:cNvGraphicFramePr>
+              <a:graphicFrameLocks xmlns:a="http://schemas.openxmlformats.org/drawingml/2006/main" noChangeAspect="1"/>
+            </wp:cNvGraphicFramePr>
+            <a:graphic xmlns:a="http://schemas.openxmlformats.org/drawingml/2006/main">
+              <a:graphicData uri="http://schemas.openxmlformats.org/drawingml/2006/picture">
+                <pic:pic xmlns:pic="http://schemas.openxmlformats.org/drawingml/2006/picture">
+                  <pic:nvPicPr>
+                    <pic:cNvPr id="575908897" name=""/>
+                    <pic:cNvPicPr/>
+                  </pic:nvPicPr>
+                  <pic:blipFill>
+                    <a:blip r:embed="rId25"/>
+                    <a:stretch>
+                      <a:fillRect/>
+                    </a:stretch>
+                  </pic:blipFill>
+                  <pic:spPr>
+                    <a:xfrm>
+                      <a:off x="0" y="0"/>
+                      <a:ext cx="6120130" cy="544830"/>
+                    </a:xfrm>
+                    <a:prstGeom prst="rect">
+                      <a:avLst/>
+                    </a:prstGeom>
+                  </pic:spPr>
+                </pic:pic>
+              </a:graphicData>
+            </a:graphic>
+          </wp:inline>
+        </w:drawing>
+      </w:r>
+      <w:r>
+        <w:br/>
+      </w:r>
+    </w:p>
+    <w:p>
+      <w:pPr>
+        <w:pStyle w:val="ListParagraph"/>
+        <w:numPr>
+          <w:ilvl w:val="0"/>
+          <w:numId w:val="2"/>
+        </w:numPr>
+      </w:pPr>
+      <w:r>
+        <w:t>Run Local Private Docker Registry</w:t>
+      </w:r>
+      <w:r>
+        <w:t xml:space="preserve"> - </w:t>
+      </w:r>
+      <w:r>
+        <w:t>sudo docker run -d -p 5001:5000 --name local-registry registry:</w:t>
+      </w:r>
+      <w:proofErr w:type="gramStart"/>
+      <w:r>
+        <w:t>2</w:t>
+      </w:r>
+      <w:r>
+        <w:t xml:space="preserve"> :</w:t>
+      </w:r>
+      <w:proofErr w:type="gramEnd"/>
+      <w:r>
+        <w:t xml:space="preserve"> </w:t>
+      </w:r>
+      <w:r>
+        <w:br/>
+      </w:r>
+      <w:r>
+        <w:br/>
+      </w:r>
+      <w:r>
+        <w:drawing>
+          <wp:inline distT="0" distB="0" distL="0" distR="0" wp14:anchorId="66942B28" wp14:editId="0919E493">
+            <wp:extent cx="6120130" cy="1233805"/>
+            <wp:effectExtent l="0" t="0" r="0" b="4445"/>
+            <wp:docPr id="198489404" name="Picture 1"/>
+            <wp:cNvGraphicFramePr>
+              <a:graphicFrameLocks xmlns:a="http://schemas.openxmlformats.org/drawingml/2006/main" noChangeAspect="1"/>
+            </wp:cNvGraphicFramePr>
+            <a:graphic xmlns:a="http://schemas.openxmlformats.org/drawingml/2006/main">
+              <a:graphicData uri="http://schemas.openxmlformats.org/drawingml/2006/picture">
+                <pic:pic xmlns:pic="http://schemas.openxmlformats.org/drawingml/2006/picture">
+                  <pic:nvPicPr>
+                    <pic:cNvPr id="198489404" name=""/>
+                    <pic:cNvPicPr/>
+                  </pic:nvPicPr>
+                  <pic:blipFill>
+                    <a:blip r:embed="rId26"/>
+                    <a:stretch>
+                      <a:fillRect/>
+                    </a:stretch>
+                  </pic:blipFill>
+                  <pic:spPr>
+                    <a:xfrm>
+                      <a:off x="0" y="0"/>
+                      <a:ext cx="6120130" cy="1233805"/>
+                    </a:xfrm>
+                    <a:prstGeom prst="rect">
+                      <a:avLst/>
+                    </a:prstGeom>
+                  </pic:spPr>
+                </pic:pic>
+              </a:graphicData>
+            </a:graphic>
+          </wp:inline>
+        </w:drawing>
+      </w:r>
+      <w:r>
+        <w:br/>
+      </w:r>
+    </w:p>
+    <w:p>
+      <w:pPr>
+        <w:pStyle w:val="ListParagraph"/>
+        <w:numPr>
+          <w:ilvl w:val="0"/>
+          <w:numId w:val="2"/>
+        </w:numPr>
+      </w:pPr>
+      <w:r>
+        <w:t>Tag Frontend Docker Image</w:t>
+      </w:r>
+      <w:r>
+        <w:t xml:space="preserve"> - </w:t>
+      </w:r>
+      <w:r>
+        <w:t>sudo docker tag dockerlearning-frontend localhost:5001/dockerlearning-</w:t>
+      </w:r>
+      <w:proofErr w:type="gramStart"/>
+      <w:r>
+        <w:t>frontend:v1</w:t>
+      </w:r>
+      <w:r>
+        <w:t xml:space="preserve"> :</w:t>
+      </w:r>
+      <w:proofErr w:type="gramEnd"/>
+      <w:r>
+        <w:t xml:space="preserve"> </w:t>
+      </w:r>
+      <w:r>
+        <w:br/>
+      </w:r>
+      <w:r>
+        <w:br/>
+      </w:r>
+      <w:r>
+        <w:drawing>
+          <wp:inline distT="0" distB="0" distL="0" distR="0" wp14:anchorId="47C02A17" wp14:editId="7963CE44">
+            <wp:extent cx="6120130" cy="755650"/>
+            <wp:effectExtent l="0" t="0" r="0" b="6350"/>
+            <wp:docPr id="140444204" name="Picture 1"/>
+            <wp:cNvGraphicFramePr>
+              <a:graphicFrameLocks xmlns:a="http://schemas.openxmlformats.org/drawingml/2006/main" noChangeAspect="1"/>
+            </wp:cNvGraphicFramePr>
+            <a:graphic xmlns:a="http://schemas.openxmlformats.org/drawingml/2006/main">
+              <a:graphicData uri="http://schemas.openxmlformats.org/drawingml/2006/picture">
+                <pic:pic xmlns:pic="http://schemas.openxmlformats.org/drawingml/2006/picture">
+                  <pic:nvPicPr>
+                    <pic:cNvPr id="140444204" name=""/>
+                    <pic:cNvPicPr/>
+                  </pic:nvPicPr>
+                  <pic:blipFill>
+                    <a:blip r:embed="rId27"/>
+                    <a:stretch>
+                      <a:fillRect/>
+                    </a:stretch>
+                  </pic:blipFill>
+                  <pic:spPr>
+                    <a:xfrm>
+                      <a:off x="0" y="0"/>
+                      <a:ext cx="6120130" cy="755650"/>
+                    </a:xfrm>
+                    <a:prstGeom prst="rect">
+                      <a:avLst/>
+                    </a:prstGeom>
+                  </pic:spPr>
+                </pic:pic>
+              </a:graphicData>
+            </a:graphic>
+          </wp:inline>
+        </w:drawing>
+      </w:r>
+      <w:r>
+        <w:br/>
+      </w:r>
+    </w:p>
+    <w:p>
+      <w:pPr>
+        <w:pStyle w:val="ListParagraph"/>
+        <w:numPr>
+          <w:ilvl w:val="0"/>
+          <w:numId w:val="2"/>
+        </w:numPr>
+      </w:pPr>
+      <w:r>
+        <w:t>Tag Backend Docker Image</w:t>
+      </w:r>
+      <w:r>
+        <w:t xml:space="preserve"> - </w:t>
+      </w:r>
+      <w:r>
+        <w:t>sudo docker tag dockerlearning-backend localhost:5001/dockerlearning-</w:t>
+      </w:r>
+      <w:proofErr w:type="gramStart"/>
+      <w:r>
+        <w:t>backend:v1</w:t>
+      </w:r>
+      <w:r>
+        <w:t xml:space="preserve"> :</w:t>
+      </w:r>
+      <w:proofErr w:type="gramEnd"/>
+      <w:r>
+        <w:t xml:space="preserve"> </w:t>
+      </w:r>
+      <w:r>
+        <w:br/>
+      </w:r>
+      <w:r>
+        <w:br/>
+      </w:r>
+      <w:r>
+        <w:drawing>
+          <wp:inline distT="0" distB="0" distL="0" distR="0" wp14:anchorId="2159C3FF" wp14:editId="3BD237CF">
+            <wp:extent cx="6120130" cy="603250"/>
+            <wp:effectExtent l="0" t="0" r="0" b="6350"/>
+            <wp:docPr id="1213440561" name="Picture 1"/>
+            <wp:cNvGraphicFramePr>
+              <a:graphicFrameLocks xmlns:a="http://schemas.openxmlformats.org/drawingml/2006/main" noChangeAspect="1"/>
+            </wp:cNvGraphicFramePr>
+            <a:graphic xmlns:a="http://schemas.openxmlformats.org/drawingml/2006/main">
+              <a:graphicData uri="http://schemas.openxmlformats.org/drawingml/2006/picture">
+                <pic:pic xmlns:pic="http://schemas.openxmlformats.org/drawingml/2006/picture">
+                  <pic:nvPicPr>
+                    <pic:cNvPr id="1213440561" name=""/>
+                    <pic:cNvPicPr/>
+                  </pic:nvPicPr>
+                  <pic:blipFill>
+                    <a:blip r:embed="rId28"/>
+                    <a:stretch>
+                      <a:fillRect/>
+                    </a:stretch>
+                  </pic:blipFill>
+                  <pic:spPr>
+                    <a:xfrm>
+                      <a:off x="0" y="0"/>
+                      <a:ext cx="6120130" cy="603250"/>
+                    </a:xfrm>
+                    <a:prstGeom prst="rect">
+                      <a:avLst/>
+                    </a:prstGeom>
+                  </pic:spPr>
+                </pic:pic>
+              </a:graphicData>
+            </a:graphic>
+          </wp:inline>
+        </w:drawing>
+      </w:r>
+      <w:r>
+        <w:br/>
+      </w:r>
+    </w:p>
+    <w:p>
+      <w:pPr>
+        <w:pStyle w:val="ListParagraph"/>
+        <w:numPr>
+          <w:ilvl w:val="0"/>
+          <w:numId w:val="2"/>
+        </w:numPr>
+      </w:pPr>
+      <w:r>
+        <w:t>Push Frontend Image to Registry</w:t>
+      </w:r>
+      <w:r>
+        <w:t xml:space="preserve"> - </w:t>
+      </w:r>
+      <w:r>
+        <w:t>sudo docker push localhost:5001/dockerlearning-</w:t>
+      </w:r>
+      <w:proofErr w:type="gramStart"/>
+      <w:r>
+        <w:t>frontend:v1</w:t>
+      </w:r>
+      <w:r>
+        <w:t xml:space="preserve"> :</w:t>
+      </w:r>
+      <w:proofErr w:type="gramEnd"/>
+      <w:r>
+        <w:t xml:space="preserve"> </w:t>
+      </w:r>
+      <w:r>
+        <w:br/>
+      </w:r>
+      <w:r>
+        <w:br/>
+      </w:r>
+      <w:r>
+        <w:drawing>
+          <wp:inline distT="0" distB="0" distL="0" distR="0" wp14:anchorId="4AC49907" wp14:editId="04BDA8EB">
+            <wp:extent cx="6120130" cy="1061085"/>
+            <wp:effectExtent l="0" t="0" r="0" b="5715"/>
+            <wp:docPr id="108054591" name="Picture 1"/>
+            <wp:cNvGraphicFramePr>
+              <a:graphicFrameLocks xmlns:a="http://schemas.openxmlformats.org/drawingml/2006/main" noChangeAspect="1"/>
+            </wp:cNvGraphicFramePr>
+            <a:graphic xmlns:a="http://schemas.openxmlformats.org/drawingml/2006/main">
+              <a:graphicData uri="http://schemas.openxmlformats.org/drawingml/2006/picture">
+                <pic:pic xmlns:pic="http://schemas.openxmlformats.org/drawingml/2006/picture">
+                  <pic:nvPicPr>
+                    <pic:cNvPr id="108054591" name=""/>
+                    <pic:cNvPicPr/>
+                  </pic:nvPicPr>
+                  <pic:blipFill>
+                    <a:blip r:embed="rId29"/>
+                    <a:stretch>
+                      <a:fillRect/>
+                    </a:stretch>
+                  </pic:blipFill>
+                  <pic:spPr>
+                    <a:xfrm>
+                      <a:off x="0" y="0"/>
+                      <a:ext cx="6120130" cy="1061085"/>
+                    </a:xfrm>
+                    <a:prstGeom prst="rect">
+                      <a:avLst/>
+                    </a:prstGeom>
+                  </pic:spPr>
+                </pic:pic>
+              </a:graphicData>
+            </a:graphic>
+          </wp:inline>
+        </w:drawing>
+      </w:r>
+    </w:p>
+    <w:p>
+      <w:pPr>
+        <w:pStyle w:val="ListParagraph"/>
+      </w:pPr>
+    </w:p>
+    <w:p>
+      <w:pPr>
+        <w:pStyle w:val="ListParagraph"/>
+      </w:pPr>
+    </w:p>
+    <w:p>
+      <w:pPr>
+        <w:pStyle w:val="ListParagraph"/>
+      </w:pPr>
+    </w:p>
+    <w:p>
+      <w:pPr>
+        <w:pStyle w:val="ListParagraph"/>
+      </w:pPr>
+    </w:p>
+    <w:p>
+      <w:pPr>
+        <w:pStyle w:val="ListParagraph"/>
+      </w:pPr>
+    </w:p>
+    <w:p>
+      <w:pPr>
+        <w:pStyle w:val="ListParagraph"/>
+        <w:numPr>
+          <w:ilvl w:val="0"/>
+          <w:numId w:val="2"/>
+        </w:numPr>
+      </w:pPr>
+      <w:r>
+        <w:lastRenderedPageBreak/>
+        <w:t>Push Backend Image to Registry</w:t>
+      </w:r>
+      <w:r>
+        <w:t xml:space="preserve"> - </w:t>
+      </w:r>
+      <w:r>
+        <w:t>sudo docker push localhost:5001/dockerlearning-</w:t>
+      </w:r>
+      <w:proofErr w:type="gramStart"/>
+      <w:r>
+        <w:t>backend:v1</w:t>
+      </w:r>
+      <w:r>
+        <w:t xml:space="preserve"> :</w:t>
+      </w:r>
+      <w:proofErr w:type="gramEnd"/>
+      <w:r>
+        <w:t xml:space="preserve"> </w:t>
+      </w:r>
+      <w:r>
+        <w:br/>
+      </w:r>
+      <w:r>
+        <w:br/>
+      </w:r>
+      <w:r>
+        <w:drawing>
+          <wp:inline distT="0" distB="0" distL="0" distR="0" wp14:anchorId="6410CD49" wp14:editId="27DD4D84">
+            <wp:extent cx="6120130" cy="1005840"/>
+            <wp:effectExtent l="0" t="0" r="0" b="3810"/>
+            <wp:docPr id="2113011809" name="Picture 1"/>
+            <wp:cNvGraphicFramePr>
+              <a:graphicFrameLocks xmlns:a="http://schemas.openxmlformats.org/drawingml/2006/main" noChangeAspect="1"/>
+            </wp:cNvGraphicFramePr>
+            <a:graphic xmlns:a="http://schemas.openxmlformats.org/drawingml/2006/main">
+              <a:graphicData uri="http://schemas.openxmlformats.org/drawingml/2006/picture">
+                <pic:pic xmlns:pic="http://schemas.openxmlformats.org/drawingml/2006/picture">
+                  <pic:nvPicPr>
+                    <pic:cNvPr id="2113011809" name=""/>
+                    <pic:cNvPicPr/>
+                  </pic:nvPicPr>
+                  <pic:blipFill>
+                    <a:blip r:embed="rId30"/>
+                    <a:stretch>
+                      <a:fillRect/>
+                    </a:stretch>
+                  </pic:blipFill>
+                  <pic:spPr>
+                    <a:xfrm>
+                      <a:off x="0" y="0"/>
+                      <a:ext cx="6120130" cy="1005840"/>
+                    </a:xfrm>
+                    <a:prstGeom prst="rect">
+                      <a:avLst/>
+                    </a:prstGeom>
+                  </pic:spPr>
+                </pic:pic>
+              </a:graphicData>
+            </a:graphic>
+          </wp:inline>
+        </w:drawing>
+      </w:r>
+    </w:p>
+    <w:p>
+      <w:pPr>
+        <w:pStyle w:val="ListParagraph"/>
+      </w:pPr>
+    </w:p>
+    <w:p>
+      <w:pPr>
+        <w:pStyle w:val="ListParagraph"/>
+        <w:numPr>
+          <w:ilvl w:val="0"/>
+          <w:numId w:val="2"/>
+        </w:numPr>
+      </w:pPr>
+      <w:r>
+        <w:t>Verify Registry Repositories</w:t>
+      </w:r>
+      <w:r>
+        <w:t xml:space="preserve"> - </w:t>
+      </w:r>
+      <w:r>
+        <w:t xml:space="preserve">curl </w:t>
+      </w:r>
+      <w:proofErr w:type="gramStart"/>
+      <w:r>
+        <w:t>http://localhost:5001/v2/_catalog</w:t>
+      </w:r>
+      <w:r>
+        <w:t xml:space="preserve"> :</w:t>
+      </w:r>
+      <w:proofErr w:type="gramEnd"/>
+      <w:r>
+        <w:t xml:space="preserve"> </w:t>
+      </w:r>
+      <w:r>
+        <w:br/>
+      </w:r>
+      <w:r>
+        <w:br/>
+      </w:r>
+      <w:r>
+        <w:drawing>
+          <wp:inline distT="0" distB="0" distL="0" distR="0" wp14:anchorId="3B4E489F" wp14:editId="0036AAAA">
+            <wp:extent cx="6120130" cy="596900"/>
+            <wp:effectExtent l="0" t="0" r="0" b="0"/>
+            <wp:docPr id="379447139" name="Picture 1"/>
+            <wp:cNvGraphicFramePr>
+              <a:graphicFrameLocks xmlns:a="http://schemas.openxmlformats.org/drawingml/2006/main" noChangeAspect="1"/>
+            </wp:cNvGraphicFramePr>
+            <a:graphic xmlns:a="http://schemas.openxmlformats.org/drawingml/2006/main">
+              <a:graphicData uri="http://schemas.openxmlformats.org/drawingml/2006/picture">
+                <pic:pic xmlns:pic="http://schemas.openxmlformats.org/drawingml/2006/picture">
+                  <pic:nvPicPr>
+                    <pic:cNvPr id="379447139" name=""/>
+                    <pic:cNvPicPr/>
+                  </pic:nvPicPr>
+                  <pic:blipFill>
+                    <a:blip r:embed="rId31"/>
+                    <a:stretch>
+                      <a:fillRect/>
+                    </a:stretch>
+                  </pic:blipFill>
+                  <pic:spPr>
+                    <a:xfrm>
+                      <a:off x="0" y="0"/>
+                      <a:ext cx="6120130" cy="596900"/>
+                    </a:xfrm>
+                    <a:prstGeom prst="rect">
+                      <a:avLst/>
+                    </a:prstGeom>
+                  </pic:spPr>
+                </pic:pic>
+              </a:graphicData>
+            </a:graphic>
+          </wp:inline>
+        </w:drawing>
+      </w:r>
+    </w:p>
+    <w:p>
+      <w:pPr>
+        <w:pStyle w:val="ListParagraph"/>
+      </w:pPr>
+    </w:p>
+    <w:p>
+      <w:pPr>
+        <w:pStyle w:val="ListParagraph"/>
+      </w:pPr>
+    </w:p>
+    <w:p>
+      <w:pPr>
+        <w:pStyle w:val="ListParagraph"/>
+      </w:pPr>
+    </w:p>
+    <w:p>
+      <w:pPr>
+        <w:pStyle w:val="ListParagraph"/>
+        <w:numPr>
+          <w:ilvl w:val="0"/>
+          <w:numId w:val="2"/>
+        </w:numPr>
+      </w:pPr>
+      <w:r>
+        <w:t xml:space="preserve"> </w:t>
+      </w:r>
+      <w:r>
+        <w:t>Remove Tagged Images</w:t>
+      </w:r>
+      <w:r>
+        <w:t xml:space="preserve"> - </w:t>
+      </w:r>
+      <w:r>
+        <w:t>sudo docker rmi localhost:5001/dockerlearning-frontend:v1</w:t>
+      </w:r>
+      <w:r>
+        <w:t>,</w:t>
+      </w:r>
+      <w:r>
+        <w:t>sudo docker rmi localhost:5001/dockerlearning-backend:v1</w:t>
+      </w:r>
+      <w:r>
+        <w:t xml:space="preserve"> : </w:t>
+      </w:r>
+      <w:r>
+        <w:br/>
+      </w:r>
+      <w:r>
+        <w:br/>
+      </w:r>
+      <w:r>
+        <w:drawing>
+          <wp:inline distT="0" distB="0" distL="0" distR="0" wp14:anchorId="6EFF02E2" wp14:editId="1EB0AE10">
+            <wp:extent cx="6120130" cy="755650"/>
+            <wp:effectExtent l="0" t="0" r="0" b="6350"/>
+            <wp:docPr id="1613571229" name="Picture 1"/>
+            <wp:cNvGraphicFramePr>
+              <a:graphicFrameLocks xmlns:a="http://schemas.openxmlformats.org/drawingml/2006/main" noChangeAspect="1"/>
+            </wp:cNvGraphicFramePr>
+            <a:graphic xmlns:a="http://schemas.openxmlformats.org/drawingml/2006/main">
+              <a:graphicData uri="http://schemas.openxmlformats.org/drawingml/2006/picture">
+                <pic:pic xmlns:pic="http://schemas.openxmlformats.org/drawingml/2006/picture">
+                  <pic:nvPicPr>
+                    <pic:cNvPr id="1613571229" name=""/>
+                    <pic:cNvPicPr/>
+                  </pic:nvPicPr>
+                  <pic:blipFill>
+                    <a:blip r:embed="rId32"/>
+                    <a:stretch>
+                      <a:fillRect/>
+                    </a:stretch>
+                  </pic:blipFill>
+                  <pic:spPr>
+                    <a:xfrm>
+                      <a:off x="0" y="0"/>
+                      <a:ext cx="6120130" cy="755650"/>
+                    </a:xfrm>
+                    <a:prstGeom prst="rect">
+                      <a:avLst/>
+                    </a:prstGeom>
+                  </pic:spPr>
+                </pic:pic>
+              </a:graphicData>
+            </a:graphic>
+          </wp:inline>
+        </w:drawing>
+      </w:r>
+    </w:p>
+    <w:p>
+      <w:pPr>
+        <w:pStyle w:val="ListParagraph"/>
+      </w:pPr>
+    </w:p>
+    <w:p>
+      <w:pPr>
+        <w:pStyle w:val="ListParagraph"/>
+        <w:numPr>
+          <w:ilvl w:val="0"/>
+          <w:numId w:val="2"/>
+        </w:numPr>
+      </w:pPr>
+      <w:r>
+        <w:t>Pull Frontend Image from Registry</w:t>
+      </w:r>
+      <w:r>
+        <w:t xml:space="preserve"> - </w:t>
+      </w:r>
+      <w:r>
+        <w:t>sudo docker pull localhost:5001/dockerlearning-frontend:v</w:t>
+      </w:r>
+      <w:proofErr w:type="gramStart"/>
+      <w:r>
+        <w:t>1</w:t>
+      </w:r>
+      <w:r>
+        <w:rPr>
+          <w:noProof/>
+        </w:rPr>
+        <w:t xml:space="preserve"> </w:t>
+      </w:r>
+      <w:r>
+        <w:rPr>
+          <w:noProof/>
+        </w:rPr>
+        <w:t>:</w:t>
+      </w:r>
+      <w:proofErr w:type="gramEnd"/>
+      <w:r>
+        <w:drawing>
+          <wp:inline distT="0" distB="0" distL="0" distR="0" wp14:anchorId="1AA4C049" wp14:editId="2D513001">
+            <wp:extent cx="6120130" cy="685800"/>
+            <wp:effectExtent l="0" t="0" r="0" b="0"/>
+            <wp:docPr id="520483862" name="Picture 1"/>
+            <wp:cNvGraphicFramePr>
+              <a:graphicFrameLocks xmlns:a="http://schemas.openxmlformats.org/drawingml/2006/main" noChangeAspect="1"/>
+            </wp:cNvGraphicFramePr>
+            <a:graphic xmlns:a="http://schemas.openxmlformats.org/drawingml/2006/main">
+              <a:graphicData uri="http://schemas.openxmlformats.org/drawingml/2006/picture">
+                <pic:pic xmlns:pic="http://schemas.openxmlformats.org/drawingml/2006/picture">
+                  <pic:nvPicPr>
+                    <pic:cNvPr id="520483862" name=""/>
+                    <pic:cNvPicPr/>
+                  </pic:nvPicPr>
+                  <pic:blipFill>
+                    <a:blip r:embed="rId33"/>
+                    <a:stretch>
+                      <a:fillRect/>
+                    </a:stretch>
+                  </pic:blipFill>
+                  <pic:spPr>
+                    <a:xfrm>
+                      <a:off x="0" y="0"/>
+                      <a:ext cx="6120130" cy="685800"/>
+                    </a:xfrm>
+                    <a:prstGeom prst="rect">
+                      <a:avLst/>
+                    </a:prstGeom>
+                  </pic:spPr>
+                </pic:pic>
+              </a:graphicData>
+            </a:graphic>
+          </wp:inline>
+        </w:drawing>
+      </w:r>
+    </w:p>
+    <w:p>
+      <w:pPr>
+        <w:pStyle w:val="ListParagraph"/>
+      </w:pPr>
+    </w:p>
+    <w:p>
+      <w:pPr>
+        <w:pStyle w:val="ListParagraph"/>
+        <w:numPr>
+          <w:ilvl w:val="0"/>
+          <w:numId w:val="2"/>
+        </w:numPr>
+      </w:pPr>
+      <w:r>
+        <w:t>Pull Backend Image from Registry</w:t>
+      </w:r>
+      <w:r>
+        <w:t xml:space="preserve"> - </w:t>
+      </w:r>
+      <w:r>
+        <w:t>sudo docker pull localhost:5001/dockerlearning-backend:v1</w:t>
+      </w:r>
+      <w:r>
+        <w:t xml:space="preserve">: </w:t>
+      </w:r>
+      <w:r>
+        <w:drawing>
+          <wp:inline distT="0" distB="0" distL="0" distR="0" wp14:anchorId="36B2D781" wp14:editId="11C09292">
+            <wp:extent cx="6120130" cy="654050"/>
+            <wp:effectExtent l="0" t="0" r="0" b="0"/>
+            <wp:docPr id="1070006530" name="Picture 1"/>
+            <wp:cNvGraphicFramePr>
+              <a:graphicFrameLocks xmlns:a="http://schemas.openxmlformats.org/drawingml/2006/main" noChangeAspect="1"/>
+            </wp:cNvGraphicFramePr>
+            <a:graphic xmlns:a="http://schemas.openxmlformats.org/drawingml/2006/main">
+              <a:graphicData uri="http://schemas.openxmlformats.org/drawingml/2006/picture">
+                <pic:pic xmlns:pic="http://schemas.openxmlformats.org/drawingml/2006/picture">
+                  <pic:nvPicPr>
+                    <pic:cNvPr id="1070006530" name=""/>
+                    <pic:cNvPicPr/>
+                  </pic:nvPicPr>
+                  <pic:blipFill>
+                    <a:blip r:embed="rId34"/>
+                    <a:stretch>
+                      <a:fillRect/>
+                    </a:stretch>
+                  </pic:blipFill>
+                  <pic:spPr>
+                    <a:xfrm>
+                      <a:off x="0" y="0"/>
+                      <a:ext cx="6120130" cy="654050"/>
+                    </a:xfrm>
+                    <a:prstGeom prst="rect">
+                      <a:avLst/>
+                    </a:prstGeom>
+                  </pic:spPr>
+                </pic:pic>
+              </a:graphicData>
+            </a:graphic>
+          </wp:inline>
+        </w:drawing>
+      </w:r>
+    </w:p>
+    <w:p>
+      <w:pPr>
+        <w:pStyle w:val="ListParagraph"/>
+      </w:pPr>
+    </w:p>
+    <w:p>
+      <w:pPr>
+        <w:pStyle w:val="ListParagraph"/>
+      </w:pPr>
+    </w:p>
+    <w:p>
+      <w:pPr>
+        <w:pStyle w:val="ListParagraph"/>
+      </w:pPr>
+    </w:p>
+    <w:p>
+      <w:pPr>
+        <w:pStyle w:val="ListParagraph"/>
+      </w:pPr>
+    </w:p>
+    <w:p>
+      <w:pPr>
+        <w:pStyle w:val="ListParagraph"/>
+      </w:pPr>
+    </w:p>
+    <w:p>
+      <w:pPr>
+        <w:pStyle w:val="ListParagraph"/>
+      </w:pPr>
+    </w:p>
+    <w:p>
+      <w:pPr>
+        <w:pStyle w:val="ListParagraph"/>
+      </w:pPr>
+    </w:p>
+    <w:p>
+      <w:pPr>
+        <w:pStyle w:val="ListParagraph"/>
+        <w:numPr>
+          <w:ilvl w:val="0"/>
+          <w:numId w:val="2"/>
+        </w:numPr>
+      </w:pPr>
+      <w:r>
+        <w:lastRenderedPageBreak/>
+        <w:t>Run Pulled Frontend Image</w:t>
+      </w:r>
+      <w:r>
+        <w:t xml:space="preserve"> - </w:t>
+      </w:r>
+      <w:r>
+        <w:t>sudo docker run -d -p 8091:8080 --name frontend-pulled localhost:5001/dockerlearning-</w:t>
+      </w:r>
+      <w:proofErr w:type="gramStart"/>
+      <w:r>
+        <w:t>frontend:v1</w:t>
+      </w:r>
+      <w:r>
+        <w:t xml:space="preserve"> :</w:t>
+      </w:r>
+      <w:proofErr w:type="gramEnd"/>
+      <w:r>
+        <w:t xml:space="preserve"> </w:t>
+      </w:r>
+      <w:r>
+        <w:br/>
+      </w:r>
+      <w:r>
+        <w:br/>
+      </w:r>
+      <w:r>
+        <w:drawing>
+          <wp:inline distT="0" distB="0" distL="0" distR="0" wp14:anchorId="71FFFBBD" wp14:editId="1377CFF2">
+            <wp:extent cx="6120130" cy="844550"/>
+            <wp:effectExtent l="0" t="0" r="0" b="0"/>
+            <wp:docPr id="2043161434" name="Picture 1"/>
+            <wp:cNvGraphicFramePr>
+              <a:graphicFrameLocks xmlns:a="http://schemas.openxmlformats.org/drawingml/2006/main" noChangeAspect="1"/>
+            </wp:cNvGraphicFramePr>
+            <a:graphic xmlns:a="http://schemas.openxmlformats.org/drawingml/2006/main">
+              <a:graphicData uri="http://schemas.openxmlformats.org/drawingml/2006/picture">
+                <pic:pic xmlns:pic="http://schemas.openxmlformats.org/drawingml/2006/picture">
+                  <pic:nvPicPr>
+                    <pic:cNvPr id="2043161434" name=""/>
+                    <pic:cNvPicPr/>
+                  </pic:nvPicPr>
+                  <pic:blipFill>
+                    <a:blip r:embed="rId35"/>
+                    <a:stretch>
+                      <a:fillRect/>
+                    </a:stretch>
+                  </pic:blipFill>
+                  <pic:spPr>
+                    <a:xfrm>
+                      <a:off x="0" y="0"/>
+                      <a:ext cx="6120130" cy="844550"/>
+                    </a:xfrm>
+                    <a:prstGeom prst="rect">
+                      <a:avLst/>
+                    </a:prstGeom>
+                  </pic:spPr>
+                </pic:pic>
+              </a:graphicData>
+            </a:graphic>
+          </wp:inline>
+        </w:drawing>
+      </w:r>
+    </w:p>
+    <w:p>
+      <w:pPr>
+        <w:pStyle w:val="ListParagraph"/>
+      </w:pPr>
+    </w:p>
+    <w:p>
+      <w:pPr>
+        <w:pStyle w:val="ListParagraph"/>
+        <w:numPr>
+          <w:ilvl w:val="0"/>
+          <w:numId w:val="2"/>
+        </w:numPr>
+      </w:pPr>
+      <w:r>
+        <w:t>Run Pulled Backend Image</w:t>
+      </w:r>
+      <w:r>
+        <w:t xml:space="preserve"> - </w:t>
+      </w:r>
+      <w:r>
+        <w:t>sudo docker run -d -p 8092:8080 --name backend-pulled localhost:5001/dockerlearning-</w:t>
+      </w:r>
+      <w:proofErr w:type="gramStart"/>
+      <w:r>
+        <w:t>backend:v1</w:t>
+      </w:r>
+      <w:r>
+        <w:t xml:space="preserve"> :</w:t>
+      </w:r>
+      <w:proofErr w:type="gramEnd"/>
+      <w:r>
+        <w:t xml:space="preserve"> </w:t>
+      </w:r>
+      <w:r>
+        <w:br/>
+      </w:r>
+      <w:r>
+        <w:br/>
+      </w:r>
+      <w:r>
+        <w:drawing>
+          <wp:inline distT="0" distB="0" distL="0" distR="0" wp14:anchorId="2C7D6CD1" wp14:editId="56C1DD7D">
+            <wp:extent cx="6120130" cy="660400"/>
+            <wp:effectExtent l="0" t="0" r="0" b="6350"/>
+            <wp:docPr id="2115683568" name="Picture 1"/>
+            <wp:cNvGraphicFramePr>
+              <a:graphicFrameLocks xmlns:a="http://schemas.openxmlformats.org/drawingml/2006/main" noChangeAspect="1"/>
+            </wp:cNvGraphicFramePr>
+            <a:graphic xmlns:a="http://schemas.openxmlformats.org/drawingml/2006/main">
+              <a:graphicData uri="http://schemas.openxmlformats.org/drawingml/2006/picture">
+                <pic:pic xmlns:pic="http://schemas.openxmlformats.org/drawingml/2006/picture">
+                  <pic:nvPicPr>
+                    <pic:cNvPr id="2115683568" name=""/>
+                    <pic:cNvPicPr/>
+                  </pic:nvPicPr>
+                  <pic:blipFill>
+                    <a:blip r:embed="rId36"/>
+                    <a:stretch>
+                      <a:fillRect/>
+                    </a:stretch>
+                  </pic:blipFill>
+                  <pic:spPr>
+                    <a:xfrm>
+                      <a:off x="0" y="0"/>
+                      <a:ext cx="6120130" cy="660400"/>
+                    </a:xfrm>
+                    <a:prstGeom prst="rect">
+                      <a:avLst/>
+                    </a:prstGeom>
+                  </pic:spPr>
+                </pic:pic>
+              </a:graphicData>
+            </a:graphic>
+          </wp:inline>
+        </w:drawing>
+      </w:r>
+    </w:p>
+    <w:p>
+      <w:pPr>
+        <w:pStyle w:val="ListParagraph"/>
+      </w:pPr>
+    </w:p>
+    <w:p>
+      <w:pPr>
+        <w:pStyle w:val="ListParagraph"/>
+        <w:numPr>
+          <w:ilvl w:val="0"/>
+          <w:numId w:val="2"/>
+        </w:numPr>
+      </w:pPr>
+      <w:r>
+        <w:t>View Docker Images</w:t>
+      </w:r>
+      <w:r>
+        <w:t xml:space="preserve"> - </w:t>
+      </w:r>
+      <w:r>
+        <w:t xml:space="preserve">docker </w:t>
+      </w:r>
+      <w:r>
+        <w:t>images</w:t>
+      </w:r>
+      <w:r>
+        <w:t>:</w:t>
+      </w:r>
+      <w:r>
+        <w:t xml:space="preserve"> </w:t>
+      </w:r>
+      <w:r>
+        <w:br/>
+      </w:r>
+      <w:r>
+        <w:br/>
+      </w:r>
+      <w:r>
+        <w:drawing>
+          <wp:inline distT="0" distB="0" distL="0" distR="0" wp14:anchorId="0E74C500" wp14:editId="38773AE9">
+            <wp:extent cx="6233795" cy="1079500"/>
+            <wp:effectExtent l="0" t="0" r="0" b="6350"/>
+            <wp:docPr id="807410213" name="Picture 1"/>
+            <wp:cNvGraphicFramePr>
+              <a:graphicFrameLocks xmlns:a="http://schemas.openxmlformats.org/drawingml/2006/main" noChangeAspect="1"/>
+            </wp:cNvGraphicFramePr>
+            <a:graphic xmlns:a="http://schemas.openxmlformats.org/drawingml/2006/main">
+              <a:graphicData uri="http://schemas.openxmlformats.org/drawingml/2006/picture">
+                <pic:pic xmlns:pic="http://schemas.openxmlformats.org/drawingml/2006/picture">
+                  <pic:nvPicPr>
+                    <pic:cNvPr id="807410213" name=""/>
+                    <pic:cNvPicPr/>
+                  </pic:nvPicPr>
+                  <pic:blipFill>
+                    <a:blip r:embed="rId37"/>
+                    <a:stretch>
+                      <a:fillRect/>
+                    </a:stretch>
+                  </pic:blipFill>
+                  <pic:spPr>
+                    <a:xfrm>
+                      <a:off x="0" y="0"/>
+                      <a:ext cx="6240563" cy="1080672"/>
+                    </a:xfrm>
+                    <a:prstGeom prst="rect">
+                      <a:avLst/>
+                    </a:prstGeom>
+                  </pic:spPr>
+                </pic:pic>
+              </a:graphicData>
+            </a:graphic>
+          </wp:inline>
+        </w:drawing>
+      </w:r>
+    </w:p>
+    <w:p>
+      <w:pPr>
+        <w:pStyle w:val="ListParagraph"/>
+      </w:pPr>
+    </w:p>
+    <w:p>
+      <w:pPr>
+        <w:pStyle w:val="ListParagraph"/>
+        <w:numPr>
+          <w:ilvl w:val="0"/>
+          <w:numId w:val="2"/>
+        </w:numPr>
+      </w:pPr>
+      <w:r>
+        <w:t xml:space="preserve">Final Application </w:t>
+      </w:r>
+      <w:r>
+        <w:t>URLs</w:t>
+      </w:r>
+      <w:r>
+        <w:t>:</w:t>
+      </w:r>
+      <w:r>
+        <w:t xml:space="preserve"> </w:t>
+      </w:r>
+    </w:p>
+    <w:p>
+      <w:pPr>
+        <w:pStyle w:val="ListParagraph"/>
+      </w:pPr>
+    </w:p>
+    <w:p>
+      <w:pPr>
+        <w:pStyle w:val="ListParagraph"/>
+      </w:pPr>
+      <w:r>
+        <w:rPr>
+          <w:b/>
+          <w:bCs/>
+        </w:rPr>
+        <w:t>Frontend Application:</w:t>
+      </w:r>
+      <w:r>
+        <w:rPr>
+          <w:b/>
+          <w:bCs/>
+        </w:rPr>
+        <w:t xml:space="preserve">   </w:t>
+      </w:r>
+      <w:r>
+        <w:rPr>
+          <w:b/>
+          <w:bCs/>
+        </w:rPr>
+        <w:tab/>
+      </w:r>
+      <w:r>
+        <w:rPr>
+          <w:b/>
+          <w:bCs/>
+        </w:rPr>
+        <w:tab/>
+      </w:r>
+      <w:r>
+        <w:rPr>
+          <w:b/>
+          <w:bCs/>
+        </w:rPr>
+        <w:tab/>
+      </w:r>
+      <w:r>
+        <w:t>http://localhost:8081</w:t>
+      </w:r>
+      <w:r>
+        <w:br/>
+      </w:r>
+      <w:r>
+        <w:br/>
+      </w:r>
+      <w:r>
+        <w:rPr>
+          <w:b/>
+          <w:bCs/>
+        </w:rPr>
+        <w:t>Backend API:</w:t>
+      </w:r>
+      <w:r>
+        <w:rPr>
+          <w:b/>
+          <w:bCs/>
+        </w:rPr>
+        <w:tab/>
+      </w:r>
+      <w:r>
+        <w:rPr>
+          <w:b/>
+          <w:bCs/>
+        </w:rPr>
+        <w:tab/>
+      </w:r>
+      <w:r>
+        <w:rPr>
+          <w:b/>
+          <w:bCs/>
+        </w:rPr>
+        <w:tab/>
+      </w:r>
+      <w:r>
+        <w:rPr>
+          <w:b/>
+          <w:bCs/>
+        </w:rPr>
+        <w:tab/>
+      </w:r>
+      <w:r>
+        <w:rPr>
+          <w:b/>
+          <w:bCs/>
+        </w:rPr>
+        <w:tab/>
+      </w:r>
+      <w:r>
+        <w:t>http://localhost:8082/weatherforecast</w:t>
+      </w:r>
+      <w:r>
+        <w:br/>
+      </w:r>
+      <w:r>
+        <w:br/>
+      </w:r>
+      <w:r>
+        <w:rPr>
+          <w:b/>
+          <w:bCs/>
+        </w:rPr>
+        <w:t>Private Docker Registry</w:t>
+      </w:r>
+      <w:r>
+        <w:rPr>
+          <w:b/>
+          <w:bCs/>
+        </w:rPr>
+        <w:t>:</w:t>
+      </w:r>
+      <w:r>
+        <w:rPr>
+          <w:b/>
+          <w:bCs/>
+        </w:rPr>
+        <w:tab/>
+      </w:r>
+      <w:r>
+        <w:rPr>
+          <w:b/>
+          <w:bCs/>
+        </w:rPr>
+        <w:tab/>
+      </w:r>
+      <w:r>
+        <w:rPr>
+          <w:b/>
+          <w:bCs/>
+        </w:rPr>
+        <w:tab/>
+      </w:r>
+      <w:r>
+        <w:t>http://localhost:5001/v2/_catalog</w:t>
+      </w:r>
+    </w:p>
     <w:sectPr>
       <w:pgSz w:w="11906" w:h="16838"/>
-      <w:pgMar w:top="851" w:right="851" w:bottom="851" w:left="851" w:header="709" w:footer="709" w:gutter="0"/>
+      <w:pgMar w:top="851" w:right="1134" w:bottom="1134" w:left="1134" w:header="709" w:footer="709" w:gutter="0"/>
       <w:cols w:space="708"/>
       <w:docGrid w:linePitch="360"/>
     </w:sectPr>
@@ -189,9 +2705,95 @@
 <file path=word/numbering.xml><?xml version="1.0" encoding="utf-8"?>
 <w:numbering xmlns:wpc="http://schemas.microsoft.com/office/word/2010/wordprocessingCanvas" xmlns:cx="http://schemas.microsoft.com/office/drawing/2014/chartex" xmlns:cx1="http://schemas.microsoft.com/office/drawing/2015/9/8/chartex" xmlns:cx2="http://schemas.microsoft.com/office/drawing/2015/10/21/chartex" xmlns:cx3="http://schemas.microsoft.com/office/drawing/2016/5/9/chartex" xmlns:cx4="http://schemas.microsoft.com/office/drawing/2016/5/10/chartex" xmlns:cx5="http://schemas.microsoft.com/office/drawing/2016/5/11/chartex" xmlns:cx6="http://schemas.microsoft.com/office/drawing/2016/5/12/chartex" xmlns:cx7="http://schemas.microsoft.com/office/drawing/2016/5/13/chartex" xmlns:cx8="http://schemas.microsoft.com/office/drawing/2016/5/14/chartex" xmlns:mc="http://schemas.openxmlformats.org/markup-compatibility/2006" xmlns:aink="http://schemas.microsoft.com/office/drawing/2016/ink" xmlns:am3d="http://schemas.microsoft.com/office/drawing/2017/model3d" xmlns:o="urn:schemas-microsoft-com:office:office" xmlns:oel="http://schemas.microsoft.com/office/2019/extlst" xmlns:r="http://schemas.openxmlformats.org/officeDocument/2006/relationships" xmlns:m="http://schemas.openxmlformats.org/officeDocument/2006/math" xmlns:v="urn:schemas-microsoft-com:vml" xmlns:wp14="http://schemas.microsoft.com/office/word/2010/wordprocessingDrawing" xmlns:wp="http://schemas.openxmlformats.org/drawingml/2006/wordprocessingDrawing" xmlns:w10="urn:schemas-microsoft-com:office:word" xmlns:w="http://schemas.openxmlformats.org/wordprocessingml/2006/main" xmlns:w14="http://schemas.microsoft.com/office/word/2010/wordml" xmlns:w15="http://schemas.microsoft.com/office/word/2012/wordml" xmlns:w16cex="http://schemas.microsoft.com/office/word/2018/wordml/cex" xmlns:w16cid="http://schemas.microsoft.com/office/word/2016/wordml/cid" xmlns:w16="http://schemas.microsoft.com/office/word/2018/wordml" xmlns:w16du="http://schemas.microsoft.com/office/word/2023/wordml/word16du" xmlns:w16sdtdh="http://schemas.microsoft.com/office/word/2020/wordml/sdtdatahash" xmlns:w16sdtfl="http://schemas.microsoft.com/office/word/2024/wordml/sdtformatlock" xmlns:w16se="http://schemas.microsoft.com/office/word/2015/wordml/symex" xmlns:wpg="http://schemas.microsoft.com/office/word/2010/wordprocessingGroup" xmlns:wpi="http://schemas.microsoft.com/office/word/2010/wordprocessingInk" xmlns:wne="http://schemas.microsoft.com/office/word/2006/wordml" xmlns:wps="http://schemas.microsoft.com/office/word/2010/wordprocessingShape" mc:Ignorable="w14 w15 w16se w16cid w16 w16cex w16sdtdh w16sdtfl w16du wp14">
   <w:abstractNum w:abstractNumId="0" w15:restartNumberingAfterBreak="0">
-    <w:nsid w:val="6C9610EA"/>
+    <w:nsid w:val="2721619E"/>
     <w:multiLevelType w:val="hybridMultilevel"/>
-    <w:tmpl w:val="4268EBD2"/>
+    <w:tmpl w:val="6E2ABB4C"/>
+    <w:lvl w:ilvl="0" w:tplc="4009000F">
+      <w:start w:val="1"/>
+      <w:numFmt w:val="decimal"/>
+      <w:lvlText w:val="%1."/>
+      <w:lvlJc w:val="left"/>
+      <w:pPr>
+        <w:ind w:left="720" w:hanging="360"/>
+      </w:pPr>
+    </w:lvl>
+    <w:lvl w:ilvl="1" w:tplc="40090019" w:tentative="1">
+      <w:start w:val="1"/>
+      <w:numFmt w:val="lowerLetter"/>
+      <w:lvlText w:val="%2."/>
+      <w:lvlJc w:val="left"/>
+      <w:pPr>
+        <w:ind w:left="1440" w:hanging="360"/>
+      </w:pPr>
+    </w:lvl>
+    <w:lvl w:ilvl="2" w:tplc="4009001B" w:tentative="1">
+      <w:start w:val="1"/>
+      <w:numFmt w:val="lowerRoman"/>
+      <w:lvlText w:val="%3."/>
+      <w:lvlJc w:val="right"/>
+      <w:pPr>
+        <w:ind w:left="2160" w:hanging="180"/>
+      </w:pPr>
+    </w:lvl>
+    <w:lvl w:ilvl="3" w:tplc="4009000F" w:tentative="1">
+      <w:start w:val="1"/>
+      <w:numFmt w:val="decimal"/>
+      <w:lvlText w:val="%4."/>
+      <w:lvlJc w:val="left"/>
+      <w:pPr>
+        <w:ind w:left="2880" w:hanging="360"/>
+      </w:pPr>
+    </w:lvl>
+    <w:lvl w:ilvl="4" w:tplc="40090019" w:tentative="1">
+      <w:start w:val="1"/>
+      <w:numFmt w:val="lowerLetter"/>
+      <w:lvlText w:val="%5."/>
+      <w:lvlJc w:val="left"/>
+      <w:pPr>
+        <w:ind w:left="3600" w:hanging="360"/>
+      </w:pPr>
+    </w:lvl>
+    <w:lvl w:ilvl="5" w:tplc="4009001B" w:tentative="1">
+      <w:start w:val="1"/>
+      <w:numFmt w:val="lowerRoman"/>
+      <w:lvlText w:val="%6."/>
+      <w:lvlJc w:val="right"/>
+      <w:pPr>
+        <w:ind w:left="4320" w:hanging="180"/>
+      </w:pPr>
+    </w:lvl>
+    <w:lvl w:ilvl="6" w:tplc="4009000F" w:tentative="1">
+      <w:start w:val="1"/>
+      <w:numFmt w:val="decimal"/>
+      <w:lvlText w:val="%7."/>
+      <w:lvlJc w:val="left"/>
+      <w:pPr>
+        <w:ind w:left="5040" w:hanging="360"/>
+      </w:pPr>
+    </w:lvl>
+    <w:lvl w:ilvl="7" w:tplc="40090019" w:tentative="1">
+      <w:start w:val="1"/>
+      <w:numFmt w:val="lowerLetter"/>
+      <w:lvlText w:val="%8."/>
+      <w:lvlJc w:val="left"/>
+      <w:pPr>
+        <w:ind w:left="5760" w:hanging="360"/>
+      </w:pPr>
+    </w:lvl>
+    <w:lvl w:ilvl="8" w:tplc="4009001B" w:tentative="1">
+      <w:start w:val="1"/>
+      <w:numFmt w:val="lowerRoman"/>
+      <w:lvlText w:val="%9."/>
+      <w:lvlJc w:val="right"/>
+      <w:pPr>
+        <w:ind w:left="6480" w:hanging="180"/>
+      </w:pPr>
+    </w:lvl>
+  </w:abstractNum>
+  <w:abstractNum w:abstractNumId="1" w15:restartNumberingAfterBreak="0">
+    <w:nsid w:val="2FBD324F"/>
+    <w:multiLevelType w:val="hybridMultilevel"/>
+    <w:tmpl w:val="60D09F52"/>
     <w:lvl w:ilvl="0" w:tplc="40090001">
       <w:start w:val="1"/>
       <w:numFmt w:val="bullet"/>
@@ -301,8 +2903,216 @@
       </w:rPr>
     </w:lvl>
   </w:abstractNum>
+  <w:abstractNum w:abstractNumId="2" w15:restartNumberingAfterBreak="0">
+    <w:nsid w:val="6C9610EA"/>
+    <w:multiLevelType w:val="hybridMultilevel"/>
+    <w:tmpl w:val="C556FE28"/>
+    <w:lvl w:ilvl="0" w:tplc="40090001">
+      <w:start w:val="1"/>
+      <w:numFmt w:val="bullet"/>
+      <w:lvlText w:val=""/>
+      <w:lvlJc w:val="left"/>
+      <w:pPr>
+        <w:ind w:left="720" w:hanging="360"/>
+      </w:pPr>
+      <w:rPr>
+        <w:rFonts w:ascii="Symbol" w:hAnsi="Symbol" w:hint="default"/>
+      </w:rPr>
+    </w:lvl>
+    <w:lvl w:ilvl="1" w:tplc="40090003" w:tentative="1">
+      <w:start w:val="1"/>
+      <w:numFmt w:val="bullet"/>
+      <w:lvlText w:val="o"/>
+      <w:lvlJc w:val="left"/>
+      <w:pPr>
+        <w:ind w:left="1440" w:hanging="360"/>
+      </w:pPr>
+      <w:rPr>
+        <w:rFonts w:ascii="Courier New" w:hAnsi="Courier New" w:cs="Courier New" w:hint="default"/>
+      </w:rPr>
+    </w:lvl>
+    <w:lvl w:ilvl="2" w:tplc="40090005" w:tentative="1">
+      <w:start w:val="1"/>
+      <w:numFmt w:val="bullet"/>
+      <w:lvlText w:val=""/>
+      <w:lvlJc w:val="left"/>
+      <w:pPr>
+        <w:ind w:left="2160" w:hanging="360"/>
+      </w:pPr>
+      <w:rPr>
+        <w:rFonts w:ascii="Wingdings" w:hAnsi="Wingdings" w:hint="default"/>
+      </w:rPr>
+    </w:lvl>
+    <w:lvl w:ilvl="3" w:tplc="40090001" w:tentative="1">
+      <w:start w:val="1"/>
+      <w:numFmt w:val="bullet"/>
+      <w:lvlText w:val=""/>
+      <w:lvlJc w:val="left"/>
+      <w:pPr>
+        <w:ind w:left="2880" w:hanging="360"/>
+      </w:pPr>
+      <w:rPr>
+        <w:rFonts w:ascii="Symbol" w:hAnsi="Symbol" w:hint="default"/>
+      </w:rPr>
+    </w:lvl>
+    <w:lvl w:ilvl="4" w:tplc="40090003" w:tentative="1">
+      <w:start w:val="1"/>
+      <w:numFmt w:val="bullet"/>
+      <w:lvlText w:val="o"/>
+      <w:lvlJc w:val="left"/>
+      <w:pPr>
+        <w:ind w:left="3600" w:hanging="360"/>
+      </w:pPr>
+      <w:rPr>
+        <w:rFonts w:ascii="Courier New" w:hAnsi="Courier New" w:cs="Courier New" w:hint="default"/>
+      </w:rPr>
+    </w:lvl>
+    <w:lvl w:ilvl="5" w:tplc="40090005" w:tentative="1">
+      <w:start w:val="1"/>
+      <w:numFmt w:val="bullet"/>
+      <w:lvlText w:val=""/>
+      <w:lvlJc w:val="left"/>
+      <w:pPr>
+        <w:ind w:left="4320" w:hanging="360"/>
+      </w:pPr>
+      <w:rPr>
+        <w:rFonts w:ascii="Wingdings" w:hAnsi="Wingdings" w:hint="default"/>
+      </w:rPr>
+    </w:lvl>
+    <w:lvl w:ilvl="6" w:tplc="40090001" w:tentative="1">
+      <w:start w:val="1"/>
+      <w:numFmt w:val="bullet"/>
+      <w:lvlText w:val=""/>
+      <w:lvlJc w:val="left"/>
+      <w:pPr>
+        <w:ind w:left="5040" w:hanging="360"/>
+      </w:pPr>
+      <w:rPr>
+        <w:rFonts w:ascii="Symbol" w:hAnsi="Symbol" w:hint="default"/>
+      </w:rPr>
+    </w:lvl>
+    <w:lvl w:ilvl="7" w:tplc="40090003" w:tentative="1">
+      <w:start w:val="1"/>
+      <w:numFmt w:val="bullet"/>
+      <w:lvlText w:val="o"/>
+      <w:lvlJc w:val="left"/>
+      <w:pPr>
+        <w:ind w:left="5760" w:hanging="360"/>
+      </w:pPr>
+      <w:rPr>
+        <w:rFonts w:ascii="Courier New" w:hAnsi="Courier New" w:cs="Courier New" w:hint="default"/>
+      </w:rPr>
+    </w:lvl>
+    <w:lvl w:ilvl="8" w:tplc="40090005" w:tentative="1">
+      <w:start w:val="1"/>
+      <w:numFmt w:val="bullet"/>
+      <w:lvlText w:val=""/>
+      <w:lvlJc w:val="left"/>
+      <w:pPr>
+        <w:ind w:left="6480" w:hanging="360"/>
+      </w:pPr>
+      <w:rPr>
+        <w:rFonts w:ascii="Wingdings" w:hAnsi="Wingdings" w:hint="default"/>
+      </w:rPr>
+    </w:lvl>
+  </w:abstractNum>
+  <w:abstractNum w:abstractNumId="3" w15:restartNumberingAfterBreak="0">
+    <w:nsid w:val="6E5E6A16"/>
+    <w:multiLevelType w:val="hybridMultilevel"/>
+    <w:tmpl w:val="2662E398"/>
+    <w:lvl w:ilvl="0" w:tplc="4009000F">
+      <w:start w:val="1"/>
+      <w:numFmt w:val="decimal"/>
+      <w:lvlText w:val="%1."/>
+      <w:lvlJc w:val="left"/>
+      <w:pPr>
+        <w:ind w:left="720" w:hanging="360"/>
+      </w:pPr>
+    </w:lvl>
+    <w:lvl w:ilvl="1" w:tplc="40090019" w:tentative="1">
+      <w:start w:val="1"/>
+      <w:numFmt w:val="lowerLetter"/>
+      <w:lvlText w:val="%2."/>
+      <w:lvlJc w:val="left"/>
+      <w:pPr>
+        <w:ind w:left="1440" w:hanging="360"/>
+      </w:pPr>
+    </w:lvl>
+    <w:lvl w:ilvl="2" w:tplc="4009001B" w:tentative="1">
+      <w:start w:val="1"/>
+      <w:numFmt w:val="lowerRoman"/>
+      <w:lvlText w:val="%3."/>
+      <w:lvlJc w:val="right"/>
+      <w:pPr>
+        <w:ind w:left="2160" w:hanging="180"/>
+      </w:pPr>
+    </w:lvl>
+    <w:lvl w:ilvl="3" w:tplc="4009000F" w:tentative="1">
+      <w:start w:val="1"/>
+      <w:numFmt w:val="decimal"/>
+      <w:lvlText w:val="%4."/>
+      <w:lvlJc w:val="left"/>
+      <w:pPr>
+        <w:ind w:left="2880" w:hanging="360"/>
+      </w:pPr>
+    </w:lvl>
+    <w:lvl w:ilvl="4" w:tplc="40090019" w:tentative="1">
+      <w:start w:val="1"/>
+      <w:numFmt w:val="lowerLetter"/>
+      <w:lvlText w:val="%5."/>
+      <w:lvlJc w:val="left"/>
+      <w:pPr>
+        <w:ind w:left="3600" w:hanging="360"/>
+      </w:pPr>
+    </w:lvl>
+    <w:lvl w:ilvl="5" w:tplc="4009001B" w:tentative="1">
+      <w:start w:val="1"/>
+      <w:numFmt w:val="lowerRoman"/>
+      <w:lvlText w:val="%6."/>
+      <w:lvlJc w:val="right"/>
+      <w:pPr>
+        <w:ind w:left="4320" w:hanging="180"/>
+      </w:pPr>
+    </w:lvl>
+    <w:lvl w:ilvl="6" w:tplc="4009000F" w:tentative="1">
+      <w:start w:val="1"/>
+      <w:numFmt w:val="decimal"/>
+      <w:lvlText w:val="%7."/>
+      <w:lvlJc w:val="left"/>
+      <w:pPr>
+        <w:ind w:left="5040" w:hanging="360"/>
+      </w:pPr>
+    </w:lvl>
+    <w:lvl w:ilvl="7" w:tplc="40090019" w:tentative="1">
+      <w:start w:val="1"/>
+      <w:numFmt w:val="lowerLetter"/>
+      <w:lvlText w:val="%8."/>
+      <w:lvlJc w:val="left"/>
+      <w:pPr>
+        <w:ind w:left="5760" w:hanging="360"/>
+      </w:pPr>
+    </w:lvl>
+    <w:lvl w:ilvl="8" w:tplc="4009001B" w:tentative="1">
+      <w:start w:val="1"/>
+      <w:numFmt w:val="lowerRoman"/>
+      <w:lvlText w:val="%9."/>
+      <w:lvlJc w:val="right"/>
+      <w:pPr>
+        <w:ind w:left="6480" w:hanging="180"/>
+      </w:pPr>
+    </w:lvl>
+  </w:abstractNum>
   <w:num w:numId="1" w16cid:durableId="878323042">
+    <w:abstractNumId w:val="2"/>
+  </w:num>
+  <w:num w:numId="2" w16cid:durableId="1135678065">
     <w:abstractNumId w:val="0"/>
+  </w:num>
+  <w:num w:numId="3" w16cid:durableId="1824423331">
+    <w:abstractNumId w:val="1"/>
+  </w:num>
+  <w:num w:numId="4" w16cid:durableId="128325705">
+    <w:abstractNumId w:val="3"/>
   </w:num>
 </w:numbering>
 </file>
@@ -910,7 +3720,6 @@
   <w:style w:type="character" w:default="1" w:styleId="DefaultParagraphFont">
     <w:name w:val="Default Paragraph Font"/>
     <w:uiPriority w:val="1"/>
-    <w:semiHidden/>
     <w:unhideWhenUsed/>
   </w:style>
   <w:style w:type="table" w:default="1" w:styleId="TableNormal">

--- a/Docker Assignment.docx
+++ b/Docker Assignment.docx
@@ -80,6 +80,9 @@
         <w:br/>
       </w:r>
       <w:r>
+        <w:rPr>
+          <w:noProof/>
+        </w:rPr>
         <w:drawing>
           <wp:inline distT="0" distB="0" distL="0" distR="0" wp14:anchorId="33B61EC8" wp14:editId="1EBD8205">
             <wp:extent cx="5022028" cy="2695575"/>
@@ -129,7 +132,28 @@
         </w:numPr>
       </w:pPr>
       <w:r>
-        <w:t xml:space="preserve">Current Application UI: </w:t>
+        <w:t xml:space="preserve">Current Application </w:t>
+      </w:r>
+      <w:r>
+        <w:t>Description and UI</w:t>
+      </w:r>
+      <w:r>
+        <w:t xml:space="preserve">: </w:t>
+      </w:r>
+      <w:r>
+        <w:br/>
+      </w:r>
+      <w:r>
+        <w:br/>
+      </w:r>
+      <w:r>
+        <w:t xml:space="preserve">This project is a Docker-based learning application built with ASP.NET Core. It includes a frontend MVC application, a backend minimal API, and a lightweight database-backed task tracker. The frontend displays weather data from the backend and provides a simple Tasks page for creating and viewing notes. The solution is containerized with Docker Compose, and the task data </w:t>
+      </w:r>
+      <w:r>
+        <w:t>persisted</w:t>
+      </w:r>
+      <w:r>
+        <w:t xml:space="preserve"> locally using SQLite.</w:t>
       </w:r>
       <w:r>
         <w:br/>
@@ -139,10 +163,10 @@
       </w:r>
       <w:r>
         <w:drawing>
-          <wp:inline distT="0" distB="0" distL="0" distR="0" wp14:anchorId="030D7761" wp14:editId="268F82B9">
-            <wp:extent cx="6120130" cy="3845774"/>
-            <wp:effectExtent l="0" t="0" r="0" b="2540"/>
-            <wp:docPr id="462980943" name="Picture 1"/>
+          <wp:inline distT="0" distB="0" distL="0" distR="0" wp14:anchorId="3B5E3C82" wp14:editId="553C7231">
+            <wp:extent cx="5389421" cy="2730500"/>
+            <wp:effectExtent l="0" t="0" r="1905" b="0"/>
+            <wp:docPr id="1528898398" name="Picture 1"/>
             <wp:cNvGraphicFramePr>
               <a:graphicFrameLocks xmlns:a="http://schemas.openxmlformats.org/drawingml/2006/main" noChangeAspect="1"/>
             </wp:cNvGraphicFramePr>
@@ -150,7 +174,7 @@
               <a:graphicData uri="http://schemas.openxmlformats.org/drawingml/2006/picture">
                 <pic:pic xmlns:pic="http://schemas.openxmlformats.org/drawingml/2006/picture">
                   <pic:nvPicPr>
-                    <pic:cNvPr id="462980943" name=""/>
+                    <pic:cNvPr id="1528898398" name=""/>
                     <pic:cNvPicPr/>
                   </pic:nvPicPr>
                   <pic:blipFill>
@@ -162,7 +186,7 @@
                   <pic:spPr>
                     <a:xfrm>
                       <a:off x="0" y="0"/>
-                      <a:ext cx="6120130" cy="3845774"/>
+                      <a:ext cx="5443812" cy="2758057"/>
                     </a:xfrm>
                     <a:prstGeom prst="rect">
                       <a:avLst/>
@@ -174,6 +198,50 @@
           </wp:inline>
         </w:drawing>
       </w:r>
+      <w:r>
+        <w:br/>
+      </w:r>
+      <w:r>
+        <w:lastRenderedPageBreak/>
+        <w:br/>
+      </w:r>
+      <w:r>
+        <w:drawing>
+          <wp:inline distT="0" distB="0" distL="0" distR="0" wp14:anchorId="1DD7F7FC" wp14:editId="3D8D214E">
+            <wp:extent cx="5111481" cy="2616200"/>
+            <wp:effectExtent l="0" t="0" r="0" b="0"/>
+            <wp:docPr id="377127729" name="Picture 1"/>
+            <wp:cNvGraphicFramePr>
+              <a:graphicFrameLocks xmlns:a="http://schemas.openxmlformats.org/drawingml/2006/main" noChangeAspect="1"/>
+            </wp:cNvGraphicFramePr>
+            <a:graphic xmlns:a="http://schemas.openxmlformats.org/drawingml/2006/main">
+              <a:graphicData uri="http://schemas.openxmlformats.org/drawingml/2006/picture">
+                <pic:pic xmlns:pic="http://schemas.openxmlformats.org/drawingml/2006/picture">
+                  <pic:nvPicPr>
+                    <pic:cNvPr id="377127729" name=""/>
+                    <pic:cNvPicPr/>
+                  </pic:nvPicPr>
+                  <pic:blipFill>
+                    <a:blip r:embed="rId7"/>
+                    <a:stretch>
+                      <a:fillRect/>
+                    </a:stretch>
+                  </pic:blipFill>
+                  <pic:spPr>
+                    <a:xfrm>
+                      <a:off x="0" y="0"/>
+                      <a:ext cx="5122560" cy="2621870"/>
+                    </a:xfrm>
+                    <a:prstGeom prst="rect">
+                      <a:avLst/>
+                    </a:prstGeom>
+                  </pic:spPr>
+                </pic:pic>
+              </a:graphicData>
+            </a:graphic>
+          </wp:inline>
+        </w:drawing>
+      </w:r>
     </w:p>
     <w:p/>
     <w:p>
@@ -185,7 +253,6 @@
         </w:numPr>
       </w:pPr>
       <w:r>
-        <w:lastRenderedPageBreak/>
         <w:t>Verify Docker Installation</w:t>
       </w:r>
       <w:r>
@@ -210,6 +277,9 @@
         <w:br/>
       </w:r>
       <w:r>
+        <w:rPr>
+          <w:noProof/>
+        </w:rPr>
         <w:drawing>
           <wp:inline distT="0" distB="0" distL="0" distR="0" wp14:anchorId="20B9F7BC" wp14:editId="7772D856">
             <wp:extent cx="5117162" cy="2463800"/>
@@ -226,7 +296,7 @@
                     <pic:cNvPicPr/>
                   </pic:nvPicPr>
                   <pic:blipFill>
-                    <a:blip r:embed="rId7"/>
+                    <a:blip r:embed="rId8"/>
                     <a:stretch>
                       <a:fillRect/>
                     </a:stretch>
@@ -267,10 +337,7 @@
         <w:t xml:space="preserve"> - </w:t>
       </w:r>
       <w:r>
-        <w:t xml:space="preserve">docker compose </w:t>
-      </w:r>
-      <w:r>
-        <w:t>version</w:t>
+        <w:t>docker compose version</w:t>
       </w:r>
       <w:r>
         <w:t>:</w:t>
@@ -282,6 +349,9 @@
         <w:t xml:space="preserve"> </w:t>
       </w:r>
       <w:r>
+        <w:rPr>
+          <w:noProof/>
+        </w:rPr>
         <w:drawing>
           <wp:inline distT="0" distB="0" distL="0" distR="0" wp14:anchorId="77C239F1" wp14:editId="2674869B">
             <wp:extent cx="5213290" cy="2857500"/>
@@ -298,7 +368,7 @@
                     <pic:cNvPicPr/>
                   </pic:nvPicPr>
                   <pic:blipFill>
-                    <a:blip r:embed="rId8"/>
+                    <a:blip r:embed="rId9"/>
                     <a:stretch>
                       <a:fillRect/>
                     </a:stretch>
@@ -333,23 +403,17 @@
         </w:numPr>
       </w:pPr>
       <w:r>
-        <w:lastRenderedPageBreak/>
         <w:t>Verify Docker Using Test Container</w:t>
       </w:r>
       <w:r>
         <w:t xml:space="preserve"> - </w:t>
       </w:r>
       <w:r>
-        <w:t>docker run hello-</w:t>
-      </w:r>
-      <w:proofErr w:type="gramStart"/>
-      <w:r>
-        <w:t>world</w:t>
+        <w:t>docker run hello-world</w:t>
       </w:r>
       <w:r>
         <w:t xml:space="preserve"> :</w:t>
       </w:r>
-      <w:proofErr w:type="gramEnd"/>
       <w:r>
         <w:rPr>
           <w:noProof/>
@@ -357,6 +421,9 @@
         <w:t xml:space="preserve"> </w:t>
       </w:r>
       <w:r>
+        <w:rPr>
+          <w:noProof/>
+        </w:rPr>
         <w:drawing>
           <wp:inline distT="0" distB="0" distL="0" distR="0" wp14:anchorId="65678931" wp14:editId="20BCBCA6">
             <wp:extent cx="5245100" cy="3666019"/>
@@ -373,7 +440,7 @@
                     <pic:cNvPicPr/>
                   </pic:nvPicPr>
                   <pic:blipFill>
-                    <a:blip r:embed="rId9"/>
+                    <a:blip r:embed="rId10"/>
                     <a:stretch>
                       <a:fillRect/>
                     </a:stretch>
@@ -417,6 +484,9 @@
         <w:br/>
       </w:r>
       <w:r>
+        <w:rPr>
+          <w:noProof/>
+        </w:rPr>
         <w:drawing>
           <wp:inline distT="0" distB="0" distL="0" distR="0" wp14:anchorId="5BB7A1DC" wp14:editId="7D220C9C">
             <wp:extent cx="5591175" cy="704850"/>
@@ -433,7 +503,7 @@
                     <pic:cNvPicPr/>
                   </pic:nvPicPr>
                   <pic:blipFill>
-                    <a:blip r:embed="rId10"/>
+                    <a:blip r:embed="rId11"/>
                     <a:stretch>
                       <a:fillRect/>
                     </a:stretch>
@@ -470,13 +540,8 @@
         <w:t xml:space="preserve"> - </w:t>
       </w:r>
       <w:r>
-        <w:t>docker build -t dockerlearning-</w:t>
-      </w:r>
-      <w:proofErr w:type="gramStart"/>
-      <w:r>
-        <w:t>frontend .</w:t>
-      </w:r>
-      <w:proofErr w:type="gramEnd"/>
+        <w:t>docker build -t dockerlearning-frontend .</w:t>
+      </w:r>
       <w:r>
         <w:t xml:space="preserve"> : </w:t>
       </w:r>
@@ -484,6 +549,9 @@
         <w:br/>
       </w:r>
       <w:r>
+        <w:rPr>
+          <w:noProof/>
+        </w:rPr>
         <w:drawing>
           <wp:inline distT="0" distB="0" distL="0" distR="0" wp14:anchorId="48EA31EB" wp14:editId="34AE4FC4">
             <wp:extent cx="5905030" cy="3048000"/>
@@ -500,7 +568,7 @@
                     <pic:cNvPicPr/>
                   </pic:nvPicPr>
                   <pic:blipFill>
-                    <a:blip r:embed="rId11"/>
+                    <a:blip r:embed="rId12"/>
                     <a:stretch>
                       <a:fillRect/>
                     </a:stretch>
@@ -545,13 +613,8 @@
         <w:t xml:space="preserve"> - </w:t>
       </w:r>
       <w:r>
-        <w:t>docker build -t dockerlearning-</w:t>
-      </w:r>
-      <w:proofErr w:type="gramStart"/>
-      <w:r>
-        <w:t>backend .</w:t>
-      </w:r>
-      <w:proofErr w:type="gramEnd"/>
+        <w:t>docker build -t dockerlearning-backend .</w:t>
+      </w:r>
       <w:r>
         <w:t xml:space="preserve"> :</w:t>
       </w:r>
@@ -559,6 +622,9 @@
         <w:br/>
       </w:r>
       <w:r>
+        <w:rPr>
+          <w:noProof/>
+        </w:rPr>
         <w:drawing>
           <wp:inline distT="0" distB="0" distL="0" distR="0" wp14:anchorId="5D370220" wp14:editId="32E79613">
             <wp:extent cx="5980814" cy="2924175"/>
@@ -575,7 +641,7 @@
                     <pic:cNvPicPr/>
                   </pic:nvPicPr>
                   <pic:blipFill>
-                    <a:blip r:embed="rId12"/>
+                    <a:blip r:embed="rId13"/>
                     <a:stretch>
                       <a:fillRect/>
                     </a:stretch>
@@ -616,23 +682,18 @@
         <w:t xml:space="preserve"> - </w:t>
       </w:r>
       <w:r>
-        <w:t>docker run -d -p 8081:8080 --name frontend-container dockerlearning-</w:t>
-      </w:r>
-      <w:proofErr w:type="gramStart"/>
-      <w:r>
-        <w:t>frontend</w:t>
-      </w:r>
-      <w:r>
-        <w:t xml:space="preserve"> :</w:t>
-      </w:r>
-      <w:proofErr w:type="gramEnd"/>
-      <w:r>
-        <w:t xml:space="preserve"> </w:t>
-      </w:r>
-      <w:r>
-        <w:br/>
-      </w:r>
-      <w:r>
+        <w:t>docker run -d -p 8081:8080 --name frontend-container dockerlearning-frontend</w:t>
+      </w:r>
+      <w:r>
+        <w:t xml:space="preserve"> : </w:t>
+      </w:r>
+      <w:r>
+        <w:br/>
+      </w:r>
+      <w:r>
+        <w:rPr>
+          <w:noProof/>
+        </w:rPr>
         <w:drawing>
           <wp:inline distT="0" distB="0" distL="0" distR="0" wp14:anchorId="5D85CB66" wp14:editId="34B028D1">
             <wp:extent cx="6479540" cy="1605280"/>
@@ -649,7 +710,7 @@
                     <pic:cNvPicPr/>
                   </pic:nvPicPr>
                   <pic:blipFill>
-                    <a:blip r:embed="rId13"/>
+                    <a:blip r:embed="rId14"/>
                     <a:stretch>
                       <a:fillRect/>
                     </a:stretch>
@@ -690,17 +751,15 @@
         <w:t xml:space="preserve"> - </w:t>
       </w:r>
       <w:r>
-        <w:t>docker run -d -p 8082:8080 --name backend-container dockerlearning-</w:t>
-      </w:r>
-      <w:proofErr w:type="gramStart"/>
-      <w:r>
-        <w:t>backend</w:t>
+        <w:t>docker run -d -p 8082:8080 --name backend-container dockerlearning-backend</w:t>
       </w:r>
       <w:r>
         <w:t xml:space="preserve"> :</w:t>
       </w:r>
-      <w:proofErr w:type="gramEnd"/>
-      <w:r>
+      <w:r>
+        <w:rPr>
+          <w:noProof/>
+        </w:rPr>
         <w:drawing>
           <wp:inline distT="0" distB="0" distL="0" distR="0" wp14:anchorId="389772C8" wp14:editId="7619541D">
             <wp:extent cx="6464300" cy="676585"/>
@@ -717,7 +776,7 @@
                     <pic:cNvPicPr/>
                   </pic:nvPicPr>
                   <pic:blipFill>
-                    <a:blip r:embed="rId14"/>
+                    <a:blip r:embed="rId15"/>
                     <a:stretch>
                       <a:fillRect/>
                     </a:stretch>
@@ -758,27 +817,25 @@
         <w:t xml:space="preserve"> - </w:t>
       </w:r>
       <w:r>
-        <w:t xml:space="preserve">docker </w:t>
-      </w:r>
-      <w:proofErr w:type="gramStart"/>
-      <w:r>
-        <w:t>ps</w:t>
+        <w:t>docker ps</w:t>
       </w:r>
       <w:r>
         <w:t xml:space="preserve"> :</w:t>
       </w:r>
-      <w:proofErr w:type="gramEnd"/>
-    </w:p>
-    <w:p>
-      <w:pPr>
-        <w:pStyle w:val="ListParagraph"/>
-      </w:pPr>
-    </w:p>
-    <w:p>
-      <w:pPr>
-        <w:pStyle w:val="ListParagraph"/>
-      </w:pPr>
-      <w:r>
+    </w:p>
+    <w:p>
+      <w:pPr>
+        <w:pStyle w:val="ListParagraph"/>
+      </w:pPr>
+    </w:p>
+    <w:p>
+      <w:pPr>
+        <w:pStyle w:val="ListParagraph"/>
+      </w:pPr>
+      <w:r>
+        <w:rPr>
+          <w:noProof/>
+        </w:rPr>
         <w:drawing>
           <wp:inline distT="0" distB="0" distL="0" distR="0" wp14:anchorId="7EE3A467" wp14:editId="046A1781">
             <wp:extent cx="6479540" cy="576580"/>
@@ -795,7 +852,7 @@
                     <pic:cNvPicPr/>
                   </pic:nvPicPr>
                   <pic:blipFill>
-                    <a:blip r:embed="rId15"/>
+                    <a:blip r:embed="rId16"/>
                     <a:stretch>
                       <a:fillRect/>
                     </a:stretch>
@@ -848,10 +905,7 @@
         <w:t xml:space="preserve"> </w:t>
       </w:r>
       <w:r>
-        <w:t>docker logs frontend-</w:t>
-      </w:r>
-      <w:r>
-        <w:t>container</w:t>
+        <w:t>docker logs frontend-container</w:t>
       </w:r>
       <w:r>
         <w:t>:</w:t>
@@ -860,6 +914,9 @@
         <w:br/>
       </w:r>
       <w:r>
+        <w:rPr>
+          <w:noProof/>
+        </w:rPr>
         <w:lastRenderedPageBreak/>
         <w:drawing>
           <wp:inline distT="0" distB="0" distL="0" distR="0" wp14:anchorId="23C7DF49" wp14:editId="03DA0D83">
@@ -877,7 +934,7 @@
                     <pic:cNvPicPr/>
                   </pic:nvPicPr>
                   <pic:blipFill>
-                    <a:blip r:embed="rId16"/>
+                    <a:blip r:embed="rId17"/>
                     <a:stretch>
                       <a:fillRect/>
                     </a:stretch>
@@ -904,23 +961,21 @@
         <w:br/>
       </w:r>
       <w:r>
-        <w:t>docker logs backend-</w:t>
-      </w:r>
-      <w:proofErr w:type="gramStart"/>
-      <w:r>
-        <w:t>container</w:t>
+        <w:t>docker logs backend-container</w:t>
       </w:r>
       <w:r>
         <w:t xml:space="preserve"> :</w:t>
       </w:r>
-      <w:proofErr w:type="gramEnd"/>
-      <w:r>
-        <w:br/>
-      </w:r>
-      <w:r>
-        <w:br/>
-      </w:r>
-      <w:r>
+      <w:r>
+        <w:br/>
+      </w:r>
+      <w:r>
+        <w:br/>
+      </w:r>
+      <w:r>
+        <w:rPr>
+          <w:noProof/>
+        </w:rPr>
         <w:drawing>
           <wp:inline distT="0" distB="0" distL="0" distR="0" wp14:anchorId="365166A0" wp14:editId="705F6E5D">
             <wp:extent cx="6479540" cy="1224280"/>
@@ -937,7 +992,7 @@
                     <pic:cNvPicPr/>
                   </pic:nvPicPr>
                   <pic:blipFill>
-                    <a:blip r:embed="rId17"/>
+                    <a:blip r:embed="rId18"/>
                     <a:stretch>
                       <a:fillRect/>
                     </a:stretch>
@@ -977,20 +1032,15 @@
         <w:br/>
       </w:r>
       <w:r>
-        <w:t>docker inspect frontend-</w:t>
-      </w:r>
-      <w:proofErr w:type="gramStart"/>
-      <w:r>
-        <w:t>container</w:t>
-      </w:r>
-      <w:r>
-        <w:t xml:space="preserve"> :</w:t>
-      </w:r>
-      <w:proofErr w:type="gramEnd"/>
-      <w:r>
-        <w:t xml:space="preserve"> </w:t>
-      </w:r>
-      <w:r>
+        <w:t>docker inspect frontend-container</w:t>
+      </w:r>
+      <w:r>
+        <w:t xml:space="preserve"> : </w:t>
+      </w:r>
+      <w:r>
+        <w:rPr>
+          <w:noProof/>
+        </w:rPr>
         <w:drawing>
           <wp:inline distT="0" distB="0" distL="0" distR="0" wp14:anchorId="0509FDD0" wp14:editId="469908AF">
             <wp:extent cx="5937186" cy="2495550"/>
@@ -1007,7 +1057,7 @@
                     <pic:cNvPicPr/>
                   </pic:nvPicPr>
                   <pic:blipFill>
-                    <a:blip r:embed="rId18"/>
+                    <a:blip r:embed="rId19"/>
                     <a:stretch>
                       <a:fillRect/>
                     </a:stretch>
@@ -1037,17 +1087,15 @@
         <w:br/>
       </w:r>
       <w:r>
-        <w:t>docker inspect backend-</w:t>
-      </w:r>
-      <w:proofErr w:type="gramStart"/>
-      <w:r>
-        <w:t>container</w:t>
+        <w:t>docker inspect backend-container</w:t>
       </w:r>
       <w:r>
         <w:t xml:space="preserve"> :</w:t>
       </w:r>
-      <w:proofErr w:type="gramEnd"/>
-      <w:r>
+      <w:r>
+        <w:rPr>
+          <w:noProof/>
+        </w:rPr>
         <w:drawing>
           <wp:inline distT="0" distB="0" distL="0" distR="0" wp14:anchorId="24C321BA" wp14:editId="51810BE4">
             <wp:extent cx="4229421" cy="2409825"/>
@@ -1064,7 +1112,7 @@
                     <pic:cNvPicPr/>
                   </pic:nvPicPr>
                   <pic:blipFill>
-                    <a:blip r:embed="rId19"/>
+                    <a:blip r:embed="rId20"/>
                     <a:stretch>
                       <a:fillRect/>
                     </a:stretch>
@@ -1110,37 +1158,15 @@
         <w:t>Stop Containers</w:t>
       </w:r>
       <w:r>
-        <w:t xml:space="preserve"> - </w:t>
-      </w:r>
-      <w:r>
-        <w:t>docker stop frontend-</w:t>
-      </w:r>
-      <w:proofErr w:type="gramStart"/>
-      <w:r>
-        <w:t>container</w:t>
-      </w:r>
-      <w:r>
-        <w:t xml:space="preserve"> ,</w:t>
-      </w:r>
-      <w:proofErr w:type="gramEnd"/>
-      <w:r>
-        <w:t xml:space="preserve"> </w:t>
-      </w:r>
-      <w:r>
-        <w:t>docker stop backend-</w:t>
-      </w:r>
-      <w:proofErr w:type="gramStart"/>
-      <w:r>
-        <w:t>container</w:t>
-      </w:r>
-      <w:r>
-        <w:t xml:space="preserve"> :</w:t>
-      </w:r>
-      <w:proofErr w:type="gramEnd"/>
-      <w:r>
-        <w:br/>
-      </w:r>
-      <w:r>
+        <w:t xml:space="preserve"> - docker stop frontend-container , docker stop backend-container :</w:t>
+      </w:r>
+      <w:r>
+        <w:br/>
+      </w:r>
+      <w:r>
+        <w:rPr>
+          <w:noProof/>
+        </w:rPr>
         <w:drawing>
           <wp:inline distT="0" distB="0" distL="0" distR="0" wp14:anchorId="19AF33B9" wp14:editId="6E5E005B">
             <wp:extent cx="5988050" cy="685165"/>
@@ -1157,7 +1183,7 @@
                     <pic:cNvPicPr/>
                   </pic:nvPicPr>
                   <pic:blipFill>
-                    <a:blip r:embed="rId20"/>
+                    <a:blip r:embed="rId21"/>
                     <a:stretch>
                       <a:fillRect/>
                     </a:stretch>
@@ -1193,40 +1219,21 @@
         <w:t>Start Containers</w:t>
       </w:r>
       <w:r>
-        <w:t xml:space="preserve"> - </w:t>
-      </w:r>
-      <w:r>
-        <w:t>docker start frontend-</w:t>
-      </w:r>
-      <w:proofErr w:type="gramStart"/>
-      <w:r>
-        <w:t>container</w:t>
-      </w:r>
-      <w:r>
-        <w:t xml:space="preserve"> ,</w:t>
-      </w:r>
-      <w:proofErr w:type="gramEnd"/>
-      <w:r>
+        <w:t xml:space="preserve"> - docker start frontend-container , docker start backend-container</w:t>
+      </w:r>
+      <w:r>
+        <w:t xml:space="preserve"> :</w:t>
+      </w:r>
+      <w:r>
+        <w:rPr>
+          <w:noProof/>
+        </w:rPr>
         <w:t xml:space="preserve"> </w:t>
       </w:r>
       <w:r>
-        <w:t>docker start backend-</w:t>
-      </w:r>
-      <w:proofErr w:type="gramStart"/>
-      <w:r>
-        <w:t>container</w:t>
-      </w:r>
-      <w:r>
-        <w:t xml:space="preserve"> :</w:t>
-      </w:r>
-      <w:proofErr w:type="gramEnd"/>
-      <w:r>
         <w:rPr>
           <w:noProof/>
         </w:rPr>
-        <w:t xml:space="preserve"> </w:t>
-      </w:r>
-      <w:r>
         <w:drawing>
           <wp:inline distT="0" distB="0" distL="0" distR="0" wp14:anchorId="584BA103" wp14:editId="173D92D7">
             <wp:extent cx="6026150" cy="541020"/>
@@ -1243,7 +1250,7 @@
                     <pic:cNvPicPr/>
                   </pic:nvPicPr>
                   <pic:blipFill>
-                    <a:blip r:embed="rId21"/>
+                    <a:blip r:embed="rId22"/>
                     <a:stretch>
                       <a:fillRect/>
                     </a:stretch>
@@ -1285,29 +1292,12 @@
         <w:t xml:space="preserve"> </w:t>
       </w:r>
       <w:r>
-        <w:t xml:space="preserve">- </w:t>
-      </w:r>
-      <w:r>
-        <w:t>docker rm frontend-container</w:t>
-      </w:r>
-      <w:r>
-        <w:t xml:space="preserve">, </w:t>
-      </w:r>
-      <w:r>
-        <w:t>docker rm backend-</w:t>
-      </w:r>
-      <w:proofErr w:type="gramStart"/>
-      <w:r>
-        <w:t>container</w:t>
-      </w:r>
-      <w:r>
-        <w:t xml:space="preserve"> :</w:t>
-      </w:r>
-      <w:proofErr w:type="gramEnd"/>
-      <w:r>
-        <w:t xml:space="preserve"> </w:t>
-      </w:r>
-      <w:r>
+        <w:t xml:space="preserve">- docker rm frontend-container, docker rm backend-container : </w:t>
+      </w:r>
+      <w:r>
+        <w:rPr>
+          <w:noProof/>
+        </w:rPr>
         <w:drawing>
           <wp:inline distT="0" distB="0" distL="0" distR="0" wp14:anchorId="158863D2" wp14:editId="1E8BFE5A">
             <wp:extent cx="6064250" cy="577850"/>
@@ -1324,7 +1314,7 @@
                     <pic:cNvPicPr/>
                   </pic:nvPicPr>
                   <pic:blipFill>
-                    <a:blip r:embed="rId22"/>
+                    <a:blip r:embed="rId23"/>
                     <a:stretch>
                       <a:fillRect/>
                     </a:stretch>
@@ -1378,6 +1368,9 @@
         <w:t>:</w:t>
       </w:r>
       <w:r>
+        <w:rPr>
+          <w:noProof/>
+        </w:rPr>
         <w:drawing>
           <wp:inline distT="0" distB="0" distL="0" distR="0" wp14:anchorId="45751D49" wp14:editId="3D2EACBC">
             <wp:extent cx="5359400" cy="3389801"/>
@@ -1394,7 +1387,7 @@
                     <pic:cNvPicPr/>
                   </pic:nvPicPr>
                   <pic:blipFill>
-                    <a:blip r:embed="rId23"/>
+                    <a:blip r:embed="rId24"/>
                     <a:stretch>
                       <a:fillRect/>
                     </a:stretch>
@@ -1433,26 +1426,21 @@
         <w:t xml:space="preserve"> - </w:t>
       </w:r>
       <w:r>
-        <w:t xml:space="preserve">docker compose </w:t>
-      </w:r>
-      <w:proofErr w:type="gramStart"/>
-      <w:r>
-        <w:t>ps</w:t>
-      </w:r>
-      <w:r>
-        <w:t xml:space="preserve"> :</w:t>
-      </w:r>
-      <w:proofErr w:type="gramEnd"/>
-      <w:r>
-        <w:t xml:space="preserve"> </w:t>
-      </w:r>
-      <w:r>
-        <w:br/>
-      </w:r>
-      <w:r>
-        <w:br/>
-      </w:r>
-      <w:r>
+        <w:t>docker compose ps</w:t>
+      </w:r>
+      <w:r>
+        <w:t xml:space="preserve"> : </w:t>
+      </w:r>
+      <w:r>
+        <w:br/>
+      </w:r>
+      <w:r>
+        <w:br/>
+      </w:r>
+      <w:r>
+        <w:rPr>
+          <w:noProof/>
+        </w:rPr>
         <w:drawing>
           <wp:inline distT="0" distB="0" distL="0" distR="0" wp14:anchorId="5085701F" wp14:editId="21730563">
             <wp:extent cx="6255871" cy="673100"/>
@@ -1469,7 +1457,7 @@
                     <pic:cNvPicPr/>
                   </pic:nvPicPr>
                   <pic:blipFill>
-                    <a:blip r:embed="rId24"/>
+                    <a:blip r:embed="rId25"/>
                     <a:stretch>
                       <a:fillRect/>
                     </a:stretch>
@@ -1509,20 +1497,15 @@
         <w:t xml:space="preserve"> - </w:t>
       </w:r>
       <w:r>
-        <w:t xml:space="preserve">docker compose </w:t>
-      </w:r>
-      <w:proofErr w:type="gramStart"/>
-      <w:r>
-        <w:t>down</w:t>
-      </w:r>
-      <w:r>
-        <w:t xml:space="preserve"> :</w:t>
-      </w:r>
-      <w:proofErr w:type="gramEnd"/>
-      <w:r>
-        <w:t xml:space="preserve"> </w:t>
-      </w:r>
-      <w:r>
+        <w:t>docker compose down</w:t>
+      </w:r>
+      <w:r>
+        <w:t xml:space="preserve"> : </w:t>
+      </w:r>
+      <w:r>
+        <w:rPr>
+          <w:noProof/>
+        </w:rPr>
         <w:drawing>
           <wp:inline distT="0" distB="0" distL="0" distR="0" wp14:anchorId="6D5C1851" wp14:editId="7C6BDA90">
             <wp:extent cx="6120130" cy="544830"/>
@@ -1539,7 +1522,7 @@
                     <pic:cNvPicPr/>
                   </pic:nvPicPr>
                   <pic:blipFill>
-                    <a:blip r:embed="rId25"/>
+                    <a:blip r:embed="rId26"/>
                     <a:stretch>
                       <a:fillRect/>
                     </a:stretch>
@@ -1578,26 +1561,21 @@
         <w:t xml:space="preserve"> - </w:t>
       </w:r>
       <w:r>
-        <w:t>sudo docker run -d -p 5001:5000 --name local-registry registry:</w:t>
-      </w:r>
-      <w:proofErr w:type="gramStart"/>
-      <w:r>
-        <w:t>2</w:t>
-      </w:r>
-      <w:r>
-        <w:t xml:space="preserve"> :</w:t>
-      </w:r>
-      <w:proofErr w:type="gramEnd"/>
-      <w:r>
-        <w:t xml:space="preserve"> </w:t>
-      </w:r>
-      <w:r>
-        <w:br/>
-      </w:r>
-      <w:r>
-        <w:br/>
-      </w:r>
-      <w:r>
+        <w:t>sudo docker run -d -p 5001:5000 --name local-registry registry:2</w:t>
+      </w:r>
+      <w:r>
+        <w:t xml:space="preserve"> : </w:t>
+      </w:r>
+      <w:r>
+        <w:br/>
+      </w:r>
+      <w:r>
+        <w:br/>
+      </w:r>
+      <w:r>
+        <w:rPr>
+          <w:noProof/>
+        </w:rPr>
         <w:drawing>
           <wp:inline distT="0" distB="0" distL="0" distR="0" wp14:anchorId="66942B28" wp14:editId="0919E493">
             <wp:extent cx="6120130" cy="1233805"/>
@@ -1614,7 +1592,7 @@
                     <pic:cNvPicPr/>
                   </pic:nvPicPr>
                   <pic:blipFill>
-                    <a:blip r:embed="rId26"/>
+                    <a:blip r:embed="rId27"/>
                     <a:stretch>
                       <a:fillRect/>
                     </a:stretch>
@@ -1653,26 +1631,21 @@
         <w:t xml:space="preserve"> - </w:t>
       </w:r>
       <w:r>
-        <w:t>sudo docker tag dockerlearning-frontend localhost:5001/dockerlearning-</w:t>
-      </w:r>
-      <w:proofErr w:type="gramStart"/>
-      <w:r>
-        <w:t>frontend:v1</w:t>
-      </w:r>
-      <w:r>
-        <w:t xml:space="preserve"> :</w:t>
-      </w:r>
-      <w:proofErr w:type="gramEnd"/>
-      <w:r>
-        <w:t xml:space="preserve"> </w:t>
-      </w:r>
-      <w:r>
-        <w:br/>
-      </w:r>
-      <w:r>
-        <w:br/>
-      </w:r>
-      <w:r>
+        <w:t>sudo docker tag dockerlearning-frontend localhost:5001/dockerlearning-frontend:v1</w:t>
+      </w:r>
+      <w:r>
+        <w:t xml:space="preserve"> : </w:t>
+      </w:r>
+      <w:r>
+        <w:br/>
+      </w:r>
+      <w:r>
+        <w:br/>
+      </w:r>
+      <w:r>
+        <w:rPr>
+          <w:noProof/>
+        </w:rPr>
         <w:drawing>
           <wp:inline distT="0" distB="0" distL="0" distR="0" wp14:anchorId="47C02A17" wp14:editId="7963CE44">
             <wp:extent cx="6120130" cy="755650"/>
@@ -1689,7 +1662,7 @@
                     <pic:cNvPicPr/>
                   </pic:nvPicPr>
                   <pic:blipFill>
-                    <a:blip r:embed="rId27"/>
+                    <a:blip r:embed="rId28"/>
                     <a:stretch>
                       <a:fillRect/>
                     </a:stretch>
@@ -1728,26 +1701,21 @@
         <w:t xml:space="preserve"> - </w:t>
       </w:r>
       <w:r>
-        <w:t>sudo docker tag dockerlearning-backend localhost:5001/dockerlearning-</w:t>
-      </w:r>
-      <w:proofErr w:type="gramStart"/>
-      <w:r>
-        <w:t>backend:v1</w:t>
-      </w:r>
-      <w:r>
-        <w:t xml:space="preserve"> :</w:t>
-      </w:r>
-      <w:proofErr w:type="gramEnd"/>
-      <w:r>
-        <w:t xml:space="preserve"> </w:t>
-      </w:r>
-      <w:r>
-        <w:br/>
-      </w:r>
-      <w:r>
-        <w:br/>
-      </w:r>
-      <w:r>
+        <w:t>sudo docker tag dockerlearning-backend localhost:5001/dockerlearning-backend:v1</w:t>
+      </w:r>
+      <w:r>
+        <w:t xml:space="preserve"> : </w:t>
+      </w:r>
+      <w:r>
+        <w:br/>
+      </w:r>
+      <w:r>
+        <w:br/>
+      </w:r>
+      <w:r>
+        <w:rPr>
+          <w:noProof/>
+        </w:rPr>
         <w:drawing>
           <wp:inline distT="0" distB="0" distL="0" distR="0" wp14:anchorId="2159C3FF" wp14:editId="3BD237CF">
             <wp:extent cx="6120130" cy="603250"/>
@@ -1764,7 +1732,7 @@
                     <pic:cNvPicPr/>
                   </pic:nvPicPr>
                   <pic:blipFill>
-                    <a:blip r:embed="rId28"/>
+                    <a:blip r:embed="rId29"/>
                     <a:stretch>
                       <a:fillRect/>
                     </a:stretch>
@@ -1803,26 +1771,21 @@
         <w:t xml:space="preserve"> - </w:t>
       </w:r>
       <w:r>
-        <w:t>sudo docker push localhost:5001/dockerlearning-</w:t>
-      </w:r>
-      <w:proofErr w:type="gramStart"/>
-      <w:r>
-        <w:t>frontend:v1</w:t>
-      </w:r>
-      <w:r>
-        <w:t xml:space="preserve"> :</w:t>
-      </w:r>
-      <w:proofErr w:type="gramEnd"/>
-      <w:r>
-        <w:t xml:space="preserve"> </w:t>
-      </w:r>
-      <w:r>
-        <w:br/>
-      </w:r>
-      <w:r>
-        <w:br/>
-      </w:r>
-      <w:r>
+        <w:t>sudo docker push localhost:5001/dockerlearning-frontend:v1</w:t>
+      </w:r>
+      <w:r>
+        <w:t xml:space="preserve"> : </w:t>
+      </w:r>
+      <w:r>
+        <w:br/>
+      </w:r>
+      <w:r>
+        <w:br/>
+      </w:r>
+      <w:r>
+        <w:rPr>
+          <w:noProof/>
+        </w:rPr>
         <w:drawing>
           <wp:inline distT="0" distB="0" distL="0" distR="0" wp14:anchorId="4AC49907" wp14:editId="04BDA8EB">
             <wp:extent cx="6120130" cy="1061085"/>
@@ -1839,7 +1802,7 @@
                     <pic:cNvPicPr/>
                   </pic:nvPicPr>
                   <pic:blipFill>
-                    <a:blip r:embed="rId29"/>
+                    <a:blip r:embed="rId30"/>
                     <a:stretch>
                       <a:fillRect/>
                     </a:stretch>
@@ -1901,26 +1864,21 @@
         <w:t xml:space="preserve"> - </w:t>
       </w:r>
       <w:r>
-        <w:t>sudo docker push localhost:5001/dockerlearning-</w:t>
-      </w:r>
-      <w:proofErr w:type="gramStart"/>
-      <w:r>
-        <w:t>backend:v1</w:t>
-      </w:r>
-      <w:r>
-        <w:t xml:space="preserve"> :</w:t>
-      </w:r>
-      <w:proofErr w:type="gramEnd"/>
-      <w:r>
-        <w:t xml:space="preserve"> </w:t>
-      </w:r>
-      <w:r>
-        <w:br/>
-      </w:r>
-      <w:r>
-        <w:br/>
-      </w:r>
-      <w:r>
+        <w:t>sudo docker push localhost:5001/dockerlearning-backend:v1</w:t>
+      </w:r>
+      <w:r>
+        <w:t xml:space="preserve"> : </w:t>
+      </w:r>
+      <w:r>
+        <w:br/>
+      </w:r>
+      <w:r>
+        <w:br/>
+      </w:r>
+      <w:r>
+        <w:rPr>
+          <w:noProof/>
+        </w:rPr>
         <w:drawing>
           <wp:inline distT="0" distB="0" distL="0" distR="0" wp14:anchorId="6410CD49" wp14:editId="27DD4D84">
             <wp:extent cx="6120130" cy="1005840"/>
@@ -1937,7 +1895,7 @@
                     <pic:cNvPicPr/>
                   </pic:nvPicPr>
                   <pic:blipFill>
-                    <a:blip r:embed="rId30"/>
+                    <a:blip r:embed="rId31"/>
                     <a:stretch>
                       <a:fillRect/>
                     </a:stretch>
@@ -1978,26 +1936,21 @@
         <w:t xml:space="preserve"> - </w:t>
       </w:r>
       <w:r>
-        <w:t xml:space="preserve">curl </w:t>
-      </w:r>
-      <w:proofErr w:type="gramStart"/>
-      <w:r>
-        <w:t>http://localhost:5001/v2/_catalog</w:t>
-      </w:r>
-      <w:r>
-        <w:t xml:space="preserve"> :</w:t>
-      </w:r>
-      <w:proofErr w:type="gramEnd"/>
-      <w:r>
-        <w:t xml:space="preserve"> </w:t>
-      </w:r>
-      <w:r>
-        <w:br/>
-      </w:r>
-      <w:r>
-        <w:br/>
-      </w:r>
-      <w:r>
+        <w:t>curl http://localhost:5001/v2/_catalog</w:t>
+      </w:r>
+      <w:r>
+        <w:t xml:space="preserve"> : </w:t>
+      </w:r>
+      <w:r>
+        <w:br/>
+      </w:r>
+      <w:r>
+        <w:br/>
+      </w:r>
+      <w:r>
+        <w:rPr>
+          <w:noProof/>
+        </w:rPr>
         <w:drawing>
           <wp:inline distT="0" distB="0" distL="0" distR="0" wp14:anchorId="3B4E489F" wp14:editId="0036AAAA">
             <wp:extent cx="6120130" cy="596900"/>
@@ -2014,7 +1967,7 @@
                     <pic:cNvPicPr/>
                   </pic:nvPicPr>
                   <pic:blipFill>
-                    <a:blip r:embed="rId31"/>
+                    <a:blip r:embed="rId32"/>
                     <a:stretch>
                       <a:fillRect/>
                     </a:stretch>
@@ -2065,27 +2018,18 @@
         <w:t>Remove Tagged Images</w:t>
       </w:r>
       <w:r>
-        <w:t xml:space="preserve"> - </w:t>
-      </w:r>
-      <w:r>
-        <w:t>sudo docker rmi localhost:5001/dockerlearning-frontend:v1</w:t>
-      </w:r>
-      <w:r>
-        <w:t>,</w:t>
-      </w:r>
-      <w:r>
-        <w:t>sudo docker rmi localhost:5001/dockerlearning-backend:v1</w:t>
-      </w:r>
-      <w:r>
-        <w:t xml:space="preserve"> : </w:t>
-      </w:r>
-      <w:r>
-        <w:br/>
-      </w:r>
-      <w:r>
-        <w:br/>
-      </w:r>
-      <w:r>
+        <w:t xml:space="preserve"> - sudo docker rmi localhost:5001/dockerlearning-frontend:v1,sudo docker rmi localhost:5001/dockerlearning-backend:v1 : </w:t>
+      </w:r>
+      <w:r>
+        <w:br/>
+      </w:r>
+      <w:r>
+        <w:br/>
+      </w:r>
+      <w:r>
+        <w:rPr>
+          <w:noProof/>
+        </w:rPr>
         <w:drawing>
           <wp:inline distT="0" distB="0" distL="0" distR="0" wp14:anchorId="6EFF02E2" wp14:editId="1EB0AE10">
             <wp:extent cx="6120130" cy="755650"/>
@@ -2102,7 +2046,7 @@
                     <pic:cNvPicPr/>
                   </pic:nvPicPr>
                   <pic:blipFill>
-                    <a:blip r:embed="rId32"/>
+                    <a:blip r:embed="rId33"/>
                     <a:stretch>
                       <a:fillRect/>
                     </a:stretch>
@@ -2143,11 +2087,7 @@
         <w:t xml:space="preserve"> - </w:t>
       </w:r>
       <w:r>
-        <w:t>sudo docker pull localhost:5001/dockerlearning-frontend:v</w:t>
-      </w:r>
-      <w:proofErr w:type="gramStart"/>
-      <w:r>
-        <w:t>1</w:t>
+        <w:t>sudo docker pull localhost:5001/dockerlearning-frontend:v1</w:t>
       </w:r>
       <w:r>
         <w:rPr>
@@ -2161,8 +2101,10 @@
         </w:rPr>
         <w:t>:</w:t>
       </w:r>
-      <w:proofErr w:type="gramEnd"/>
-      <w:r>
+      <w:r>
+        <w:rPr>
+          <w:noProof/>
+        </w:rPr>
         <w:drawing>
           <wp:inline distT="0" distB="0" distL="0" distR="0" wp14:anchorId="1AA4C049" wp14:editId="2D513001">
             <wp:extent cx="6120130" cy="685800"/>
@@ -2179,7 +2121,7 @@
                     <pic:cNvPicPr/>
                   </pic:nvPicPr>
                   <pic:blipFill>
-                    <a:blip r:embed="rId33"/>
+                    <a:blip r:embed="rId34"/>
                     <a:stretch>
                       <a:fillRect/>
                     </a:stretch>
@@ -2226,6 +2168,9 @@
         <w:t xml:space="preserve">: </w:t>
       </w:r>
       <w:r>
+        <w:rPr>
+          <w:noProof/>
+        </w:rPr>
         <w:drawing>
           <wp:inline distT="0" distB="0" distL="0" distR="0" wp14:anchorId="36B2D781" wp14:editId="11C09292">
             <wp:extent cx="6120130" cy="654050"/>
@@ -2242,7 +2187,7 @@
                     <pic:cNvPicPr/>
                   </pic:nvPicPr>
                   <pic:blipFill>
-                    <a:blip r:embed="rId34"/>
+                    <a:blip r:embed="rId35"/>
                     <a:stretch>
                       <a:fillRect/>
                     </a:stretch>
@@ -2314,26 +2259,21 @@
         <w:t xml:space="preserve"> - </w:t>
       </w:r>
       <w:r>
-        <w:t>sudo docker run -d -p 8091:8080 --name frontend-pulled localhost:5001/dockerlearning-</w:t>
-      </w:r>
-      <w:proofErr w:type="gramStart"/>
-      <w:r>
-        <w:t>frontend:v1</w:t>
-      </w:r>
-      <w:r>
-        <w:t xml:space="preserve"> :</w:t>
-      </w:r>
-      <w:proofErr w:type="gramEnd"/>
-      <w:r>
-        <w:t xml:space="preserve"> </w:t>
-      </w:r>
-      <w:r>
-        <w:br/>
-      </w:r>
-      <w:r>
-        <w:br/>
-      </w:r>
-      <w:r>
+        <w:t>sudo docker run -d -p 8091:8080 --name frontend-pulled localhost:5001/dockerlearning-frontend:v1</w:t>
+      </w:r>
+      <w:r>
+        <w:t xml:space="preserve"> : </w:t>
+      </w:r>
+      <w:r>
+        <w:br/>
+      </w:r>
+      <w:r>
+        <w:br/>
+      </w:r>
+      <w:r>
+        <w:rPr>
+          <w:noProof/>
+        </w:rPr>
         <w:drawing>
           <wp:inline distT="0" distB="0" distL="0" distR="0" wp14:anchorId="71FFFBBD" wp14:editId="1377CFF2">
             <wp:extent cx="6120130" cy="844550"/>
@@ -2350,7 +2290,7 @@
                     <pic:cNvPicPr/>
                   </pic:nvPicPr>
                   <pic:blipFill>
-                    <a:blip r:embed="rId35"/>
+                    <a:blip r:embed="rId36"/>
                     <a:stretch>
                       <a:fillRect/>
                     </a:stretch>
@@ -2391,26 +2331,21 @@
         <w:t xml:space="preserve"> - </w:t>
       </w:r>
       <w:r>
-        <w:t>sudo docker run -d -p 8092:8080 --name backend-pulled localhost:5001/dockerlearning-</w:t>
-      </w:r>
-      <w:proofErr w:type="gramStart"/>
-      <w:r>
-        <w:t>backend:v1</w:t>
-      </w:r>
-      <w:r>
-        <w:t xml:space="preserve"> :</w:t>
-      </w:r>
-      <w:proofErr w:type="gramEnd"/>
-      <w:r>
-        <w:t xml:space="preserve"> </w:t>
-      </w:r>
-      <w:r>
-        <w:br/>
-      </w:r>
-      <w:r>
-        <w:br/>
-      </w:r>
-      <w:r>
+        <w:t>sudo docker run -d -p 8092:8080 --name backend-pulled localhost:5001/dockerlearning-backend:v1</w:t>
+      </w:r>
+      <w:r>
+        <w:t xml:space="preserve"> : </w:t>
+      </w:r>
+      <w:r>
+        <w:br/>
+      </w:r>
+      <w:r>
+        <w:br/>
+      </w:r>
+      <w:r>
+        <w:rPr>
+          <w:noProof/>
+        </w:rPr>
         <w:drawing>
           <wp:inline distT="0" distB="0" distL="0" distR="0" wp14:anchorId="2C7D6CD1" wp14:editId="56C1DD7D">
             <wp:extent cx="6120130" cy="660400"/>
@@ -2427,7 +2362,7 @@
                     <pic:cNvPicPr/>
                   </pic:nvPicPr>
                   <pic:blipFill>
-                    <a:blip r:embed="rId36"/>
+                    <a:blip r:embed="rId37"/>
                     <a:stretch>
                       <a:fillRect/>
                     </a:stretch>
@@ -2486,6 +2421,9 @@
         <w:br/>
       </w:r>
       <w:r>
+        <w:rPr>
+          <w:noProof/>
+        </w:rPr>
         <w:drawing>
           <wp:inline distT="0" distB="0" distL="0" distR="0" wp14:anchorId="0E74C500" wp14:editId="38773AE9">
             <wp:extent cx="6233795" cy="1079500"/>
@@ -2502,7 +2440,7 @@
                     <pic:cNvPicPr/>
                   </pic:nvPicPr>
                   <pic:blipFill>
-                    <a:blip r:embed="rId37"/>
+                    <a:blip r:embed="rId38"/>
                     <a:stretch>
                       <a:fillRect/>
                     </a:stretch>
@@ -2563,28 +2501,31 @@
           <w:b/>
           <w:bCs/>
         </w:rPr>
-        <w:t>Frontend Application:</w:t>
+        <w:t>Frontend Application</w:t>
+      </w:r>
+      <w:r>
+        <w:t xml:space="preserve"> </w:t>
       </w:r>
       <w:r>
         <w:rPr>
           <w:b/>
           <w:bCs/>
         </w:rPr>
-        <w:t xml:space="preserve">   </w:t>
+        <w:t>(Docker)</w:t>
       </w:r>
       <w:r>
         <w:rPr>
           <w:b/>
           <w:bCs/>
         </w:rPr>
-        <w:tab/>
+        <w:t>:</w:t>
       </w:r>
       <w:r>
         <w:rPr>
           <w:b/>
           <w:bCs/>
         </w:rPr>
-        <w:tab/>
+        <w:t xml:space="preserve">   </w:t>
       </w:r>
       <w:r>
         <w:rPr>
@@ -2594,41 +2535,44 @@
         <w:tab/>
       </w:r>
       <w:r>
-        <w:t>http://localhost:8081</w:t>
-      </w:r>
-      <w:r>
-        <w:br/>
-      </w:r>
-      <w:r>
-        <w:br/>
-      </w:r>
-      <w:r>
         <w:rPr>
           <w:b/>
           <w:bCs/>
         </w:rPr>
-        <w:t>Backend API:</w:t>
+        <w:tab/>
+      </w:r>
+      <w:r>
+        <w:t>http://localhost:8081</w:t>
+      </w:r>
+      <w:r>
+        <w:br/>
+      </w:r>
+      <w:r>
+        <w:br/>
       </w:r>
       <w:r>
         <w:rPr>
           <w:b/>
           <w:bCs/>
         </w:rPr>
-        <w:tab/>
+        <w:t>Backend API</w:t>
+      </w:r>
+      <w:r>
+        <w:t xml:space="preserve"> </w:t>
       </w:r>
       <w:r>
         <w:rPr>
           <w:b/>
           <w:bCs/>
         </w:rPr>
-        <w:tab/>
+        <w:t>(Docker)</w:t>
       </w:r>
       <w:r>
         <w:rPr>
           <w:b/>
           <w:bCs/>
         </w:rPr>
-        <w:tab/>
+        <w:t>:</w:t>
       </w:r>
       <w:r>
         <w:rPr>
@@ -2645,34 +2589,111 @@
         <w:tab/>
       </w:r>
       <w:r>
-        <w:t>http://localhost:8082/weatherforecast</w:t>
-      </w:r>
-      <w:r>
-        <w:br/>
-      </w:r>
-      <w:r>
-        <w:br/>
-      </w:r>
-      <w:r>
         <w:rPr>
           <w:b/>
           <w:bCs/>
         </w:rPr>
-        <w:t>Private Docker Registry</w:t>
+        <w:tab/>
+      </w:r>
+      <w:hyperlink r:id="rId39" w:history="1">
+        <w:r>
+          <w:rPr>
+            <w:rStyle w:val="Hyperlink"/>
+          </w:rPr>
+          <w:t>http://localhost:8082/weathe</w:t>
+        </w:r>
+        <w:r>
+          <w:rPr>
+            <w:rStyle w:val="Hyperlink"/>
+          </w:rPr>
+          <w:t>r</w:t>
+        </w:r>
+        <w:r>
+          <w:rPr>
+            <w:rStyle w:val="Hyperlink"/>
+          </w:rPr>
+          <w:t>forecast</w:t>
+        </w:r>
+      </w:hyperlink>
+    </w:p>
+    <w:p>
+      <w:pPr>
+        <w:pStyle w:val="ListParagraph"/>
+      </w:pPr>
+      <w:r>
+        <w:br/>
       </w:r>
       <w:r>
         <w:rPr>
           <w:b/>
           <w:bCs/>
         </w:rPr>
-        <w:t>:</w:t>
+        <w:t>Tasks</w:t>
+      </w:r>
+      <w:r>
+        <w:t xml:space="preserve"> </w:t>
       </w:r>
       <w:r>
         <w:rPr>
           <w:b/>
           <w:bCs/>
         </w:rPr>
+        <w:t>(Docker)</w:t>
+      </w:r>
+      <w:r>
+        <w:rPr>
+          <w:b/>
+          <w:bCs/>
+        </w:rPr>
+        <w:t>:</w:t>
+      </w:r>
+      <w:r>
+        <w:t xml:space="preserve"> </w:t>
+      </w:r>
+      <w:r>
         <w:tab/>
+      </w:r>
+      <w:r>
+        <w:tab/>
+      </w:r>
+      <w:r>
+        <w:tab/>
+      </w:r>
+      <w:r>
+        <w:tab/>
+      </w:r>
+      <w:r>
+        <w:t>http://localhost:8081/Tasks</w:t>
+      </w:r>
+      <w:r>
+        <w:br/>
+      </w:r>
+      <w:r>
+        <w:br/>
+      </w:r>
+      <w:r>
+        <w:rPr>
+          <w:b/>
+          <w:bCs/>
+        </w:rPr>
+        <w:t>Private Docker Registry</w:t>
+      </w:r>
+      <w:r>
+        <w:t xml:space="preserve"> </w:t>
+      </w:r>
+      <w:r>
+        <w:rPr>
+          <w:b/>
+          <w:bCs/>
+        </w:rPr>
+        <w:t>(Docker)</w:t>
+      </w:r>
+      <w:r>
+        <w:rPr>
+          <w:b/>
+          <w:bCs/>
+        </w:rPr>
+        <w:t>:</w:t>
       </w:r>
       <w:r>
         <w:rPr>
@@ -4033,6 +4054,41 @@
       <w:spacing w:val="5"/>
     </w:rPr>
   </w:style>
+  <w:style w:type="character" w:styleId="Hyperlink">
+    <w:name w:val="Hyperlink"/>
+    <w:basedOn w:val="DefaultParagraphFont"/>
+    <w:uiPriority w:val="99"/>
+    <w:unhideWhenUsed/>
+    <w:rsid w:val="00303C54"/>
+    <w:rPr>
+      <w:color w:val="467886" w:themeColor="hyperlink"/>
+      <w:u w:val="single"/>
+    </w:rPr>
+  </w:style>
+  <w:style w:type="character" w:styleId="UnresolvedMention">
+    <w:name w:val="Unresolved Mention"/>
+    <w:basedOn w:val="DefaultParagraphFont"/>
+    <w:uiPriority w:val="99"/>
+    <w:semiHidden/>
+    <w:unhideWhenUsed/>
+    <w:rsid w:val="00303C54"/>
+    <w:rPr>
+      <w:color w:val="605E5C"/>
+      <w:shd w:val="clear" w:color="auto" w:fill="E1DFDD"/>
+    </w:rPr>
+  </w:style>
+  <w:style w:type="character" w:styleId="FollowedHyperlink">
+    <w:name w:val="FollowedHyperlink"/>
+    <w:basedOn w:val="DefaultParagraphFont"/>
+    <w:uiPriority w:val="99"/>
+    <w:semiHidden/>
+    <w:unhideWhenUsed/>
+    <w:rsid w:val="00303C54"/>
+    <w:rPr>
+      <w:color w:val="96607D" w:themeColor="followedHyperlink"/>
+      <w:u w:val="single"/>
+    </w:rPr>
+  </w:style>
 </w:styles>
 </file>
 

--- a/Docker Assignment.docx
+++ b/Docker Assignment.docx
@@ -162,6 +162,9 @@
         <w:br/>
       </w:r>
       <w:r>
+        <w:rPr>
+          <w:noProof/>
+        </w:rPr>
         <w:drawing>
           <wp:inline distT="0" distB="0" distL="0" distR="0" wp14:anchorId="3B5E3C82" wp14:editId="553C7231">
             <wp:extent cx="5389421" cy="2730500"/>
@@ -206,6 +209,9 @@
         <w:br/>
       </w:r>
       <w:r>
+        <w:rPr>
+          <w:noProof/>
+        </w:rPr>
         <w:drawing>
           <wp:inline distT="0" distB="0" distL="0" distR="0" wp14:anchorId="1DD7F7FC" wp14:editId="3D8D214E">
             <wp:extent cx="5111481" cy="2616200"/>
@@ -409,11 +415,16 @@
         <w:t xml:space="preserve"> - </w:t>
       </w:r>
       <w:r>
-        <w:t>docker run hello-world</w:t>
+        <w:t>docker run hello-</w:t>
+      </w:r>
+      <w:proofErr w:type="gramStart"/>
+      <w:r>
+        <w:t>world</w:t>
       </w:r>
       <w:r>
         <w:t xml:space="preserve"> :</w:t>
       </w:r>
+      <w:proofErr w:type="gramEnd"/>
       <w:r>
         <w:rPr>
           <w:noProof/>
@@ -540,8 +551,13 @@
         <w:t xml:space="preserve"> - </w:t>
       </w:r>
       <w:r>
-        <w:t>docker build -t dockerlearning-frontend .</w:t>
-      </w:r>
+        <w:t>docker build -t dockerlearning-</w:t>
+      </w:r>
+      <w:proofErr w:type="gramStart"/>
+      <w:r>
+        <w:t>frontend .</w:t>
+      </w:r>
+      <w:proofErr w:type="gramEnd"/>
       <w:r>
         <w:t xml:space="preserve"> : </w:t>
       </w:r>
@@ -613,8 +629,13 @@
         <w:t xml:space="preserve"> - </w:t>
       </w:r>
       <w:r>
-        <w:t>docker build -t dockerlearning-backend .</w:t>
-      </w:r>
+        <w:t>docker build -t dockerlearning-</w:t>
+      </w:r>
+      <w:proofErr w:type="gramStart"/>
+      <w:r>
+        <w:t>backend .</w:t>
+      </w:r>
+      <w:proofErr w:type="gramEnd"/>
       <w:r>
         <w:t xml:space="preserve"> :</w:t>
       </w:r>
@@ -682,10 +703,18 @@
         <w:t xml:space="preserve"> - </w:t>
       </w:r>
       <w:r>
-        <w:t>docker run -d -p 8081:8080 --name frontend-container dockerlearning-frontend</w:t>
-      </w:r>
-      <w:r>
-        <w:t xml:space="preserve"> : </w:t>
+        <w:t>docker run -d -p 8081:8080 --name frontend-container dockerlearning-</w:t>
+      </w:r>
+      <w:proofErr w:type="gramStart"/>
+      <w:r>
+        <w:t>frontend</w:t>
+      </w:r>
+      <w:r>
+        <w:t xml:space="preserve"> :</w:t>
+      </w:r>
+      <w:proofErr w:type="gramEnd"/>
+      <w:r>
+        <w:t xml:space="preserve"> </w:t>
       </w:r>
       <w:r>
         <w:br/>
@@ -751,11 +780,16 @@
         <w:t xml:space="preserve"> - </w:t>
       </w:r>
       <w:r>
-        <w:t>docker run -d -p 8082:8080 --name backend-container dockerlearning-backend</w:t>
+        <w:t>docker run -d -p 8082:8080 --name backend-container dockerlearning-</w:t>
+      </w:r>
+      <w:proofErr w:type="gramStart"/>
+      <w:r>
+        <w:t>backend</w:t>
       </w:r>
       <w:r>
         <w:t xml:space="preserve"> :</w:t>
       </w:r>
+      <w:proofErr w:type="gramEnd"/>
       <w:r>
         <w:rPr>
           <w:noProof/>
@@ -817,11 +851,16 @@
         <w:t xml:space="preserve"> - </w:t>
       </w:r>
       <w:r>
-        <w:t>docker ps</w:t>
+        <w:t xml:space="preserve">docker </w:t>
+      </w:r>
+      <w:proofErr w:type="gramStart"/>
+      <w:r>
+        <w:t>ps</w:t>
       </w:r>
       <w:r>
         <w:t xml:space="preserve"> :</w:t>
       </w:r>
+      <w:proofErr w:type="gramEnd"/>
     </w:p>
     <w:p>
       <w:pPr>
@@ -961,11 +1000,16 @@
         <w:br/>
       </w:r>
       <w:r>
-        <w:t>docker logs backend-container</w:t>
+        <w:t>docker logs backend-</w:t>
+      </w:r>
+      <w:proofErr w:type="gramStart"/>
+      <w:r>
+        <w:t>container</w:t>
       </w:r>
       <w:r>
         <w:t xml:space="preserve"> :</w:t>
       </w:r>
+      <w:proofErr w:type="gramEnd"/>
       <w:r>
         <w:br/>
       </w:r>
@@ -1032,10 +1076,18 @@
         <w:br/>
       </w:r>
       <w:r>
-        <w:t>docker inspect frontend-container</w:t>
-      </w:r>
-      <w:r>
-        <w:t xml:space="preserve"> : </w:t>
+        <w:t>docker inspect frontend-</w:t>
+      </w:r>
+      <w:proofErr w:type="gramStart"/>
+      <w:r>
+        <w:t>container</w:t>
+      </w:r>
+      <w:r>
+        <w:t xml:space="preserve"> :</w:t>
+      </w:r>
+      <w:proofErr w:type="gramEnd"/>
+      <w:r>
+        <w:t xml:space="preserve"> </w:t>
       </w:r>
       <w:r>
         <w:rPr>
@@ -1087,11 +1139,16 @@
         <w:br/>
       </w:r>
       <w:r>
-        <w:t>docker inspect backend-container</w:t>
+        <w:t>docker inspect backend-</w:t>
+      </w:r>
+      <w:proofErr w:type="gramStart"/>
+      <w:r>
+        <w:t>container</w:t>
       </w:r>
       <w:r>
         <w:t xml:space="preserve"> :</w:t>
       </w:r>
+      <w:proofErr w:type="gramEnd"/>
       <w:r>
         <w:rPr>
           <w:noProof/>
@@ -1158,8 +1215,21 @@
         <w:t>Stop Containers</w:t>
       </w:r>
       <w:r>
-        <w:t xml:space="preserve"> - docker stop frontend-container , docker stop backend-container :</w:t>
-      </w:r>
+        <w:t xml:space="preserve"> - docker stop frontend-</w:t>
+      </w:r>
+      <w:proofErr w:type="gramStart"/>
+      <w:r>
+        <w:t>container ,</w:t>
+      </w:r>
+      <w:proofErr w:type="gramEnd"/>
+      <w:r>
+        <w:t xml:space="preserve"> docker stop backend-</w:t>
+      </w:r>
+      <w:proofErr w:type="gramStart"/>
+      <w:r>
+        <w:t>container :</w:t>
+      </w:r>
+      <w:proofErr w:type="gramEnd"/>
       <w:r>
         <w:br/>
       </w:r>
@@ -1219,11 +1289,24 @@
         <w:t>Start Containers</w:t>
       </w:r>
       <w:r>
-        <w:t xml:space="preserve"> - docker start frontend-container , docker start backend-container</w:t>
+        <w:t xml:space="preserve"> - docker start frontend-</w:t>
+      </w:r>
+      <w:proofErr w:type="gramStart"/>
+      <w:r>
+        <w:t>container ,</w:t>
+      </w:r>
+      <w:proofErr w:type="gramEnd"/>
+      <w:r>
+        <w:t xml:space="preserve"> docker start backend-</w:t>
+      </w:r>
+      <w:proofErr w:type="gramStart"/>
+      <w:r>
+        <w:t>container</w:t>
       </w:r>
       <w:r>
         <w:t xml:space="preserve"> :</w:t>
       </w:r>
+      <w:proofErr w:type="gramEnd"/>
       <w:r>
         <w:rPr>
           <w:noProof/>
@@ -1292,7 +1375,15 @@
         <w:t xml:space="preserve"> </w:t>
       </w:r>
       <w:r>
-        <w:t xml:space="preserve">- docker rm frontend-container, docker rm backend-container : </w:t>
+        <w:t>- docker rm frontend-container, docker rm backend-</w:t>
+      </w:r>
+      <w:proofErr w:type="gramStart"/>
+      <w:r>
+        <w:t>container :</w:t>
+      </w:r>
+      <w:proofErr w:type="gramEnd"/>
+      <w:r>
+        <w:t xml:space="preserve"> </w:t>
       </w:r>
       <w:r>
         <w:rPr>
@@ -1426,10 +1517,18 @@
         <w:t xml:space="preserve"> - </w:t>
       </w:r>
       <w:r>
-        <w:t>docker compose ps</w:t>
-      </w:r>
-      <w:r>
-        <w:t xml:space="preserve"> : </w:t>
+        <w:t xml:space="preserve">docker compose </w:t>
+      </w:r>
+      <w:proofErr w:type="gramStart"/>
+      <w:r>
+        <w:t>ps</w:t>
+      </w:r>
+      <w:r>
+        <w:t xml:space="preserve"> :</w:t>
+      </w:r>
+      <w:proofErr w:type="gramEnd"/>
+      <w:r>
+        <w:t xml:space="preserve"> </w:t>
       </w:r>
       <w:r>
         <w:br/>
@@ -1497,10 +1596,18 @@
         <w:t xml:space="preserve"> - </w:t>
       </w:r>
       <w:r>
-        <w:t>docker compose down</w:t>
-      </w:r>
-      <w:r>
-        <w:t xml:space="preserve"> : </w:t>
+        <w:t xml:space="preserve">docker compose </w:t>
+      </w:r>
+      <w:proofErr w:type="gramStart"/>
+      <w:r>
+        <w:t>down</w:t>
+      </w:r>
+      <w:r>
+        <w:t xml:space="preserve"> :</w:t>
+      </w:r>
+      <w:proofErr w:type="gramEnd"/>
+      <w:r>
+        <w:t xml:space="preserve"> </w:t>
       </w:r>
       <w:r>
         <w:rPr>
@@ -1561,10 +1668,18 @@
         <w:t xml:space="preserve"> - </w:t>
       </w:r>
       <w:r>
-        <w:t>sudo docker run -d -p 5001:5000 --name local-registry registry:2</w:t>
-      </w:r>
-      <w:r>
-        <w:t xml:space="preserve"> : </w:t>
+        <w:t>sudo docker run -d -p 5001:5000 --name local-registry registry:</w:t>
+      </w:r>
+      <w:proofErr w:type="gramStart"/>
+      <w:r>
+        <w:t>2</w:t>
+      </w:r>
+      <w:r>
+        <w:t xml:space="preserve"> :</w:t>
+      </w:r>
+      <w:proofErr w:type="gramEnd"/>
+      <w:r>
+        <w:t xml:space="preserve"> </w:t>
       </w:r>
       <w:r>
         <w:br/>
@@ -1631,10 +1746,18 @@
         <w:t xml:space="preserve"> - </w:t>
       </w:r>
       <w:r>
-        <w:t>sudo docker tag dockerlearning-frontend localhost:5001/dockerlearning-frontend:v1</w:t>
-      </w:r>
-      <w:r>
-        <w:t xml:space="preserve"> : </w:t>
+        <w:t>sudo docker tag dockerlearning-frontend localhost:5001/dockerlearning-</w:t>
+      </w:r>
+      <w:proofErr w:type="gramStart"/>
+      <w:r>
+        <w:t>frontend:v1</w:t>
+      </w:r>
+      <w:r>
+        <w:t xml:space="preserve"> :</w:t>
+      </w:r>
+      <w:proofErr w:type="gramEnd"/>
+      <w:r>
+        <w:t xml:space="preserve"> </w:t>
       </w:r>
       <w:r>
         <w:br/>
@@ -1701,10 +1824,18 @@
         <w:t xml:space="preserve"> - </w:t>
       </w:r>
       <w:r>
-        <w:t>sudo docker tag dockerlearning-backend localhost:5001/dockerlearning-backend:v1</w:t>
-      </w:r>
-      <w:r>
-        <w:t xml:space="preserve"> : </w:t>
+        <w:t>sudo docker tag dockerlearning-backend localhost:5001/dockerlearning-</w:t>
+      </w:r>
+      <w:proofErr w:type="gramStart"/>
+      <w:r>
+        <w:t>backend:v1</w:t>
+      </w:r>
+      <w:r>
+        <w:t xml:space="preserve"> :</w:t>
+      </w:r>
+      <w:proofErr w:type="gramEnd"/>
+      <w:r>
+        <w:t xml:space="preserve"> </w:t>
       </w:r>
       <w:r>
         <w:br/>
@@ -1771,10 +1902,18 @@
         <w:t xml:space="preserve"> - </w:t>
       </w:r>
       <w:r>
-        <w:t>sudo docker push localhost:5001/dockerlearning-frontend:v1</w:t>
-      </w:r>
-      <w:r>
-        <w:t xml:space="preserve"> : </w:t>
+        <w:t>sudo docker push localhost:5001/dockerlearning-</w:t>
+      </w:r>
+      <w:proofErr w:type="gramStart"/>
+      <w:r>
+        <w:t>frontend:v1</w:t>
+      </w:r>
+      <w:r>
+        <w:t xml:space="preserve"> :</w:t>
+      </w:r>
+      <w:proofErr w:type="gramEnd"/>
+      <w:r>
+        <w:t xml:space="preserve"> </w:t>
       </w:r>
       <w:r>
         <w:br/>
@@ -1864,10 +2003,18 @@
         <w:t xml:space="preserve"> - </w:t>
       </w:r>
       <w:r>
-        <w:t>sudo docker push localhost:5001/dockerlearning-backend:v1</w:t>
-      </w:r>
-      <w:r>
-        <w:t xml:space="preserve"> : </w:t>
+        <w:t>sudo docker push localhost:5001/dockerlearning-</w:t>
+      </w:r>
+      <w:proofErr w:type="gramStart"/>
+      <w:r>
+        <w:t>backend:v1</w:t>
+      </w:r>
+      <w:r>
+        <w:t xml:space="preserve"> :</w:t>
+      </w:r>
+      <w:proofErr w:type="gramEnd"/>
+      <w:r>
+        <w:t xml:space="preserve"> </w:t>
       </w:r>
       <w:r>
         <w:br/>
@@ -1936,10 +2083,18 @@
         <w:t xml:space="preserve"> - </w:t>
       </w:r>
       <w:r>
-        <w:t>curl http://localhost:5001/v2/_catalog</w:t>
-      </w:r>
-      <w:r>
-        <w:t xml:space="preserve"> : </w:t>
+        <w:t xml:space="preserve">curl </w:t>
+      </w:r>
+      <w:proofErr w:type="gramStart"/>
+      <w:r>
+        <w:t>http://localhost:5001/v2/_catalog</w:t>
+      </w:r>
+      <w:r>
+        <w:t xml:space="preserve"> :</w:t>
+      </w:r>
+      <w:proofErr w:type="gramEnd"/>
+      <w:r>
+        <w:t xml:space="preserve"> </w:t>
       </w:r>
       <w:r>
         <w:br/>
@@ -2018,7 +2173,23 @@
         <w:t>Remove Tagged Images</w:t>
       </w:r>
       <w:r>
-        <w:t xml:space="preserve"> - sudo docker rmi localhost:5001/dockerlearning-frontend:v1,sudo docker rmi localhost:5001/dockerlearning-backend:v1 : </w:t>
+        <w:t xml:space="preserve"> - sudo docker rmi localhost:5001/dockerlearning-</w:t>
+      </w:r>
+      <w:proofErr w:type="gramStart"/>
+      <w:r>
+        <w:t>frontend:v1,sudo</w:t>
+      </w:r>
+      <w:proofErr w:type="gramEnd"/>
+      <w:r>
+        <w:t xml:space="preserve"> docker rmi localhost:5001/dockerlearning-</w:t>
+      </w:r>
+      <w:proofErr w:type="gramStart"/>
+      <w:r>
+        <w:t>backend:v1 :</w:t>
+      </w:r>
+      <w:proofErr w:type="gramEnd"/>
+      <w:r>
+        <w:t xml:space="preserve"> </w:t>
       </w:r>
       <w:r>
         <w:br/>
@@ -2087,7 +2258,11 @@
         <w:t xml:space="preserve"> - </w:t>
       </w:r>
       <w:r>
-        <w:t>sudo docker pull localhost:5001/dockerlearning-frontend:v1</w:t>
+        <w:t>sudo docker pull localhost:5001/dockerlearning-</w:t>
+      </w:r>
+      <w:proofErr w:type="gramStart"/>
+      <w:r>
+        <w:t>frontend:v1</w:t>
       </w:r>
       <w:r>
         <w:rPr>
@@ -2101,6 +2276,7 @@
         </w:rPr>
         <w:t>:</w:t>
       </w:r>
+      <w:proofErr w:type="gramEnd"/>
       <w:r>
         <w:rPr>
           <w:noProof/>
@@ -2162,7 +2338,15 @@
         <w:t xml:space="preserve"> - </w:t>
       </w:r>
       <w:r>
-        <w:t>sudo docker pull localhost:5001/dockerlearning-backend:v1</w:t>
+        <w:t>sudo docker pull localhost:5001/dockerlearning-</w:t>
+      </w:r>
+      <w:proofErr w:type="gramStart"/>
+      <w:r>
+        <w:t>backend:v</w:t>
+      </w:r>
+      <w:proofErr w:type="gramEnd"/>
+      <w:r>
+        <w:t>1</w:t>
       </w:r>
       <w:r>
         <w:t xml:space="preserve">: </w:t>
@@ -2259,10 +2443,18 @@
         <w:t xml:space="preserve"> - </w:t>
       </w:r>
       <w:r>
-        <w:t>sudo docker run -d -p 8091:8080 --name frontend-pulled localhost:5001/dockerlearning-frontend:v1</w:t>
-      </w:r>
-      <w:r>
-        <w:t xml:space="preserve"> : </w:t>
+        <w:t>sudo docker run -d -p 8091:8080 --name frontend-pulled localhost:5001/dockerlearning-</w:t>
+      </w:r>
+      <w:proofErr w:type="gramStart"/>
+      <w:r>
+        <w:t>frontend:v1</w:t>
+      </w:r>
+      <w:r>
+        <w:t xml:space="preserve"> :</w:t>
+      </w:r>
+      <w:proofErr w:type="gramEnd"/>
+      <w:r>
+        <w:t xml:space="preserve"> </w:t>
       </w:r>
       <w:r>
         <w:br/>
@@ -2331,10 +2523,18 @@
         <w:t xml:space="preserve"> - </w:t>
       </w:r>
       <w:r>
-        <w:t>sudo docker run -d -p 8092:8080 --name backend-pulled localhost:5001/dockerlearning-backend:v1</w:t>
-      </w:r>
-      <w:r>
-        <w:t xml:space="preserve"> : </w:t>
+        <w:t>sudo docker run -d -p 8092:8080 --name backend-pulled localhost:5001/dockerlearning-</w:t>
+      </w:r>
+      <w:proofErr w:type="gramStart"/>
+      <w:r>
+        <w:t>backend:v1</w:t>
+      </w:r>
+      <w:r>
+        <w:t xml:space="preserve"> :</w:t>
+      </w:r>
+      <w:proofErr w:type="gramEnd"/>
+      <w:r>
+        <w:t xml:space="preserve"> </w:t>
       </w:r>
       <w:r>
         <w:br/>
@@ -2475,6 +2675,324 @@
         </w:numPr>
       </w:pPr>
       <w:r>
+        <w:t xml:space="preserve">Docker </w:t>
+      </w:r>
+      <w:r>
+        <w:t>Files:</w:t>
+      </w:r>
+    </w:p>
+    <w:p>
+      <w:pPr>
+        <w:pStyle w:val="ListParagraph"/>
+      </w:pPr>
+    </w:p>
+    <w:p>
+      <w:pPr>
+        <w:pStyle w:val="ListParagraph"/>
+        <w:numPr>
+          <w:ilvl w:val="0"/>
+          <w:numId w:val="5"/>
+        </w:numPr>
+      </w:pPr>
+      <w:r>
+        <w:t>Frontend</w:t>
+      </w:r>
+      <w:r>
+        <w:t xml:space="preserve"> Docker </w:t>
+      </w:r>
+      <w:r>
+        <w:t>File:</w:t>
+      </w:r>
+      <w:r>
+        <w:t xml:space="preserve"> </w:t>
+      </w:r>
+      <w:r>
+        <w:br/>
+      </w:r>
+      <w:r>
+        <w:drawing>
+          <wp:inline distT="0" distB="0" distL="0" distR="0" wp14:anchorId="7EFCE7BA" wp14:editId="457BAC01">
+            <wp:extent cx="3905250" cy="3548680"/>
+            <wp:effectExtent l="0" t="0" r="0" b="0"/>
+            <wp:docPr id="922178168" name="Picture 1"/>
+            <wp:cNvGraphicFramePr>
+              <a:graphicFrameLocks xmlns:a="http://schemas.openxmlformats.org/drawingml/2006/main" noChangeAspect="1"/>
+            </wp:cNvGraphicFramePr>
+            <a:graphic xmlns:a="http://schemas.openxmlformats.org/drawingml/2006/main">
+              <a:graphicData uri="http://schemas.openxmlformats.org/drawingml/2006/picture">
+                <pic:pic xmlns:pic="http://schemas.openxmlformats.org/drawingml/2006/picture">
+                  <pic:nvPicPr>
+                    <pic:cNvPr id="922178168" name=""/>
+                    <pic:cNvPicPr/>
+                  </pic:nvPicPr>
+                  <pic:blipFill>
+                    <a:blip r:embed="rId39"/>
+                    <a:stretch>
+                      <a:fillRect/>
+                    </a:stretch>
+                  </pic:blipFill>
+                  <pic:spPr>
+                    <a:xfrm>
+                      <a:off x="0" y="0"/>
+                      <a:ext cx="3911394" cy="3554263"/>
+                    </a:xfrm>
+                    <a:prstGeom prst="rect">
+                      <a:avLst/>
+                    </a:prstGeom>
+                  </pic:spPr>
+                </pic:pic>
+              </a:graphicData>
+            </a:graphic>
+          </wp:inline>
+        </w:drawing>
+      </w:r>
+    </w:p>
+    <w:p>
+      <w:pPr>
+        <w:pStyle w:val="ListParagraph"/>
+        <w:numPr>
+          <w:ilvl w:val="0"/>
+          <w:numId w:val="5"/>
+        </w:numPr>
+      </w:pPr>
+      <w:r>
+        <w:lastRenderedPageBreak/>
+        <w:t xml:space="preserve">Backend Docker </w:t>
+      </w:r>
+      <w:r>
+        <w:t>File:</w:t>
+      </w:r>
+      <w:r>
+        <w:rPr>
+          <w:noProof/>
+        </w:rPr>
+        <w:t xml:space="preserve"> </w:t>
+      </w:r>
+      <w:r>
+        <w:rPr>
+          <w:noProof/>
+        </w:rPr>
+        <w:br/>
+      </w:r>
+      <w:r>
+        <w:rPr>
+          <w:noProof/>
+        </w:rPr>
+        <w:br/>
+      </w:r>
+      <w:r>
+        <w:drawing>
+          <wp:inline distT="0" distB="0" distL="0" distR="0" wp14:anchorId="7D0E7DFC" wp14:editId="331D1B65">
+            <wp:extent cx="4006330" cy="4012565"/>
+            <wp:effectExtent l="0" t="0" r="0" b="6985"/>
+            <wp:docPr id="1567761620" name="Picture 1"/>
+            <wp:cNvGraphicFramePr>
+              <a:graphicFrameLocks xmlns:a="http://schemas.openxmlformats.org/drawingml/2006/main" noChangeAspect="1"/>
+            </wp:cNvGraphicFramePr>
+            <a:graphic xmlns:a="http://schemas.openxmlformats.org/drawingml/2006/main">
+              <a:graphicData uri="http://schemas.openxmlformats.org/drawingml/2006/picture">
+                <pic:pic xmlns:pic="http://schemas.openxmlformats.org/drawingml/2006/picture">
+                  <pic:nvPicPr>
+                    <pic:cNvPr id="1567761620" name=""/>
+                    <pic:cNvPicPr/>
+                  </pic:nvPicPr>
+                  <pic:blipFill>
+                    <a:blip r:embed="rId40"/>
+                    <a:stretch>
+                      <a:fillRect/>
+                    </a:stretch>
+                  </pic:blipFill>
+                  <pic:spPr>
+                    <a:xfrm>
+                      <a:off x="0" y="0"/>
+                      <a:ext cx="4019283" cy="4025539"/>
+                    </a:xfrm>
+                    <a:prstGeom prst="rect">
+                      <a:avLst/>
+                    </a:prstGeom>
+                  </pic:spPr>
+                </pic:pic>
+              </a:graphicData>
+            </a:graphic>
+          </wp:inline>
+        </w:drawing>
+      </w:r>
+      <w:r>
+        <w:rPr>
+          <w:noProof/>
+        </w:rPr>
+        <w:br/>
+      </w:r>
+    </w:p>
+    <w:p>
+      <w:pPr>
+        <w:pStyle w:val="ListParagraph"/>
+        <w:numPr>
+          <w:ilvl w:val="0"/>
+          <w:numId w:val="5"/>
+        </w:numPr>
+      </w:pPr>
+      <w:r>
+        <w:rPr>
+          <w:noProof/>
+        </w:rPr>
+        <w:t xml:space="preserve">Docker Compose File : </w:t>
+      </w:r>
+      <w:r>
+        <w:rPr>
+          <w:noProof/>
+        </w:rPr>
+        <w:br/>
+      </w:r>
+      <w:r>
+        <w:rPr>
+          <w:noProof/>
+        </w:rPr>
+        <w:br/>
+      </w:r>
+      <w:r>
+        <w:rPr>
+          <w:noProof/>
+        </w:rPr>
+        <w:drawing>
+          <wp:inline distT="0" distB="0" distL="0" distR="0" wp14:anchorId="4E9A7850" wp14:editId="1D4AAD62">
+            <wp:extent cx="3712173" cy="3948458"/>
+            <wp:effectExtent l="0" t="0" r="3175" b="0"/>
+            <wp:docPr id="750717198" name="Picture 1"/>
+            <wp:cNvGraphicFramePr>
+              <a:graphicFrameLocks xmlns:a="http://schemas.openxmlformats.org/drawingml/2006/main" noChangeAspect="1"/>
+            </wp:cNvGraphicFramePr>
+            <a:graphic xmlns:a="http://schemas.openxmlformats.org/drawingml/2006/main">
+              <a:graphicData uri="http://schemas.openxmlformats.org/drawingml/2006/picture">
+                <pic:pic xmlns:pic="http://schemas.openxmlformats.org/drawingml/2006/picture">
+                  <pic:nvPicPr>
+                    <pic:cNvPr id="750717198" name=""/>
+                    <pic:cNvPicPr/>
+                  </pic:nvPicPr>
+                  <pic:blipFill>
+                    <a:blip r:embed="rId41"/>
+                    <a:stretch>
+                      <a:fillRect/>
+                    </a:stretch>
+                  </pic:blipFill>
+                  <pic:spPr>
+                    <a:xfrm>
+                      <a:off x="0" y="0"/>
+                      <a:ext cx="3727124" cy="3964361"/>
+                    </a:xfrm>
+                    <a:prstGeom prst="rect">
+                      <a:avLst/>
+                    </a:prstGeom>
+                  </pic:spPr>
+                </pic:pic>
+              </a:graphicData>
+            </a:graphic>
+          </wp:inline>
+        </w:drawing>
+      </w:r>
+      <w:r>
+        <w:rPr>
+          <w:noProof/>
+        </w:rPr>
+        <w:br/>
+      </w:r>
+      <w:r>
+        <w:br/>
+      </w:r>
+      <w:r>
+        <w:lastRenderedPageBreak/>
+        <w:br/>
+      </w:r>
+    </w:p>
+    <w:p>
+      <w:pPr>
+        <w:pStyle w:val="ListParagraph"/>
+        <w:numPr>
+          <w:ilvl w:val="0"/>
+          <w:numId w:val="5"/>
+        </w:numPr>
+      </w:pPr>
+      <w:r>
+        <w:t xml:space="preserve">CI/CD </w:t>
+      </w:r>
+      <w:proofErr w:type="gramStart"/>
+      <w:r>
+        <w:t>Workflow</w:t>
+      </w:r>
+      <w:r>
+        <w:t xml:space="preserve"> :</w:t>
+      </w:r>
+      <w:proofErr w:type="gramEnd"/>
+      <w:r>
+        <w:rPr>
+          <w:noProof/>
+        </w:rPr>
+        <w:t xml:space="preserve"> </w:t>
+      </w:r>
+      <w:r>
+        <w:rPr>
+          <w:noProof/>
+        </w:rPr>
+        <w:br/>
+      </w:r>
+      <w:r>
+        <w:rPr>
+          <w:noProof/>
+        </w:rPr>
+        <w:br/>
+      </w:r>
+      <w:r>
+        <w:drawing>
+          <wp:inline distT="0" distB="0" distL="0" distR="0" wp14:anchorId="31ADAF5A" wp14:editId="54C7CE0A">
+            <wp:extent cx="4392930" cy="3516896"/>
+            <wp:effectExtent l="0" t="0" r="7620" b="7620"/>
+            <wp:docPr id="1804190457" name="Picture 1"/>
+            <wp:cNvGraphicFramePr>
+              <a:graphicFrameLocks xmlns:a="http://schemas.openxmlformats.org/drawingml/2006/main" noChangeAspect="1"/>
+            </wp:cNvGraphicFramePr>
+            <a:graphic xmlns:a="http://schemas.openxmlformats.org/drawingml/2006/main">
+              <a:graphicData uri="http://schemas.openxmlformats.org/drawingml/2006/picture">
+                <pic:pic xmlns:pic="http://schemas.openxmlformats.org/drawingml/2006/picture">
+                  <pic:nvPicPr>
+                    <pic:cNvPr id="1804190457" name=""/>
+                    <pic:cNvPicPr/>
+                  </pic:nvPicPr>
+                  <pic:blipFill>
+                    <a:blip r:embed="rId42"/>
+                    <a:stretch>
+                      <a:fillRect/>
+                    </a:stretch>
+                  </pic:blipFill>
+                  <pic:spPr>
+                    <a:xfrm>
+                      <a:off x="0" y="0"/>
+                      <a:ext cx="4398213" cy="3521125"/>
+                    </a:xfrm>
+                    <a:prstGeom prst="rect">
+                      <a:avLst/>
+                    </a:prstGeom>
+                  </pic:spPr>
+                </pic:pic>
+              </a:graphicData>
+            </a:graphic>
+          </wp:inline>
+        </w:drawing>
+      </w:r>
+    </w:p>
+    <w:p>
+      <w:pPr>
+        <w:pStyle w:val="ListParagraph"/>
+      </w:pPr>
+    </w:p>
+    <w:p>
+      <w:pPr>
+        <w:pStyle w:val="ListParagraph"/>
+        <w:numPr>
+          <w:ilvl w:val="0"/>
+          <w:numId w:val="2"/>
+        </w:numPr>
+      </w:pPr>
+      <w:r>
         <w:t xml:space="preserve">Final Application </w:t>
       </w:r>
       <w:r>
@@ -2595,24 +3113,114 @@
         </w:rPr>
         <w:tab/>
       </w:r>
-      <w:hyperlink r:id="rId39" w:history="1">
+      <w:hyperlink r:id="rId43" w:history="1">
         <w:r>
           <w:rPr>
             <w:rStyle w:val="Hyperlink"/>
           </w:rPr>
-          <w:t>http://localhost:8082/weathe</w:t>
+          <w:t>http://localhost:8082/weatherforecast</w:t>
         </w:r>
+      </w:hyperlink>
+    </w:p>
+    <w:p>
+      <w:pPr>
+        <w:pStyle w:val="ListParagraph"/>
+      </w:pPr>
+      <w:r>
+        <w:br/>
+      </w:r>
+      <w:r>
+        <w:rPr>
+          <w:b/>
+          <w:bCs/>
+        </w:rPr>
+        <w:t>Tasks</w:t>
+      </w:r>
+      <w:r>
+        <w:t xml:space="preserve"> </w:t>
+      </w:r>
+      <w:r>
+        <w:rPr>
+          <w:b/>
+          <w:bCs/>
+        </w:rPr>
+        <w:t>(Docker)</w:t>
+      </w:r>
+      <w:r>
+        <w:rPr>
+          <w:b/>
+          <w:bCs/>
+        </w:rPr>
+        <w:t>:</w:t>
+      </w:r>
+      <w:r>
+        <w:t xml:space="preserve"> </w:t>
+      </w:r>
+      <w:r>
+        <w:tab/>
+      </w:r>
+      <w:r>
+        <w:tab/>
+      </w:r>
+      <w:r>
+        <w:tab/>
+      </w:r>
+      <w:r>
+        <w:tab/>
+      </w:r>
+      <w:r>
+        <w:t>http://localhost:8081/Tasks</w:t>
+      </w:r>
+      <w:r>
+        <w:br/>
+      </w:r>
+      <w:r>
+        <w:br/>
+      </w:r>
+      <w:r>
+        <w:rPr>
+          <w:b/>
+          <w:bCs/>
+        </w:rPr>
+        <w:t>Private Docker Registry</w:t>
+      </w:r>
+      <w:r>
+        <w:t xml:space="preserve"> </w:t>
+      </w:r>
+      <w:r>
+        <w:rPr>
+          <w:b/>
+          <w:bCs/>
+        </w:rPr>
+        <w:t>(Docker)</w:t>
+      </w:r>
+      <w:r>
+        <w:rPr>
+          <w:b/>
+          <w:bCs/>
+        </w:rPr>
+        <w:t>:</w:t>
+      </w:r>
+      <w:r>
+        <w:rPr>
+          <w:b/>
+          <w:bCs/>
+        </w:rPr>
+        <w:tab/>
+      </w:r>
+      <w:r>
+        <w:rPr>
+          <w:b/>
+          <w:bCs/>
+        </w:rPr>
+        <w:tab/>
+      </w:r>
+      <w:hyperlink r:id="rId44" w:history="1">
         <w:r>
           <w:rPr>
             <w:rStyle w:val="Hyperlink"/>
           </w:rPr>
-          <w:t>r</w:t>
-        </w:r>
-        <w:r>
-          <w:rPr>
-            <w:rStyle w:val="Hyperlink"/>
-          </w:rPr>
-          <w:t>forecast</w:t>
+          <w:t>http://localhost:5001/v2/_catalog</w:t>
         </w:r>
       </w:hyperlink>
     </w:p>
@@ -2623,95 +3231,11 @@
       <w:r>
         <w:br/>
       </w:r>
-      <w:r>
-        <w:rPr>
-          <w:b/>
-          <w:bCs/>
-        </w:rPr>
-        <w:t>Tasks</w:t>
-      </w:r>
-      <w:r>
-        <w:t xml:space="preserve"> </w:t>
-      </w:r>
-      <w:r>
-        <w:rPr>
-          <w:b/>
-          <w:bCs/>
-        </w:rPr>
-        <w:t>(Docker)</w:t>
-      </w:r>
-      <w:r>
-        <w:rPr>
-          <w:b/>
-          <w:bCs/>
-        </w:rPr>
-        <w:t>:</w:t>
-      </w:r>
-      <w:r>
-        <w:t xml:space="preserve"> </w:t>
-      </w:r>
-      <w:r>
-        <w:tab/>
-      </w:r>
-      <w:r>
-        <w:tab/>
-      </w:r>
-      <w:r>
-        <w:tab/>
-      </w:r>
-      <w:r>
-        <w:tab/>
-      </w:r>
-      <w:r>
-        <w:t>http://localhost:8081/Tasks</w:t>
-      </w:r>
-      <w:r>
-        <w:br/>
-      </w:r>
-      <w:r>
-        <w:br/>
-      </w:r>
-      <w:r>
-        <w:rPr>
-          <w:b/>
-          <w:bCs/>
-        </w:rPr>
-        <w:t>Private Docker Registry</w:t>
-      </w:r>
-      <w:r>
-        <w:t xml:space="preserve"> </w:t>
-      </w:r>
-      <w:r>
-        <w:rPr>
-          <w:b/>
-          <w:bCs/>
-        </w:rPr>
-        <w:t>(Docker)</w:t>
-      </w:r>
-      <w:r>
-        <w:rPr>
-          <w:b/>
-          <w:bCs/>
-        </w:rPr>
-        <w:t>:</w:t>
-      </w:r>
-      <w:r>
-        <w:rPr>
-          <w:b/>
-          <w:bCs/>
-        </w:rPr>
-        <w:tab/>
-      </w:r>
-      <w:r>
-        <w:rPr>
-          <w:b/>
-          <w:bCs/>
-        </w:rPr>
-        <w:tab/>
-      </w:r>
-      <w:r>
-        <w:t>http://localhost:5001/v2/_catalog</w:t>
-      </w:r>
+    </w:p>
+    <w:p>
+      <w:pPr>
+        <w:pStyle w:val="ListParagraph"/>
+      </w:pPr>
     </w:p>
     <w:sectPr>
       <w:pgSz w:w="11906" w:h="16838"/>
@@ -2726,102 +3250,16 @@
 <file path=word/numbering.xml><?xml version="1.0" encoding="utf-8"?>
 <w:numbering xmlns:wpc="http://schemas.microsoft.com/office/word/2010/wordprocessingCanvas" xmlns:cx="http://schemas.microsoft.com/office/drawing/2014/chartex" xmlns:cx1="http://schemas.microsoft.com/office/drawing/2015/9/8/chartex" xmlns:cx2="http://schemas.microsoft.com/office/drawing/2015/10/21/chartex" xmlns:cx3="http://schemas.microsoft.com/office/drawing/2016/5/9/chartex" xmlns:cx4="http://schemas.microsoft.com/office/drawing/2016/5/10/chartex" xmlns:cx5="http://schemas.microsoft.com/office/drawing/2016/5/11/chartex" xmlns:cx6="http://schemas.microsoft.com/office/drawing/2016/5/12/chartex" xmlns:cx7="http://schemas.microsoft.com/office/drawing/2016/5/13/chartex" xmlns:cx8="http://schemas.microsoft.com/office/drawing/2016/5/14/chartex" xmlns:mc="http://schemas.openxmlformats.org/markup-compatibility/2006" xmlns:aink="http://schemas.microsoft.com/office/drawing/2016/ink" xmlns:am3d="http://schemas.microsoft.com/office/drawing/2017/model3d" xmlns:o="urn:schemas-microsoft-com:office:office" xmlns:oel="http://schemas.microsoft.com/office/2019/extlst" xmlns:r="http://schemas.openxmlformats.org/officeDocument/2006/relationships" xmlns:m="http://schemas.openxmlformats.org/officeDocument/2006/math" xmlns:v="urn:schemas-microsoft-com:vml" xmlns:wp14="http://schemas.microsoft.com/office/word/2010/wordprocessingDrawing" xmlns:wp="http://schemas.openxmlformats.org/drawingml/2006/wordprocessingDrawing" xmlns:w10="urn:schemas-microsoft-com:office:word" xmlns:w="http://schemas.openxmlformats.org/wordprocessingml/2006/main" xmlns:w14="http://schemas.microsoft.com/office/word/2010/wordml" xmlns:w15="http://schemas.microsoft.com/office/word/2012/wordml" xmlns:w16cex="http://schemas.microsoft.com/office/word/2018/wordml/cex" xmlns:w16cid="http://schemas.microsoft.com/office/word/2016/wordml/cid" xmlns:w16="http://schemas.microsoft.com/office/word/2018/wordml" xmlns:w16du="http://schemas.microsoft.com/office/word/2023/wordml/word16du" xmlns:w16sdtdh="http://schemas.microsoft.com/office/word/2020/wordml/sdtdatahash" xmlns:w16sdtfl="http://schemas.microsoft.com/office/word/2024/wordml/sdtformatlock" xmlns:w16se="http://schemas.microsoft.com/office/word/2015/wordml/symex" xmlns:wpg="http://schemas.microsoft.com/office/word/2010/wordprocessingGroup" xmlns:wpi="http://schemas.microsoft.com/office/word/2010/wordprocessingInk" xmlns:wne="http://schemas.microsoft.com/office/word/2006/wordml" xmlns:wps="http://schemas.microsoft.com/office/word/2010/wordprocessingShape" mc:Ignorable="w14 w15 w16se w16cid w16 w16cex w16sdtdh w16sdtfl w16du wp14">
   <w:abstractNum w:abstractNumId="0" w15:restartNumberingAfterBreak="0">
-    <w:nsid w:val="2721619E"/>
+    <w:nsid w:val="1DF4420D"/>
     <w:multiLevelType w:val="hybridMultilevel"/>
-    <w:tmpl w:val="6E2ABB4C"/>
-    <w:lvl w:ilvl="0" w:tplc="4009000F">
-      <w:start w:val="1"/>
-      <w:numFmt w:val="decimal"/>
-      <w:lvlText w:val="%1."/>
-      <w:lvlJc w:val="left"/>
-      <w:pPr>
-        <w:ind w:left="720" w:hanging="360"/>
-      </w:pPr>
-    </w:lvl>
-    <w:lvl w:ilvl="1" w:tplc="40090019" w:tentative="1">
-      <w:start w:val="1"/>
-      <w:numFmt w:val="lowerLetter"/>
-      <w:lvlText w:val="%2."/>
-      <w:lvlJc w:val="left"/>
-      <w:pPr>
-        <w:ind w:left="1440" w:hanging="360"/>
-      </w:pPr>
-    </w:lvl>
-    <w:lvl w:ilvl="2" w:tplc="4009001B" w:tentative="1">
-      <w:start w:val="1"/>
-      <w:numFmt w:val="lowerRoman"/>
-      <w:lvlText w:val="%3."/>
-      <w:lvlJc w:val="right"/>
-      <w:pPr>
-        <w:ind w:left="2160" w:hanging="180"/>
-      </w:pPr>
-    </w:lvl>
-    <w:lvl w:ilvl="3" w:tplc="4009000F" w:tentative="1">
-      <w:start w:val="1"/>
-      <w:numFmt w:val="decimal"/>
-      <w:lvlText w:val="%4."/>
-      <w:lvlJc w:val="left"/>
-      <w:pPr>
-        <w:ind w:left="2880" w:hanging="360"/>
-      </w:pPr>
-    </w:lvl>
-    <w:lvl w:ilvl="4" w:tplc="40090019" w:tentative="1">
-      <w:start w:val="1"/>
-      <w:numFmt w:val="lowerLetter"/>
-      <w:lvlText w:val="%5."/>
-      <w:lvlJc w:val="left"/>
-      <w:pPr>
-        <w:ind w:left="3600" w:hanging="360"/>
-      </w:pPr>
-    </w:lvl>
-    <w:lvl w:ilvl="5" w:tplc="4009001B" w:tentative="1">
-      <w:start w:val="1"/>
-      <w:numFmt w:val="lowerRoman"/>
-      <w:lvlText w:val="%6."/>
-      <w:lvlJc w:val="right"/>
-      <w:pPr>
-        <w:ind w:left="4320" w:hanging="180"/>
-      </w:pPr>
-    </w:lvl>
-    <w:lvl w:ilvl="6" w:tplc="4009000F" w:tentative="1">
-      <w:start w:val="1"/>
-      <w:numFmt w:val="decimal"/>
-      <w:lvlText w:val="%7."/>
-      <w:lvlJc w:val="left"/>
-      <w:pPr>
-        <w:ind w:left="5040" w:hanging="360"/>
-      </w:pPr>
-    </w:lvl>
-    <w:lvl w:ilvl="7" w:tplc="40090019" w:tentative="1">
-      <w:start w:val="1"/>
-      <w:numFmt w:val="lowerLetter"/>
-      <w:lvlText w:val="%8."/>
-      <w:lvlJc w:val="left"/>
-      <w:pPr>
-        <w:ind w:left="5760" w:hanging="360"/>
-      </w:pPr>
-    </w:lvl>
-    <w:lvl w:ilvl="8" w:tplc="4009001B" w:tentative="1">
-      <w:start w:val="1"/>
-      <w:numFmt w:val="lowerRoman"/>
-      <w:lvlText w:val="%9."/>
-      <w:lvlJc w:val="right"/>
-      <w:pPr>
-        <w:ind w:left="6480" w:hanging="180"/>
-      </w:pPr>
-    </w:lvl>
-  </w:abstractNum>
-  <w:abstractNum w:abstractNumId="1" w15:restartNumberingAfterBreak="0">
-    <w:nsid w:val="2FBD324F"/>
-    <w:multiLevelType w:val="hybridMultilevel"/>
-    <w:tmpl w:val="60D09F52"/>
+    <w:tmpl w:val="7E761B42"/>
     <w:lvl w:ilvl="0" w:tplc="40090001">
       <w:start w:val="1"/>
       <w:numFmt w:val="bullet"/>
       <w:lvlText w:val=""/>
       <w:lvlJc w:val="left"/>
       <w:pPr>
-        <w:ind w:left="720" w:hanging="360"/>
+        <w:ind w:left="1440" w:hanging="360"/>
       </w:pPr>
       <w:rPr>
         <w:rFonts w:ascii="Symbol" w:hAnsi="Symbol" w:hint="default"/>
@@ -2833,7 +3271,7 @@
       <w:lvlText w:val="o"/>
       <w:lvlJc w:val="left"/>
       <w:pPr>
-        <w:ind w:left="1440" w:hanging="360"/>
+        <w:ind w:left="2160" w:hanging="360"/>
       </w:pPr>
       <w:rPr>
         <w:rFonts w:ascii="Courier New" w:hAnsi="Courier New" w:cs="Courier New" w:hint="default"/>
@@ -2845,7 +3283,7 @@
       <w:lvlText w:val=""/>
       <w:lvlJc w:val="left"/>
       <w:pPr>
-        <w:ind w:left="2160" w:hanging="360"/>
+        <w:ind w:left="2880" w:hanging="360"/>
       </w:pPr>
       <w:rPr>
         <w:rFonts w:ascii="Wingdings" w:hAnsi="Wingdings" w:hint="default"/>
@@ -2857,7 +3295,7 @@
       <w:lvlText w:val=""/>
       <w:lvlJc w:val="left"/>
       <w:pPr>
-        <w:ind w:left="2880" w:hanging="360"/>
+        <w:ind w:left="3600" w:hanging="360"/>
       </w:pPr>
       <w:rPr>
         <w:rFonts w:ascii="Symbol" w:hAnsi="Symbol" w:hint="default"/>
@@ -2869,7 +3307,7 @@
       <w:lvlText w:val="o"/>
       <w:lvlJc w:val="left"/>
       <w:pPr>
-        <w:ind w:left="3600" w:hanging="360"/>
+        <w:ind w:left="4320" w:hanging="360"/>
       </w:pPr>
       <w:rPr>
         <w:rFonts w:ascii="Courier New" w:hAnsi="Courier New" w:cs="Courier New" w:hint="default"/>
@@ -2881,7 +3319,7 @@
       <w:lvlText w:val=""/>
       <w:lvlJc w:val="left"/>
       <w:pPr>
-        <w:ind w:left="4320" w:hanging="360"/>
+        <w:ind w:left="5040" w:hanging="360"/>
       </w:pPr>
       <w:rPr>
         <w:rFonts w:ascii="Wingdings" w:hAnsi="Wingdings" w:hint="default"/>
@@ -2893,7 +3331,7 @@
       <w:lvlText w:val=""/>
       <w:lvlJc w:val="left"/>
       <w:pPr>
-        <w:ind w:left="5040" w:hanging="360"/>
+        <w:ind w:left="5760" w:hanging="360"/>
       </w:pPr>
       <w:rPr>
         <w:rFonts w:ascii="Symbol" w:hAnsi="Symbol" w:hint="default"/>
@@ -2905,7 +3343,7 @@
       <w:lvlText w:val="o"/>
       <w:lvlJc w:val="left"/>
       <w:pPr>
-        <w:ind w:left="5760" w:hanging="360"/>
+        <w:ind w:left="6480" w:hanging="360"/>
       </w:pPr>
       <w:rPr>
         <w:rFonts w:ascii="Courier New" w:hAnsi="Courier New" w:cs="Courier New" w:hint="default"/>
@@ -2917,17 +3355,103 @@
       <w:lvlText w:val=""/>
       <w:lvlJc w:val="left"/>
       <w:pPr>
-        <w:ind w:left="6480" w:hanging="360"/>
+        <w:ind w:left="7200" w:hanging="360"/>
       </w:pPr>
       <w:rPr>
         <w:rFonts w:ascii="Wingdings" w:hAnsi="Wingdings" w:hint="default"/>
       </w:rPr>
     </w:lvl>
   </w:abstractNum>
+  <w:abstractNum w:abstractNumId="1" w15:restartNumberingAfterBreak="0">
+    <w:nsid w:val="2721619E"/>
+    <w:multiLevelType w:val="hybridMultilevel"/>
+    <w:tmpl w:val="6E2ABB4C"/>
+    <w:lvl w:ilvl="0" w:tplc="4009000F">
+      <w:start w:val="1"/>
+      <w:numFmt w:val="decimal"/>
+      <w:lvlText w:val="%1."/>
+      <w:lvlJc w:val="left"/>
+      <w:pPr>
+        <w:ind w:left="720" w:hanging="360"/>
+      </w:pPr>
+    </w:lvl>
+    <w:lvl w:ilvl="1" w:tplc="40090019" w:tentative="1">
+      <w:start w:val="1"/>
+      <w:numFmt w:val="lowerLetter"/>
+      <w:lvlText w:val="%2."/>
+      <w:lvlJc w:val="left"/>
+      <w:pPr>
+        <w:ind w:left="1440" w:hanging="360"/>
+      </w:pPr>
+    </w:lvl>
+    <w:lvl w:ilvl="2" w:tplc="4009001B" w:tentative="1">
+      <w:start w:val="1"/>
+      <w:numFmt w:val="lowerRoman"/>
+      <w:lvlText w:val="%3."/>
+      <w:lvlJc w:val="right"/>
+      <w:pPr>
+        <w:ind w:left="2160" w:hanging="180"/>
+      </w:pPr>
+    </w:lvl>
+    <w:lvl w:ilvl="3" w:tplc="4009000F" w:tentative="1">
+      <w:start w:val="1"/>
+      <w:numFmt w:val="decimal"/>
+      <w:lvlText w:val="%4."/>
+      <w:lvlJc w:val="left"/>
+      <w:pPr>
+        <w:ind w:left="2880" w:hanging="360"/>
+      </w:pPr>
+    </w:lvl>
+    <w:lvl w:ilvl="4" w:tplc="40090019" w:tentative="1">
+      <w:start w:val="1"/>
+      <w:numFmt w:val="lowerLetter"/>
+      <w:lvlText w:val="%5."/>
+      <w:lvlJc w:val="left"/>
+      <w:pPr>
+        <w:ind w:left="3600" w:hanging="360"/>
+      </w:pPr>
+    </w:lvl>
+    <w:lvl w:ilvl="5" w:tplc="4009001B" w:tentative="1">
+      <w:start w:val="1"/>
+      <w:numFmt w:val="lowerRoman"/>
+      <w:lvlText w:val="%6."/>
+      <w:lvlJc w:val="right"/>
+      <w:pPr>
+        <w:ind w:left="4320" w:hanging="180"/>
+      </w:pPr>
+    </w:lvl>
+    <w:lvl w:ilvl="6" w:tplc="4009000F" w:tentative="1">
+      <w:start w:val="1"/>
+      <w:numFmt w:val="decimal"/>
+      <w:lvlText w:val="%7."/>
+      <w:lvlJc w:val="left"/>
+      <w:pPr>
+        <w:ind w:left="5040" w:hanging="360"/>
+      </w:pPr>
+    </w:lvl>
+    <w:lvl w:ilvl="7" w:tplc="40090019" w:tentative="1">
+      <w:start w:val="1"/>
+      <w:numFmt w:val="lowerLetter"/>
+      <w:lvlText w:val="%8."/>
+      <w:lvlJc w:val="left"/>
+      <w:pPr>
+        <w:ind w:left="5760" w:hanging="360"/>
+      </w:pPr>
+    </w:lvl>
+    <w:lvl w:ilvl="8" w:tplc="4009001B" w:tentative="1">
+      <w:start w:val="1"/>
+      <w:numFmt w:val="lowerRoman"/>
+      <w:lvlText w:val="%9."/>
+      <w:lvlJc w:val="right"/>
+      <w:pPr>
+        <w:ind w:left="6480" w:hanging="180"/>
+      </w:pPr>
+    </w:lvl>
+  </w:abstractNum>
   <w:abstractNum w:abstractNumId="2" w15:restartNumberingAfterBreak="0">
-    <w:nsid w:val="6C9610EA"/>
+    <w:nsid w:val="2FBD324F"/>
     <w:multiLevelType w:val="hybridMultilevel"/>
-    <w:tmpl w:val="C556FE28"/>
+    <w:tmpl w:val="60D09F52"/>
     <w:lvl w:ilvl="0" w:tplc="40090001">
       <w:start w:val="1"/>
       <w:numFmt w:val="bullet"/>
@@ -3038,6 +3562,119 @@
     </w:lvl>
   </w:abstractNum>
   <w:abstractNum w:abstractNumId="3" w15:restartNumberingAfterBreak="0">
+    <w:nsid w:val="6C9610EA"/>
+    <w:multiLevelType w:val="hybridMultilevel"/>
+    <w:tmpl w:val="C556FE28"/>
+    <w:lvl w:ilvl="0" w:tplc="40090001">
+      <w:start w:val="1"/>
+      <w:numFmt w:val="bullet"/>
+      <w:lvlText w:val=""/>
+      <w:lvlJc w:val="left"/>
+      <w:pPr>
+        <w:ind w:left="720" w:hanging="360"/>
+      </w:pPr>
+      <w:rPr>
+        <w:rFonts w:ascii="Symbol" w:hAnsi="Symbol" w:hint="default"/>
+      </w:rPr>
+    </w:lvl>
+    <w:lvl w:ilvl="1" w:tplc="40090003" w:tentative="1">
+      <w:start w:val="1"/>
+      <w:numFmt w:val="bullet"/>
+      <w:lvlText w:val="o"/>
+      <w:lvlJc w:val="left"/>
+      <w:pPr>
+        <w:ind w:left="1440" w:hanging="360"/>
+      </w:pPr>
+      <w:rPr>
+        <w:rFonts w:ascii="Courier New" w:hAnsi="Courier New" w:cs="Courier New" w:hint="default"/>
+      </w:rPr>
+    </w:lvl>
+    <w:lvl w:ilvl="2" w:tplc="40090005" w:tentative="1">
+      <w:start w:val="1"/>
+      <w:numFmt w:val="bullet"/>
+      <w:lvlText w:val=""/>
+      <w:lvlJc w:val="left"/>
+      <w:pPr>
+        <w:ind w:left="2160" w:hanging="360"/>
+      </w:pPr>
+      <w:rPr>
+        <w:rFonts w:ascii="Wingdings" w:hAnsi="Wingdings" w:hint="default"/>
+      </w:rPr>
+    </w:lvl>
+    <w:lvl w:ilvl="3" w:tplc="40090001" w:tentative="1">
+      <w:start w:val="1"/>
+      <w:numFmt w:val="bullet"/>
+      <w:lvlText w:val=""/>
+      <w:lvlJc w:val="left"/>
+      <w:pPr>
+        <w:ind w:left="2880" w:hanging="360"/>
+      </w:pPr>
+      <w:rPr>
+        <w:rFonts w:ascii="Symbol" w:hAnsi="Symbol" w:hint="default"/>
+      </w:rPr>
+    </w:lvl>
+    <w:lvl w:ilvl="4" w:tplc="40090003" w:tentative="1">
+      <w:start w:val="1"/>
+      <w:numFmt w:val="bullet"/>
+      <w:lvlText w:val="o"/>
+      <w:lvlJc w:val="left"/>
+      <w:pPr>
+        <w:ind w:left="3600" w:hanging="360"/>
+      </w:pPr>
+      <w:rPr>
+        <w:rFonts w:ascii="Courier New" w:hAnsi="Courier New" w:cs="Courier New" w:hint="default"/>
+      </w:rPr>
+    </w:lvl>
+    <w:lvl w:ilvl="5" w:tplc="40090005" w:tentative="1">
+      <w:start w:val="1"/>
+      <w:numFmt w:val="bullet"/>
+      <w:lvlText w:val=""/>
+      <w:lvlJc w:val="left"/>
+      <w:pPr>
+        <w:ind w:left="4320" w:hanging="360"/>
+      </w:pPr>
+      <w:rPr>
+        <w:rFonts w:ascii="Wingdings" w:hAnsi="Wingdings" w:hint="default"/>
+      </w:rPr>
+    </w:lvl>
+    <w:lvl w:ilvl="6" w:tplc="40090001" w:tentative="1">
+      <w:start w:val="1"/>
+      <w:numFmt w:val="bullet"/>
+      <w:lvlText w:val=""/>
+      <w:lvlJc w:val="left"/>
+      <w:pPr>
+        <w:ind w:left="5040" w:hanging="360"/>
+      </w:pPr>
+      <w:rPr>
+        <w:rFonts w:ascii="Symbol" w:hAnsi="Symbol" w:hint="default"/>
+      </w:rPr>
+    </w:lvl>
+    <w:lvl w:ilvl="7" w:tplc="40090003" w:tentative="1">
+      <w:start w:val="1"/>
+      <w:numFmt w:val="bullet"/>
+      <w:lvlText w:val="o"/>
+      <w:lvlJc w:val="left"/>
+      <w:pPr>
+        <w:ind w:left="5760" w:hanging="360"/>
+      </w:pPr>
+      <w:rPr>
+        <w:rFonts w:ascii="Courier New" w:hAnsi="Courier New" w:cs="Courier New" w:hint="default"/>
+      </w:rPr>
+    </w:lvl>
+    <w:lvl w:ilvl="8" w:tplc="40090005" w:tentative="1">
+      <w:start w:val="1"/>
+      <w:numFmt w:val="bullet"/>
+      <w:lvlText w:val=""/>
+      <w:lvlJc w:val="left"/>
+      <w:pPr>
+        <w:ind w:left="6480" w:hanging="360"/>
+      </w:pPr>
+      <w:rPr>
+        <w:rFonts w:ascii="Wingdings" w:hAnsi="Wingdings" w:hint="default"/>
+      </w:rPr>
+    </w:lvl>
+  </w:abstractNum>
+  <w:abstractNum w:abstractNumId="4" w15:restartNumberingAfterBreak="0">
     <w:nsid w:val="6E5E6A16"/>
     <w:multiLevelType w:val="hybridMultilevel"/>
     <w:tmpl w:val="2662E398"/>
@@ -3124,16 +3761,19 @@
     </w:lvl>
   </w:abstractNum>
   <w:num w:numId="1" w16cid:durableId="878323042">
+    <w:abstractNumId w:val="3"/>
+  </w:num>
+  <w:num w:numId="2" w16cid:durableId="1135678065">
+    <w:abstractNumId w:val="1"/>
+  </w:num>
+  <w:num w:numId="3" w16cid:durableId="1824423331">
     <w:abstractNumId w:val="2"/>
   </w:num>
-  <w:num w:numId="2" w16cid:durableId="1135678065">
+  <w:num w:numId="4" w16cid:durableId="128325705">
+    <w:abstractNumId w:val="4"/>
+  </w:num>
+  <w:num w:numId="5" w16cid:durableId="1213469327">
     <w:abstractNumId w:val="0"/>
-  </w:num>
-  <w:num w:numId="3" w16cid:durableId="1824423331">
-    <w:abstractNumId w:val="1"/>
-  </w:num>
-  <w:num w:numId="4" w16cid:durableId="128325705">
-    <w:abstractNumId w:val="3"/>
   </w:num>
 </w:numbering>
 </file>

--- a/Docker Assignment.docx
+++ b/Docker Assignment.docx
@@ -249,7 +249,48 @@
         </w:drawing>
       </w:r>
     </w:p>
-    <w:p/>
+    <w:p>
+      <w:r>
+        <w:rPr>
+          <w:b/>
+          <w:bCs/>
+          <w:sz w:val="32"/>
+          <w:szCs w:val="32"/>
+          <w:u w:val="single"/>
+        </w:rPr>
+        <w:t xml:space="preserve">GitHub </w:t>
+      </w:r>
+      <w:r>
+        <w:rPr>
+          <w:b/>
+          <w:bCs/>
+          <w:sz w:val="32"/>
+          <w:szCs w:val="32"/>
+          <w:u w:val="single"/>
+        </w:rPr>
+        <w:t>Repository Link:</w:t>
+      </w:r>
+      <w:r>
+        <w:rPr>
+          <w:b/>
+          <w:bCs/>
+          <w:sz w:val="32"/>
+          <w:szCs w:val="32"/>
+          <w:u w:val="single"/>
+        </w:rPr>
+        <w:br/>
+      </w:r>
+      <w:r>
+        <w:br/>
+      </w:r>
+      <w:r>
+        <w:rPr>
+          <w:sz w:val="36"/>
+          <w:szCs w:val="36"/>
+        </w:rPr>
+        <w:t>https://github.com/DanishKhan-Nagarro/DockerLearningApp</w:t>
+      </w:r>
+    </w:p>
     <w:p>
       <w:pPr>
         <w:pStyle w:val="ListParagraph"/>
@@ -337,6 +378,7 @@
         </w:numPr>
       </w:pPr>
       <w:r>
+        <w:lastRenderedPageBreak/>
         <w:t>Verify Docker Compose Installation</w:t>
       </w:r>
       <w:r>
@@ -545,6 +587,7 @@
         </w:numPr>
       </w:pPr>
       <w:r>
+        <w:lastRenderedPageBreak/>
         <w:t>Build Frontend Docker Image</w:t>
       </w:r>
       <w:r>
@@ -622,7 +665,6 @@
         </w:numPr>
       </w:pPr>
       <w:r>
-        <w:lastRenderedPageBreak/>
         <w:t>Build Backend Docker Image</w:t>
       </w:r>
       <w:r>
@@ -774,6 +816,7 @@
         </w:numPr>
       </w:pPr>
       <w:r>
+        <w:lastRenderedPageBreak/>
         <w:t>Run Backend Container</w:t>
       </w:r>
       <w:r>
@@ -956,7 +999,6 @@
         <w:rPr>
           <w:noProof/>
         </w:rPr>
-        <w:lastRenderedPageBreak/>
         <w:drawing>
           <wp:inline distT="0" distB="0" distL="0" distR="0" wp14:anchorId="23C7DF49" wp14:editId="03DA0D83">
             <wp:extent cx="6479540" cy="1024255"/>
@@ -1136,6 +1178,7 @@
         <w:br/>
       </w:r>
       <w:r>
+        <w:lastRenderedPageBreak/>
         <w:br/>
       </w:r>
       <w:r>
@@ -1462,6 +1505,7 @@
         <w:rPr>
           <w:noProof/>
         </w:rPr>
+        <w:lastRenderedPageBreak/>
         <w:drawing>
           <wp:inline distT="0" distB="0" distL="0" distR="0" wp14:anchorId="45751D49" wp14:editId="3D2EACBC">
             <wp:extent cx="5359400" cy="3389801"/>
@@ -1589,7 +1633,6 @@
         </w:numPr>
       </w:pPr>
       <w:r>
-        <w:lastRenderedPageBreak/>
         <w:t>Stop Docker Compose Application</w:t>
       </w:r>
       <w:r>
@@ -1769,6 +1812,7 @@
         <w:rPr>
           <w:noProof/>
         </w:rPr>
+        <w:lastRenderedPageBreak/>
         <w:drawing>
           <wp:inline distT="0" distB="0" distL="0" distR="0" wp14:anchorId="47C02A17" wp14:editId="7963CE44">
             <wp:extent cx="6120130" cy="755650"/>
@@ -1996,7 +2040,6 @@
         </w:numPr>
       </w:pPr>
       <w:r>
-        <w:lastRenderedPageBreak/>
         <w:t>Push Backend Image to Registry</w:t>
       </w:r>
       <w:r>
@@ -2195,6 +2238,7 @@
         <w:br/>
       </w:r>
       <w:r>
+        <w:lastRenderedPageBreak/>
         <w:br/>
       </w:r>
       <w:r>
@@ -2436,7 +2480,6 @@
         </w:numPr>
       </w:pPr>
       <w:r>
-        <w:lastRenderedPageBreak/>
         <w:t>Run Pulled Frontend Image</w:t>
       </w:r>
       <w:r>
@@ -2597,6 +2640,7 @@
         </w:numPr>
       </w:pPr>
       <w:r>
+        <w:lastRenderedPageBreak/>
         <w:t>View Docker Images</w:t>
       </w:r>
       <w:r>
@@ -2710,6 +2754,9 @@
         <w:br/>
       </w:r>
       <w:r>
+        <w:rPr>
+          <w:noProof/>
+        </w:rPr>
         <w:drawing>
           <wp:inline distT="0" distB="0" distL="0" distR="0" wp14:anchorId="7EFCE7BA" wp14:editId="457BAC01">
             <wp:extent cx="3905250" cy="3548680"/>
@@ -2756,31 +2803,34 @@
         </w:numPr>
       </w:pPr>
       <w:r>
+        <w:t xml:space="preserve">Backend Docker </w:t>
+      </w:r>
+      <w:r>
+        <w:t>File:</w:t>
+      </w:r>
+      <w:r>
+        <w:rPr>
+          <w:noProof/>
+        </w:rPr>
+        <w:t xml:space="preserve"> </w:t>
+      </w:r>
+      <w:r>
+        <w:rPr>
+          <w:noProof/>
+        </w:rPr>
+        <w:br/>
+      </w:r>
+      <w:r>
+        <w:rPr>
+          <w:noProof/>
+        </w:rPr>
+        <w:br/>
+      </w:r>
+      <w:r>
+        <w:rPr>
+          <w:noProof/>
+        </w:rPr>
         <w:lastRenderedPageBreak/>
-        <w:t xml:space="preserve">Backend Docker </w:t>
-      </w:r>
-      <w:r>
-        <w:t>File:</w:t>
-      </w:r>
-      <w:r>
-        <w:rPr>
-          <w:noProof/>
-        </w:rPr>
-        <w:t xml:space="preserve"> </w:t>
-      </w:r>
-      <w:r>
-        <w:rPr>
-          <w:noProof/>
-        </w:rPr>
-        <w:br/>
-      </w:r>
-      <w:r>
-        <w:rPr>
-          <w:noProof/>
-        </w:rPr>
-        <w:br/>
-      </w:r>
-      <w:r>
         <w:drawing>
           <wp:inline distT="0" distB="0" distL="0" distR="0" wp14:anchorId="7D0E7DFC" wp14:editId="331D1B65">
             <wp:extent cx="4006330" cy="4012565"/>
@@ -2900,7 +2950,6 @@
         <w:br/>
       </w:r>
       <w:r>
-        <w:lastRenderedPageBreak/>
         <w:br/>
       </w:r>
     </w:p>
@@ -2913,6 +2962,7 @@
         </w:numPr>
       </w:pPr>
       <w:r>
+        <w:lastRenderedPageBreak/>
         <w:t xml:space="preserve">CI/CD </w:t>
       </w:r>
       <w:proofErr w:type="gramStart"/>
@@ -2942,6 +2992,9 @@
         <w:br/>
       </w:r>
       <w:r>
+        <w:rPr>
+          <w:noProof/>
+        </w:rPr>
         <w:drawing>
           <wp:inline distT="0" distB="0" distL="0" distR="0" wp14:anchorId="31ADAF5A" wp14:editId="54C7CE0A">
             <wp:extent cx="4392930" cy="3516896"/>
@@ -4381,6 +4434,7 @@
   <w:style w:type="character" w:default="1" w:styleId="DefaultParagraphFont">
     <w:name w:val="Default Paragraph Font"/>
     <w:uiPriority w:val="1"/>
+    <w:semiHidden/>
     <w:unhideWhenUsed/>
   </w:style>
   <w:style w:type="table" w:default="1" w:styleId="TableNormal">
